--- a/Literature_Reading_and_Scientific_Paper_Writing/experiment2/2专题翻译.docx
+++ b/Literature_Reading_and_Scientific_Paper_Writing/experiment2/2专题翻译.docx
@@ -72,7 +72,7 @@
         <w:ind w:firstLine="480"/>
       </w:pPr>
       <w:r>
-        <w:object w:dxaOrig="1440" w:dyaOrig="1440" w14:anchorId="354AE253">
+        <w:object w:dxaOrig="1440" w:dyaOrig="1440" w14:anchorId="6EEDCBBC">
           <v:shapetype id="_x0000_t75" coordsize="21600,21600" o:spt="75" o:preferrelative="t" path="m@4@5l@4@11@9@11@9@5xe" filled="f" stroked="f">
             <v:stroke joinstyle="miter"/>
             <v:formulas>
@@ -96,7 +96,7 @@
             <v:imagedata r:id="rId7" o:title=""/>
             <w10:wrap type="topAndBottom"/>
           </v:shape>
-          <o:OLEObject Type="Embed" ProgID="Word.Picture.8" ShapeID="Object 2" DrawAspect="Content" ObjectID="_1774100905" r:id="rId8">
+          <o:OLEObject Type="Embed" ProgID="Word.Picture.8" ShapeID="Object 2" DrawAspect="Content" ObjectID="_1774110175" r:id="rId8">
             <o:FieldCodes>\* MERGEFORMAT</o:FieldCodes>
           </o:OLEObject>
         </w:object>
@@ -899,17 +899,8 @@
     <w:p>
       <w:pPr>
         <w:spacing w:line="600" w:lineRule="auto"/>
-        <w:ind w:firstLineChars="450" w:firstLine="1260"/>
-        <w:rPr>
-          <w:sz w:val="28"/>
-        </w:rPr>
-      </w:pPr>
-    </w:p>
-    <w:p>
-      <w:pPr>
-        <w:spacing w:line="600" w:lineRule="auto"/>
-        <w:ind w:firstLineChars="450" w:firstLine="1260"/>
-        <w:rPr>
+        <w:rPr>
+          <w:rFonts w:hint="eastAsia"/>
           <w:sz w:val="28"/>
         </w:rPr>
       </w:pPr>
@@ -1023,7 +1014,7 @@
       <w:pPr>
         <w:pStyle w:val="aff1"/>
         <w:rPr>
-          <w:rFonts w:ascii="楷体" w:eastAsia="楷体" w:hAnsi="楷体" w:cs="楷体"/>
+          <w:rFonts w:ascii="楷体" w:eastAsia="楷体" w:hAnsi="楷体" w:cs="楷体" w:hint="eastAsia"/>
           <w:szCs w:val="24"/>
         </w:rPr>
       </w:pPr>
@@ -1247,26 +1238,26 @@
         <w:rPr>
           <w:rFonts w:hint="eastAsia"/>
         </w:rPr>
-        <w:t>的预测质量受到有限的先</w:t>
+        <w:t>的预测质量受到有限的先验知识的决定。它在遭遇不确定环境后开始适应或学习，并考虑这些信息。通信网络使能的控制器可以通过结合先行车辆分享的环境信息来解决部分问题。受这些论文的启发，当前论文利用车辆到云（</w:t>
+      </w:r>
+      <w:r>
+        <w:rPr>
+          <w:rFonts w:hint="eastAsia"/>
+        </w:rPr>
+        <w:t>V2C</w:t>
+      </w:r>
+      <w:r>
+        <w:rPr>
+          <w:rFonts w:hint="eastAsia"/>
+        </w:rPr>
+        <w:t>）通信，为横向动力学提出一种主动鲁棒自适应控制架构，通过系统地</w:t>
       </w:r>
       <w:r>
         <w:rPr>
           <w:rFonts w:hint="eastAsia"/>
         </w:rPr>
         <w:lastRenderedPageBreak/>
-        <w:t>验知识的决定。它在遭遇不确定环境后开始适应或学习，并考虑这些信息。通信网络使能的控制器可以通过结合先行车辆分享的环境信息来解决部分问题。受这些论文的启发，当前论文利用车辆到云（</w:t>
-      </w:r>
-      <w:r>
-        <w:rPr>
-          <w:rFonts w:hint="eastAsia"/>
-        </w:rPr>
-        <w:t>V2C</w:t>
-      </w:r>
-      <w:r>
-        <w:rPr>
-          <w:rFonts w:hint="eastAsia"/>
-        </w:rPr>
-        <w:t>）通信，为横向动力学提出一种主动鲁棒自适应控制架构，通过系统地结合匿名车辆和天气预报的环境测量数据。</w:t>
+        <w:t>结合匿名车辆和天气预报的环境测量数据。</w:t>
       </w:r>
     </w:p>
     <w:p>
@@ -1507,7 +1498,6 @@
         <w:rPr>
           <w:rFonts w:hint="eastAsia"/>
         </w:rPr>
-        <w:lastRenderedPageBreak/>
         <w:t>相关工作</w:t>
       </w:r>
     </w:p>
@@ -1544,7 +1534,14 @@
         <w:rPr>
           <w:rFonts w:hint="eastAsia"/>
         </w:rPr>
-        <w:t>研究了空气阻力减少与动力传动系统能量损失之间的最优权衡，利用来自前车的预览。其他网络使能应用包括车辆之间的碰撞避免</w:t>
+        <w:t>研究了空气阻</w:t>
+      </w:r>
+      <w:r>
+        <w:rPr>
+          <w:rFonts w:hint="eastAsia"/>
+        </w:rPr>
+        <w:lastRenderedPageBreak/>
+        <w:t>力减少与动力传动系统能量损失之间的最优权衡，利用来自前车的预览。其他网络使能应用包括车辆之间的碰撞避免</w:t>
       </w:r>
       <w:r>
         <w:rPr>
@@ -3380,7 +3377,6 @@
               <w:rStyle w:val="af5"/>
               <w:rFonts w:ascii="Cambria Math" w:hAnsi="Cambria Math"/>
             </w:rPr>
-            <w:lastRenderedPageBreak/>
             <m:t>A</m:t>
           </m:r>
           <m:d>
@@ -5928,7 +5924,18 @@
           <w:bCs w:val="0"/>
           <w:iCs/>
         </w:rPr>
-        <w:t>为了符号简便，当不需要强调对转向刚度的依赖时，我们将它们表示为</w:t>
+        <w:t>为了符号简便，当不需要强调对转向刚度的依赖时，我们将</w:t>
+      </w:r>
+      <w:r>
+        <w:rPr>
+          <w:rStyle w:val="af5"/>
+          <w:rFonts w:ascii="Helvetica Neue" w:hAnsi="Helvetica Neue" w:hint="eastAsia"/>
+          <w:b w:val="0"/>
+          <w:bCs w:val="0"/>
+          <w:iCs/>
+        </w:rPr>
+        <w:lastRenderedPageBreak/>
+        <w:t>它们表示为</w:t>
       </w:r>
       <m:oMath>
         <m:r>
@@ -6539,19 +6546,24 @@
       <w:pPr>
         <w:pStyle w:val="a0"/>
         <w:ind w:firstLine="480"/>
-        <w:rPr>
-          <w:rFonts w:hint="eastAsia"/>
-        </w:rPr>
       </w:pPr>
       <w:r>
         <w:rPr>
           <w:rFonts w:hint="eastAsia"/>
         </w:rPr>
-        <w:t>考虑图</w:t>
-      </w:r>
-      <w:r>
-        <w:rPr>
-          <w:rFonts w:hint="eastAsia"/>
+        <w:t>考虑</w:t>
+      </w:r>
+      <w:r>
+        <w:rPr>
+          <w:rFonts w:hint="eastAsia"/>
+          <w:color w:val="156082" w:themeColor="accent1"/>
+        </w:rPr>
+        <w:t>图</w:t>
+      </w:r>
+      <w:r>
+        <w:rPr>
+          <w:rFonts w:hint="eastAsia"/>
+          <w:color w:val="156082" w:themeColor="accent1"/>
         </w:rPr>
         <w:t>1</w:t>
       </w:r>
@@ -6559,11 +6571,19 @@
         <w:rPr>
           <w:rFonts w:hint="eastAsia"/>
         </w:rPr>
-        <w:t>中的架构来解决问题</w:t>
-      </w:r>
-      <w:r>
-        <w:rPr>
-          <w:rFonts w:hint="eastAsia"/>
+        <w:t>中的架构来解决</w:t>
+      </w:r>
+      <w:r>
+        <w:rPr>
+          <w:rFonts w:hint="eastAsia"/>
+          <w:color w:val="156082" w:themeColor="accent1"/>
+        </w:rPr>
+        <w:t>问题</w:t>
+      </w:r>
+      <w:r>
+        <w:rPr>
+          <w:rFonts w:hint="eastAsia"/>
+          <w:color w:val="156082" w:themeColor="accent1"/>
         </w:rPr>
         <w:t>2.1</w:t>
       </w:r>
@@ -6571,11 +6591,19 @@
         <w:rPr>
           <w:rFonts w:hint="eastAsia"/>
         </w:rPr>
-        <w:t>。数据中心获取信息</w:t>
-      </w:r>
-      <w:r>
-        <w:rPr>
-          <w:rFonts w:hint="eastAsia"/>
+        <w:t>。数据中心获取</w:t>
+      </w:r>
+      <w:r>
+        <w:rPr>
+          <w:rFonts w:hint="eastAsia"/>
+          <w:color w:val="156082" w:themeColor="accent1"/>
+        </w:rPr>
+        <w:t>信息</w:t>
+      </w:r>
+      <w:r>
+        <w:rPr>
+          <w:rFonts w:hint="eastAsia"/>
+          <w:color w:val="156082" w:themeColor="accent1"/>
         </w:rPr>
         <w:t>2.1</w:t>
       </w:r>
@@ -6669,19 +6697,34 @@
         <w:rPr>
           <w:rFonts w:hint="eastAsia"/>
         </w:rPr>
-        <w:t>的前两部分信息，这些信息通过第</w:t>
-      </w:r>
-      <w:r>
-        <w:rPr>
-          <w:rFonts w:hint="eastAsia"/>
+        <w:t>的前两部分信息，这些信息通过</w:t>
+      </w:r>
+      <w:r>
+        <w:rPr>
+          <w:rFonts w:hint="eastAsia"/>
+          <w:color w:val="156082" w:themeColor="accent1"/>
+        </w:rPr>
+        <w:t>第</w:t>
+      </w:r>
+      <w:r>
+        <w:rPr>
+          <w:rFonts w:hint="eastAsia"/>
+          <w:color w:val="156082" w:themeColor="accent1"/>
         </w:rPr>
         <w:t>III-B</w:t>
       </w:r>
       <w:r>
         <w:rPr>
           <w:rFonts w:hint="eastAsia"/>
-        </w:rPr>
-        <w:t>节中的</w:t>
+          <w:color w:val="156082" w:themeColor="accent1"/>
+        </w:rPr>
+        <w:t>节</w:t>
+      </w:r>
+      <w:r>
+        <w:rPr>
+          <w:rFonts w:hint="eastAsia"/>
+        </w:rPr>
+        <w:t>中的</w:t>
       </w:r>
       <w:r>
         <w:rPr>
@@ -6705,31 +6748,54 @@
         <w:rPr>
           <w:rFonts w:hint="eastAsia"/>
         </w:rPr>
-        <w:t>自适应控制和速度设计过程概述在第</w:t>
-      </w:r>
-      <w:r>
-        <w:rPr>
-          <w:rFonts w:hint="eastAsia"/>
+        <w:t>自适应控制和速度设计过程概述在</w:t>
+      </w:r>
+      <w:r>
+        <w:rPr>
+          <w:rFonts w:hint="eastAsia"/>
+          <w:color w:val="156082" w:themeColor="accent1"/>
+        </w:rPr>
+        <w:t>第</w:t>
+      </w:r>
+      <w:r>
+        <w:rPr>
+          <w:rFonts w:hint="eastAsia"/>
+          <w:color w:val="156082" w:themeColor="accent1"/>
         </w:rPr>
         <w:t>III-D.2</w:t>
       </w:r>
       <w:r>
         <w:rPr>
           <w:rFonts w:hint="eastAsia"/>
-        </w:rPr>
-        <w:t>节和</w:t>
-      </w:r>
-      <w:r>
-        <w:rPr>
-          <w:rFonts w:hint="eastAsia"/>
+          <w:color w:val="156082" w:themeColor="accent1"/>
+        </w:rPr>
+        <w:t>节</w:t>
+      </w:r>
+      <w:r>
+        <w:rPr>
+          <w:rFonts w:hint="eastAsia"/>
+        </w:rPr>
+        <w:t>和</w:t>
+      </w:r>
+      <w:r>
+        <w:rPr>
+          <w:rFonts w:hint="eastAsia"/>
+          <w:color w:val="156082" w:themeColor="accent1"/>
         </w:rPr>
         <w:t>III-D.3</w:t>
       </w:r>
       <w:r>
         <w:rPr>
           <w:rFonts w:hint="eastAsia"/>
-        </w:rPr>
-        <w:t>节，并且这个过程可以重复用于其他区域。车载测量和先验估计融合产生当前区域的转向刚度后验估计，在第</w:t>
+          <w:color w:val="156082" w:themeColor="accent1"/>
+        </w:rPr>
+        <w:t>节</w:t>
+      </w:r>
+      <w:r>
+        <w:rPr>
+          <w:rFonts w:hint="eastAsia"/>
+        </w:rPr>
+        <w:t>，并且这个过程可以重复用于其他区域。车载测量和先验估计融合产生当前区域的转向刚度后验估计，在第</w:t>
       </w:r>
       <w:r>
         <w:rPr>
@@ -6760,9 +6826,6 @@
       <w:pPr>
         <w:pStyle w:val="a0"/>
         <w:ind w:firstLine="489"/>
-        <w:rPr>
-          <w:rFonts w:hint="eastAsia"/>
-        </w:rPr>
       </w:pPr>
       <w:r>
         <w:rPr>
@@ -6789,10 +6852,6460 @@
     </w:p>
     <w:p>
       <w:pPr>
+        <w:pStyle w:val="2"/>
+        <w:spacing w:before="78" w:after="78"/>
         <w:rPr>
           <w:rFonts w:hint="eastAsia"/>
         </w:rPr>
       </w:pPr>
+      <w:r>
+        <w:rPr>
+          <w:rFonts w:hint="eastAsia"/>
+        </w:rPr>
+        <w:t>先验估计：时空固定秩韧性滤波</w:t>
+      </w:r>
+    </w:p>
+    <w:p>
+      <w:pPr>
+        <w:rPr>
+          <w:rFonts w:hint="eastAsia"/>
+          <w:vertAlign w:val="subscript"/>
+        </w:rPr>
+      </w:pPr>
+      <w:r>
+        <w:rPr>
+          <w:rFonts w:hint="eastAsia"/>
+        </w:rPr>
+        <w:t>来自天气预报和匿名车辆的关于转向刚度的信息包含其属性以及空间和时间信息。转向刚度的估计可以被构建为一个时空数据融合问题。我们提出将时空固定秩滤波</w:t>
+      </w:r>
+      <w:r>
+        <w:t>[</w:t>
+      </w:r>
+      <w:r>
+        <w:rPr>
+          <w:rFonts w:hint="eastAsia"/>
+        </w:rPr>
+        <w:t>16</w:t>
+      </w:r>
+      <w:r>
+        <w:t>]</w:t>
+      </w:r>
+      <w:r>
+        <w:rPr>
+          <w:rFonts w:hint="eastAsia"/>
+        </w:rPr>
+        <w:t>扩展为固定秩韧性滤波器（</w:t>
+      </w:r>
+      <w:r>
+        <w:rPr>
+          <w:rFonts w:hint="eastAsia"/>
+        </w:rPr>
+        <w:t>FRRF</w:t>
+      </w:r>
+      <w:r>
+        <w:rPr>
+          <w:rFonts w:hint="eastAsia"/>
+        </w:rPr>
+        <w:t>），使该滤波器能够捕获模型不确定性和（未建模的）有偏噪声。假设转向刚度</w:t>
+      </w:r>
+      <m:oMath>
+        <m:sSub>
+          <m:sSubPr>
+            <m:ctrlPr>
+              <w:rPr>
+                <w:rFonts w:ascii="Cambria Math" w:hAnsi="Cambria Math"/>
+                <w:i/>
+              </w:rPr>
+            </m:ctrlPr>
+          </m:sSubPr>
+          <m:e>
+            <m:r>
+              <w:rPr>
+                <w:rFonts w:ascii="Cambria Math" w:hAnsi="Cambria Math"/>
+              </w:rPr>
+              <m:t>C</m:t>
+            </m:r>
+          </m:e>
+          <m:sub>
+            <m:r>
+              <w:rPr>
+                <w:rFonts w:ascii="Cambria Math" w:hAnsi="Cambria Math"/>
+              </w:rPr>
+              <m:t>f</m:t>
+            </m:r>
+          </m:sub>
+        </m:sSub>
+      </m:oMath>
+      <w:r>
+        <w:rPr>
+          <w:rFonts w:hint="eastAsia"/>
+        </w:rPr>
+        <w:t>(</w:t>
+      </w:r>
+      <w:r>
+        <w:rPr>
+          <w:rFonts w:hint="eastAsia"/>
+        </w:rPr>
+        <w:t>或</w:t>
+      </w:r>
+      <m:oMath>
+        <m:sSub>
+          <m:sSubPr>
+            <m:ctrlPr>
+              <w:rPr>
+                <w:rFonts w:ascii="Cambria Math" w:hAnsi="Cambria Math"/>
+                <w:i/>
+              </w:rPr>
+            </m:ctrlPr>
+          </m:sSubPr>
+          <m:e>
+            <m:r>
+              <w:rPr>
+                <w:rFonts w:ascii="Cambria Math" w:hAnsi="Cambria Math"/>
+              </w:rPr>
+              <m:t>C</m:t>
+            </m:r>
+          </m:e>
+          <m:sub>
+            <m:r>
+              <w:rPr>
+                <w:rFonts w:ascii="Cambria Math" w:hAnsi="Cambria Math"/>
+              </w:rPr>
+              <m:t>r</m:t>
+            </m:r>
+          </m:sub>
+        </m:sSub>
+      </m:oMath>
+      <w:r>
+        <w:rPr>
+          <w:rFonts w:hint="eastAsia"/>
+        </w:rPr>
+        <w:t>)</w:t>
+      </w:r>
+      <w:r>
+        <w:rPr>
+          <w:rFonts w:hint="eastAsia"/>
+        </w:rPr>
+        <w:t>遵循一个时空过程</w:t>
+      </w:r>
+      <m:oMath>
+        <m:r>
+          <w:rPr>
+            <w:rFonts w:ascii="Cambria Math" w:hAnsi="Cambria Math"/>
+          </w:rPr>
+          <m:t xml:space="preserve">{q_{s,k} : s </m:t>
+        </m:r>
+        <m:r>
+          <m:rPr>
+            <m:sty m:val="p"/>
+          </m:rPr>
+          <w:rPr>
+            <w:rFonts w:ascii="Cambria Math" w:hAnsi="Cambria Math" w:hint="eastAsia"/>
+          </w:rPr>
+          <m:t>∈</m:t>
+        </m:r>
+        <m:r>
+          <w:rPr>
+            <w:rFonts w:ascii="Cambria Math" w:hAnsi="Cambria Math"/>
+          </w:rPr>
+          <m:t xml:space="preserve">D, k </m:t>
+        </m:r>
+        <m:r>
+          <m:rPr>
+            <m:sty m:val="p"/>
+          </m:rPr>
+          <w:rPr>
+            <w:rFonts w:ascii="Cambria Math" w:hAnsi="Cambria Math" w:hint="eastAsia"/>
+          </w:rPr>
+          <m:t>∈</m:t>
+        </m:r>
+        <m:r>
+          <m:rPr>
+            <m:lit/>
+          </m:rPr>
+          <w:rPr>
+            <w:rFonts w:ascii="Cambria Math" w:hAnsi="Cambria Math"/>
+          </w:rPr>
+          <m:t>{</m:t>
+        </m:r>
+        <m:r>
+          <w:rPr>
+            <w:rFonts w:ascii="Cambria Math" w:hAnsi="Cambria Math"/>
+          </w:rPr>
+          <m:t xml:space="preserve">1, 2, </m:t>
+        </m:r>
+        <m:r>
+          <m:rPr>
+            <m:sty m:val="p"/>
+          </m:rPr>
+          <w:rPr>
+            <w:rFonts w:ascii="Cambria Math" w:hAnsi="Cambria Math" w:hint="eastAsia"/>
+          </w:rPr>
+          <m:t>…</m:t>
+        </m:r>
+        <m:r>
+          <w:rPr>
+            <w:rFonts w:ascii="Cambria Math" w:hAnsi="Cambria Math"/>
+          </w:rPr>
+          <m:t>, n_D</m:t>
+        </m:r>
+        <m:r>
+          <m:rPr>
+            <m:lit/>
+          </m:rPr>
+          <w:rPr>
+            <w:rFonts w:ascii="Cambria Math" w:hAnsi="Cambria Math"/>
+          </w:rPr>
+          <m:t>}}</m:t>
+        </m:r>
+      </m:oMath>
+      <w:r>
+        <w:rPr>
+          <w:rFonts w:hint="eastAsia"/>
+        </w:rPr>
+        <w:t>,</w:t>
+      </w:r>
+      <w:r>
+        <w:rPr>
+          <w:rFonts w:hint="eastAsia"/>
+        </w:rPr>
+        <w:t>其中</w:t>
+      </w:r>
+      <m:oMath>
+        <m:sSub>
+          <m:sSubPr>
+            <m:ctrlPr>
+              <w:rPr>
+                <w:rFonts w:ascii="Cambria Math" w:hAnsi="Cambria Math"/>
+                <w:i/>
+              </w:rPr>
+            </m:ctrlPr>
+          </m:sSubPr>
+          <m:e>
+            <m:r>
+              <w:rPr>
+                <w:rFonts w:ascii="Cambria Math" w:hAnsi="Cambria Math"/>
+              </w:rPr>
+              <m:t>q</m:t>
+            </m:r>
+          </m:e>
+          <m:sub>
+            <m:r>
+              <w:rPr>
+                <w:rFonts w:ascii="Cambria Math" w:hAnsi="Cambria Math"/>
+              </w:rPr>
+              <m:t>s,k</m:t>
+            </m:r>
+          </m:sub>
+        </m:sSub>
+        <m:r>
+          <m:rPr>
+            <m:sty m:val="p"/>
+          </m:rPr>
+          <w:rPr>
+            <w:rFonts w:ascii="Cambria Math" w:hAnsi="Cambria Math" w:hint="eastAsia"/>
+          </w:rPr>
+          <m:t>∈</m:t>
+        </m:r>
+        <m:r>
+          <w:rPr>
+            <w:rFonts w:ascii="Cambria Math" w:hAnsi="Cambria Math"/>
+          </w:rPr>
+          <m:t>R</m:t>
+        </m:r>
+      </m:oMath>
+      <w:r>
+        <w:rPr>
+          <w:rFonts w:hint="eastAsia"/>
+        </w:rPr>
+        <w:t>,</w:t>
+      </w:r>
+      <m:oMath>
+        <m:r>
+          <w:rPr>
+            <w:rFonts w:ascii="Cambria Math" w:hAnsi="Cambria Math" w:hint="eastAsia"/>
+          </w:rPr>
+          <m:t>D</m:t>
+        </m:r>
+      </m:oMath>
+      <w:r>
+        <w:rPr>
+          <w:rFonts w:hint="eastAsia"/>
+        </w:rPr>
+        <w:t>是</w:t>
+      </w:r>
+      <w:r>
+        <w:rPr>
+          <w:rFonts w:ascii="Helvetica Neue" w:hAnsi="Helvetica Neue"/>
+          <w:color w:val="333333"/>
+          <w:shd w:val="clear" w:color="auto" w:fill="FFFFFF"/>
+        </w:rPr>
+        <w:t>空间域（或区域）的索引集，而</w:t>
+      </w:r>
+      <m:oMath>
+        <m:r>
+          <w:rPr>
+            <w:rFonts w:ascii="Cambria Math" w:hAnsi="Cambria Math" w:hint="eastAsia"/>
+            <w:color w:val="333333"/>
+            <w:shd w:val="clear" w:color="auto" w:fill="FFFFFF"/>
+          </w:rPr>
+          <m:t>k</m:t>
+        </m:r>
+      </m:oMath>
+      <w:r>
+        <w:rPr>
+          <w:rFonts w:ascii="Helvetica Neue" w:hAnsi="Helvetica Neue" w:hint="eastAsia"/>
+          <w:color w:val="333333"/>
+          <w:shd w:val="clear" w:color="auto" w:fill="FFFFFF"/>
+        </w:rPr>
+        <w:t>是离散时间索引。域</w:t>
+      </w:r>
+      <m:oMath>
+        <m:r>
+          <w:rPr>
+            <w:rFonts w:ascii="Cambria Math" w:hAnsi="Cambria Math" w:hint="eastAsia"/>
+            <w:color w:val="333333"/>
+            <w:shd w:val="clear" w:color="auto" w:fill="FFFFFF"/>
+          </w:rPr>
+          <m:t>D</m:t>
+        </m:r>
+      </m:oMath>
+      <w:r>
+        <w:rPr>
+          <w:rFonts w:ascii="Helvetica Neue" w:hAnsi="Helvetica Neue"/>
+          <w:color w:val="333333"/>
+          <w:shd w:val="clear" w:color="auto" w:fill="FFFFFF"/>
+        </w:rPr>
+        <w:t>可以是有限的，或者是可数无限的。现在考虑时空混合效应模型</w:t>
+      </w:r>
+      <w:r>
+        <w:rPr>
+          <w:rFonts w:ascii="Helvetica Neue" w:hAnsi="Helvetica Neue"/>
+          <w:color w:val="333333"/>
+          <w:shd w:val="clear" w:color="auto" w:fill="FFFFFF"/>
+        </w:rPr>
+        <w:t>[</w:t>
+      </w:r>
+      <w:r>
+        <w:rPr>
+          <w:rFonts w:ascii="Helvetica Neue" w:hAnsi="Helvetica Neue"/>
+          <w:color w:val="333333"/>
+          <w:shd w:val="clear" w:color="auto" w:fill="FFFFFF"/>
+        </w:rPr>
+        <w:t>16</w:t>
+      </w:r>
+      <w:r>
+        <w:rPr>
+          <w:rFonts w:ascii="Helvetica Neue" w:hAnsi="Helvetica Neue"/>
+          <w:color w:val="333333"/>
+          <w:shd w:val="clear" w:color="auto" w:fill="FFFFFF"/>
+        </w:rPr>
+        <w:t>][</w:t>
+      </w:r>
+      <w:r>
+        <w:rPr>
+          <w:rFonts w:ascii="Helvetica Neue" w:hAnsi="Helvetica Neue"/>
+          <w:color w:val="333333"/>
+          <w:shd w:val="clear" w:color="auto" w:fill="FFFFFF"/>
+        </w:rPr>
+        <w:t>18</w:t>
+      </w:r>
+      <w:r>
+        <w:rPr>
+          <w:rFonts w:ascii="Helvetica Neue" w:hAnsi="Helvetica Neue"/>
+          <w:color w:val="333333"/>
+          <w:shd w:val="clear" w:color="auto" w:fill="FFFFFF"/>
+        </w:rPr>
+        <w:t>]</w:t>
+      </w:r>
+      <w:r>
+        <w:rPr>
+          <w:rFonts w:ascii="Helvetica Neue" w:hAnsi="Helvetica Neue"/>
+          <w:color w:val="333333"/>
+          <w:shd w:val="clear" w:color="auto" w:fill="FFFFFF"/>
+        </w:rPr>
+        <w:t>：</w:t>
+      </w:r>
+    </w:p>
+    <w:p>
+      <m:oMathPara>
+        <m:oMath>
+          <m:sSub>
+            <m:sSubPr>
+              <m:ctrlPr>
+                <w:rPr>
+                  <w:rFonts w:ascii="Cambria Math" w:hAnsi="Cambria Math"/>
+                  <w:i/>
+                </w:rPr>
+              </m:ctrlPr>
+            </m:sSubPr>
+            <m:e>
+              <m:r>
+                <w:rPr>
+                  <w:rFonts w:ascii="Cambria Math" w:hAnsi="Cambria Math"/>
+                </w:rPr>
+                <m:t>q</m:t>
+              </m:r>
+            </m:e>
+            <m:sub>
+              <m:r>
+                <w:rPr>
+                  <w:rFonts w:ascii="Cambria Math" w:hAnsi="Cambria Math"/>
+                </w:rPr>
+                <m:t>s,k</m:t>
+              </m:r>
+            </m:sub>
+          </m:sSub>
+          <m:r>
+            <w:rPr>
+              <w:rFonts w:ascii="Cambria Math" w:hAnsi="Cambria Math"/>
+            </w:rPr>
+            <m:t>=</m:t>
+          </m:r>
+          <m:sSub>
+            <m:sSubPr>
+              <m:ctrlPr>
+                <w:rPr>
+                  <w:rFonts w:ascii="Cambria Math" w:hAnsi="Cambria Math"/>
+                  <w:i/>
+                </w:rPr>
+              </m:ctrlPr>
+            </m:sSubPr>
+            <m:e>
+              <m:r>
+                <m:rPr>
+                  <m:sty m:val="p"/>
+                </m:rPr>
+                <w:rPr>
+                  <w:rFonts w:ascii="Cambria Math" w:hAnsi="Cambria Math"/>
+                </w:rPr>
+                <m:t>μ</m:t>
+              </m:r>
+            </m:e>
+            <m:sub>
+              <m:r>
+                <w:rPr>
+                  <w:rFonts w:ascii="Cambria Math" w:hAnsi="Cambria Math"/>
+                </w:rPr>
+                <m:t>s,k</m:t>
+              </m:r>
+            </m:sub>
+          </m:sSub>
+          <m:r>
+            <w:rPr>
+              <w:rFonts w:ascii="Cambria Math" w:hAnsi="Cambria Math"/>
+            </w:rPr>
+            <m:t>+</m:t>
+          </m:r>
+          <m:sSub>
+            <m:sSubPr>
+              <m:ctrlPr>
+                <w:rPr>
+                  <w:rFonts w:ascii="Cambria Math" w:hAnsi="Cambria Math"/>
+                  <w:i/>
+                </w:rPr>
+              </m:ctrlPr>
+            </m:sSubPr>
+            <m:e>
+              <m:r>
+                <w:rPr>
+                  <w:rFonts w:ascii="Cambria Math" w:hAnsi="Cambria Math"/>
+                </w:rPr>
+                <m:t>S</m:t>
+              </m:r>
+            </m:e>
+            <m:sub>
+              <m:r>
+                <w:rPr>
+                  <w:rFonts w:ascii="Cambria Math" w:hAnsi="Cambria Math"/>
+                </w:rPr>
+                <m:t>s,k</m:t>
+              </m:r>
+            </m:sub>
+          </m:sSub>
+          <m:sSub>
+            <m:sSubPr>
+              <m:ctrlPr>
+                <w:rPr>
+                  <w:rFonts w:ascii="Cambria Math" w:hAnsi="Cambria Math"/>
+                  <w:i/>
+                </w:rPr>
+              </m:ctrlPr>
+            </m:sSubPr>
+            <m:e>
+              <m:r>
+                <m:rPr>
+                  <m:sty m:val="p"/>
+                </m:rPr>
+                <w:rPr>
+                  <w:rFonts w:ascii="Cambria Math" w:hAnsi="Cambria Math"/>
+                </w:rPr>
+                <m:t>η</m:t>
+              </m:r>
+              <m:ctrlPr>
+                <w:rPr>
+                  <w:rFonts w:ascii="Cambria Math" w:hAnsi="Cambria Math"/>
+                </w:rPr>
+              </m:ctrlPr>
+            </m:e>
+            <m:sub>
+              <m:r>
+                <w:rPr>
+                  <w:rFonts w:ascii="Cambria Math" w:hAnsi="Cambria Math"/>
+                </w:rPr>
+                <m:t>k</m:t>
+              </m:r>
+            </m:sub>
+          </m:sSub>
+          <m:r>
+            <w:rPr>
+              <w:rFonts w:ascii="Cambria Math" w:hAnsi="Cambria Math"/>
+            </w:rPr>
+            <m:t>+</m:t>
+          </m:r>
+          <m:sSub>
+            <m:sSubPr>
+              <m:ctrlPr>
+                <w:rPr>
+                  <w:rFonts w:ascii="Cambria Math" w:hAnsi="Cambria Math"/>
+                  <w:i/>
+                </w:rPr>
+              </m:ctrlPr>
+            </m:sSubPr>
+            <m:e>
+              <m:r>
+                <m:rPr>
+                  <m:sty m:val="p"/>
+                </m:rPr>
+                <w:rPr>
+                  <w:rFonts w:ascii="Cambria Math" w:hAnsi="Cambria Math"/>
+                </w:rPr>
+                <m:t>ξ</m:t>
+              </m:r>
+            </m:e>
+            <m:sub>
+              <m:r>
+                <w:rPr>
+                  <w:rFonts w:ascii="Cambria Math" w:hAnsi="Cambria Math"/>
+                </w:rPr>
+                <m:t>s,k</m:t>
+              </m:r>
+            </m:sub>
+          </m:sSub>
+          <m:r>
+            <w:rPr>
+              <w:rFonts w:ascii="Cambria Math" w:hAnsi="Cambria Math"/>
+            </w:rPr>
+            <m:t>,</m:t>
+          </m:r>
+          <m:r>
+            <m:rPr>
+              <m:sty m:val="p"/>
+            </m:rPr>
+            <w:rPr>
+              <w:rFonts w:ascii="Cambria Math" w:hAnsi="Cambria Math"/>
+            </w:rPr>
+            <m:t> </m:t>
+          </m:r>
+          <m:sSub>
+            <m:sSubPr>
+              <m:ctrlPr>
+                <w:rPr>
+                  <w:rFonts w:ascii="Cambria Math" w:hAnsi="Cambria Math"/>
+                  <w:i/>
+                </w:rPr>
+              </m:ctrlPr>
+            </m:sSubPr>
+            <m:e>
+              <m:r>
+                <w:rPr>
+                  <w:rFonts w:ascii="Cambria Math" w:hAnsi="Cambria Math"/>
+                </w:rPr>
+                <m:t>z</m:t>
+              </m:r>
+            </m:e>
+            <m:sub>
+              <m:r>
+                <w:rPr>
+                  <w:rFonts w:ascii="Cambria Math" w:hAnsi="Cambria Math"/>
+                </w:rPr>
+                <m:t>k</m:t>
+              </m:r>
+            </m:sub>
+          </m:sSub>
+          <m:r>
+            <w:rPr>
+              <w:rFonts w:ascii="Cambria Math" w:hAnsi="Cambria Math"/>
+            </w:rPr>
+            <m:t>=</m:t>
+          </m:r>
+          <m:sSup>
+            <m:sSupPr>
+              <m:ctrlPr>
+                <w:rPr>
+                  <w:rFonts w:ascii="Cambria Math" w:hAnsi="Cambria Math"/>
+                  <w:i/>
+                </w:rPr>
+              </m:ctrlPr>
+            </m:sSupPr>
+            <m:e>
+              <m:d>
+                <m:dPr>
+                  <m:begChr m:val="["/>
+                  <m:endChr m:val="]"/>
+                  <m:ctrlPr>
+                    <w:rPr>
+                      <w:rFonts w:ascii="Cambria Math" w:hAnsi="Cambria Math"/>
+                      <w:i/>
+                    </w:rPr>
+                  </m:ctrlPr>
+                </m:dPr>
+                <m:e>
+                  <m:sSub>
+                    <m:sSubPr>
+                      <m:ctrlPr>
+                        <w:rPr>
+                          <w:rFonts w:ascii="Cambria Math" w:hAnsi="Cambria Math"/>
+                          <w:i/>
+                        </w:rPr>
+                      </m:ctrlPr>
+                    </m:sSubPr>
+                    <m:e>
+                      <m:r>
+                        <w:rPr>
+                          <w:rFonts w:ascii="Cambria Math" w:hAnsi="Cambria Math"/>
+                        </w:rPr>
+                        <m:t>z</m:t>
+                      </m:r>
+                    </m:e>
+                    <m:sub>
+                      <m:r>
+                        <w:rPr>
+                          <w:rFonts w:ascii="Cambria Math" w:hAnsi="Cambria Math"/>
+                        </w:rPr>
+                        <m:t>s1,k</m:t>
+                      </m:r>
+                    </m:sub>
+                  </m:sSub>
+                  <m:r>
+                    <w:rPr>
+                      <w:rFonts w:ascii="Cambria Math" w:hAnsi="Cambria Math"/>
+                    </w:rPr>
+                    <m:t>,</m:t>
+                  </m:r>
+                  <m:sSub>
+                    <m:sSubPr>
+                      <m:ctrlPr>
+                        <w:rPr>
+                          <w:rFonts w:ascii="Cambria Math" w:hAnsi="Cambria Math"/>
+                          <w:i/>
+                        </w:rPr>
+                      </m:ctrlPr>
+                    </m:sSubPr>
+                    <m:e>
+                      <m:r>
+                        <w:rPr>
+                          <w:rFonts w:ascii="Cambria Math" w:hAnsi="Cambria Math"/>
+                        </w:rPr>
+                        <m:t>z</m:t>
+                      </m:r>
+                    </m:e>
+                    <m:sub>
+                      <m:r>
+                        <w:rPr>
+                          <w:rFonts w:ascii="Cambria Math" w:hAnsi="Cambria Math"/>
+                        </w:rPr>
+                        <m:t>s2,k</m:t>
+                      </m:r>
+                    </m:sub>
+                  </m:sSub>
+                  <m:r>
+                    <w:rPr>
+                      <w:rFonts w:ascii="Cambria Math" w:hAnsi="Cambria Math"/>
+                    </w:rPr>
+                    <m:t>,</m:t>
+                  </m:r>
+                  <m:r>
+                    <m:rPr>
+                      <m:sty m:val="p"/>
+                    </m:rPr>
+                    <w:rPr>
+                      <w:rFonts w:ascii="Cambria Math" w:hAnsi="Cambria Math" w:hint="eastAsia"/>
+                    </w:rPr>
+                    <m:t>…</m:t>
+                  </m:r>
+                  <m:r>
+                    <w:rPr>
+                      <w:rFonts w:ascii="Cambria Math" w:hAnsi="Cambria Math"/>
+                    </w:rPr>
+                    <m:t>,</m:t>
+                  </m:r>
+                  <m:sSub>
+                    <m:sSubPr>
+                      <m:ctrlPr>
+                        <w:rPr>
+                          <w:rFonts w:ascii="Cambria Math" w:hAnsi="Cambria Math"/>
+                          <w:i/>
+                        </w:rPr>
+                      </m:ctrlPr>
+                    </m:sSubPr>
+                    <m:e>
+                      <m:r>
+                        <w:rPr>
+                          <w:rFonts w:ascii="Cambria Math" w:hAnsi="Cambria Math"/>
+                        </w:rPr>
+                        <m:t>z</m:t>
+                      </m:r>
+                    </m:e>
+                    <m:sub>
+                      <m:r>
+                        <w:rPr>
+                          <w:rFonts w:ascii="Cambria Math" w:hAnsi="Cambria Math"/>
+                        </w:rPr>
+                        <m:t>s</m:t>
+                      </m:r>
+                      <m:sSub>
+                        <m:sSubPr>
+                          <m:ctrlPr>
+                            <w:rPr>
+                              <w:rFonts w:ascii="Cambria Math" w:hAnsi="Cambria Math"/>
+                              <w:i/>
+                            </w:rPr>
+                          </m:ctrlPr>
+                        </m:sSubPr>
+                        <m:e>
+                          <m:r>
+                            <w:rPr>
+                              <w:rFonts w:ascii="Cambria Math" w:hAnsi="Cambria Math"/>
+                            </w:rPr>
+                            <m:t>n</m:t>
+                          </m:r>
+                        </m:e>
+                        <m:sub>
+                          <m:r>
+                            <w:rPr>
+                              <w:rFonts w:ascii="Cambria Math" w:hAnsi="Cambria Math"/>
+                            </w:rPr>
+                            <m:t>k</m:t>
+                          </m:r>
+                        </m:sub>
+                      </m:sSub>
+                      <m:r>
+                        <w:rPr>
+                          <w:rFonts w:ascii="Cambria Math" w:hAnsi="Cambria Math"/>
+                        </w:rPr>
+                        <m:t>,k</m:t>
+                      </m:r>
+                    </m:sub>
+                  </m:sSub>
+                </m:e>
+              </m:d>
+            </m:e>
+            <m:sup>
+              <m:r>
+                <m:rPr>
+                  <m:sty m:val="p"/>
+                </m:rPr>
+                <w:rPr>
+                  <w:rFonts w:ascii="Cambria Math" w:hAnsi="Cambria Math"/>
+                </w:rPr>
+                <m:t>⊤</m:t>
+              </m:r>
+            </m:sup>
+          </m:sSup>
+          <m:r>
+            <w:rPr>
+              <w:rFonts w:ascii="Cambria Math" w:hAnsi="Cambria Math"/>
+            </w:rPr>
+            <m:t>,</m:t>
+          </m:r>
+          <m:r>
+            <m:rPr>
+              <m:sty m:val="p"/>
+            </m:rPr>
+            <w:rPr>
+              <w:rFonts w:ascii="Cambria Math" w:hAnsi="Cambria Math"/>
+            </w:rPr>
+            <m:t> </m:t>
+          </m:r>
+          <m:sSub>
+            <m:sSubPr>
+              <m:ctrlPr>
+                <w:rPr>
+                  <w:rFonts w:ascii="Cambria Math" w:hAnsi="Cambria Math"/>
+                  <w:i/>
+                </w:rPr>
+              </m:ctrlPr>
+            </m:sSubPr>
+            <m:e>
+              <m:r>
+                <w:rPr>
+                  <w:rFonts w:ascii="Cambria Math" w:hAnsi="Cambria Math"/>
+                </w:rPr>
+                <m:t>z</m:t>
+              </m:r>
+              <m:ctrlPr>
+                <w:rPr>
+                  <w:rFonts w:ascii="Cambria Math" w:hAnsi="Cambria Math"/>
+                </w:rPr>
+              </m:ctrlPr>
+            </m:e>
+            <m:sub>
+              <m:r>
+                <w:rPr>
+                  <w:rFonts w:ascii="Cambria Math" w:hAnsi="Cambria Math"/>
+                </w:rPr>
+                <m:t>s,k</m:t>
+              </m:r>
+            </m:sub>
+          </m:sSub>
+          <m:r>
+            <w:rPr>
+              <w:rFonts w:ascii="Cambria Math" w:hAnsi="Cambria Math"/>
+            </w:rPr>
+            <m:t>=</m:t>
+          </m:r>
+          <m:sSub>
+            <m:sSubPr>
+              <m:ctrlPr>
+                <w:rPr>
+                  <w:rFonts w:ascii="Cambria Math" w:hAnsi="Cambria Math"/>
+                  <w:i/>
+                </w:rPr>
+              </m:ctrlPr>
+            </m:sSubPr>
+            <m:e>
+              <m:r>
+                <w:rPr>
+                  <w:rFonts w:ascii="Cambria Math" w:hAnsi="Cambria Math"/>
+                </w:rPr>
+                <m:t>q</m:t>
+              </m:r>
+            </m:e>
+            <m:sub>
+              <m:r>
+                <w:rPr>
+                  <w:rFonts w:ascii="Cambria Math" w:hAnsi="Cambria Math"/>
+                </w:rPr>
+                <m:t>s,k</m:t>
+              </m:r>
+            </m:sub>
+          </m:sSub>
+          <m:r>
+            <w:rPr>
+              <w:rFonts w:ascii="Cambria Math" w:hAnsi="Cambria Math"/>
+            </w:rPr>
+            <m:t>+</m:t>
+          </m:r>
+          <m:sSub>
+            <m:sSubPr>
+              <m:ctrlPr>
+                <w:rPr>
+                  <w:rFonts w:ascii="Cambria Math" w:hAnsi="Cambria Math"/>
+                  <w:i/>
+                </w:rPr>
+              </m:ctrlPr>
+            </m:sSubPr>
+            <m:e>
+              <m:r>
+                <m:rPr>
+                  <m:sty m:val="p"/>
+                </m:rPr>
+                <w:rPr>
+                  <w:rFonts w:ascii="Cambria Math" w:hAnsi="Cambria Math"/>
+                </w:rPr>
+                <m:t>ϵ</m:t>
+              </m:r>
+            </m:e>
+            <m:sub>
+              <m:r>
+                <w:rPr>
+                  <w:rFonts w:ascii="Cambria Math" w:hAnsi="Cambria Math"/>
+                </w:rPr>
+                <m:t>s,k</m:t>
+              </m:r>
+            </m:sub>
+          </m:sSub>
+        </m:oMath>
+      </m:oMathPara>
+    </w:p>
+    <w:p>
+      <w:pPr>
+        <w:rPr>
+          <w:rFonts w:hint="eastAsia"/>
+        </w:rPr>
+      </w:pPr>
+      <w:r>
+        <w:rPr>
+          <w:rFonts w:hint="eastAsia"/>
+        </w:rPr>
+        <w:t>在时间</w:t>
+      </w:r>
+      <w:r>
+        <w:rPr>
+          <w:rFonts w:hint="eastAsia"/>
+        </w:rPr>
+        <w:t xml:space="preserve"> </w:t>
+      </w:r>
+      <m:oMath>
+        <m:r>
+          <w:rPr>
+            <w:rFonts w:ascii="Cambria Math" w:hAnsi="Cambria Math" w:hint="eastAsia"/>
+          </w:rPr>
+          <m:t>k</m:t>
+        </m:r>
+      </m:oMath>
+      <w:r>
+        <w:rPr>
+          <w:rFonts w:hint="eastAsia"/>
+        </w:rPr>
+        <w:t xml:space="preserve"> </w:t>
+      </w:r>
+      <w:r>
+        <w:rPr>
+          <w:rFonts w:hint="eastAsia"/>
+        </w:rPr>
+        <w:t>的区域</w:t>
+      </w:r>
+      <w:r>
+        <w:rPr>
+          <w:rFonts w:hint="eastAsia"/>
+        </w:rPr>
+        <w:t xml:space="preserve"> </w:t>
+      </w:r>
+      <m:oMath>
+        <m:r>
+          <w:rPr>
+            <w:rFonts w:ascii="Cambria Math" w:hAnsi="Cambria Math" w:hint="eastAsia"/>
+          </w:rPr>
+          <m:t>s</m:t>
+        </m:r>
+      </m:oMath>
+      <w:r>
+        <w:rPr>
+          <w:rFonts w:hint="eastAsia"/>
+        </w:rPr>
+        <w:t xml:space="preserve"> </w:t>
+      </w:r>
+      <w:r>
+        <w:rPr>
+          <w:rFonts w:hint="eastAsia"/>
+        </w:rPr>
+        <w:t>处的输出</w:t>
+      </w:r>
+      <w:r>
+        <w:rPr>
+          <w:rFonts w:hint="eastAsia"/>
+        </w:rPr>
+        <w:t xml:space="preserve"> </w:t>
+      </w:r>
+      <m:oMath>
+        <m:sSub>
+          <m:sSubPr>
+            <m:ctrlPr>
+              <w:rPr>
+                <w:rFonts w:ascii="Cambria Math" w:hAnsi="Cambria Math"/>
+                <w:i/>
+              </w:rPr>
+            </m:ctrlPr>
+          </m:sSubPr>
+          <m:e>
+            <m:r>
+              <w:rPr>
+                <w:rFonts w:ascii="Cambria Math" w:hAnsi="Cambria Math"/>
+              </w:rPr>
+              <m:t>z</m:t>
+            </m:r>
+          </m:e>
+          <m:sub>
+            <m:r>
+              <w:rPr>
+                <w:rFonts w:ascii="Cambria Math" w:hAnsi="Cambria Math"/>
+              </w:rPr>
+              <m:t>s,k</m:t>
+            </m:r>
+          </m:sub>
+        </m:sSub>
+      </m:oMath>
+      <w:r>
+        <w:rPr>
+          <w:rFonts w:hint="eastAsia"/>
+        </w:rPr>
+        <w:t xml:space="preserve"> </w:t>
+      </w:r>
+      <w:r>
+        <w:rPr>
+          <w:rFonts w:hint="eastAsia"/>
+        </w:rPr>
+        <w:t>属于实数集</w:t>
+      </w:r>
+      <w:r>
+        <w:rPr>
+          <w:rFonts w:hint="eastAsia"/>
+        </w:rPr>
+        <w:t xml:space="preserve"> </w:t>
+      </w:r>
+      <m:oMath>
+        <m:r>
+          <w:rPr>
+            <w:rFonts w:ascii="Cambria Math" w:hAnsi="Cambria Math"/>
+          </w:rPr>
+          <m:t>R</m:t>
+        </m:r>
+      </m:oMath>
+      <w:r>
+        <w:rPr>
+          <w:rFonts w:hint="eastAsia"/>
+        </w:rPr>
+        <w:t xml:space="preserve"> </w:t>
+      </w:r>
+      <w:r>
+        <w:rPr>
+          <w:rFonts w:hint="eastAsia"/>
+        </w:rPr>
+        <w:t>，受到测量噪声</w:t>
+      </w:r>
+      <w:r>
+        <w:rPr>
+          <w:rFonts w:hint="eastAsia"/>
+        </w:rPr>
+        <w:t xml:space="preserve"> </w:t>
+      </w:r>
+      <m:oMath>
+        <m:sSub>
+          <m:sSubPr>
+            <m:ctrlPr>
+              <w:rPr>
+                <w:rFonts w:ascii="Cambria Math" w:hAnsi="Cambria Math"/>
+                <w:i/>
+              </w:rPr>
+            </m:ctrlPr>
+          </m:sSubPr>
+          <m:e>
+            <m:r>
+              <m:rPr>
+                <m:sty m:val="p"/>
+              </m:rPr>
+              <w:rPr>
+                <w:rFonts w:ascii="Cambria Math" w:hAnsi="Cambria Math"/>
+              </w:rPr>
+              <m:t>ϵ</m:t>
+            </m:r>
+            <m:ctrlPr>
+              <w:rPr>
+                <w:rFonts w:ascii="Cambria Math" w:hAnsi="Cambria Math"/>
+              </w:rPr>
+            </m:ctrlPr>
+          </m:e>
+          <m:sub>
+            <m:r>
+              <w:rPr>
+                <w:rFonts w:ascii="Cambria Math" w:hAnsi="Cambria Math"/>
+              </w:rPr>
+              <m:t>s,k</m:t>
+            </m:r>
+          </m:sub>
+        </m:sSub>
+      </m:oMath>
+      <w:r>
+        <w:rPr>
+          <w:rFonts w:hint="eastAsia"/>
+        </w:rPr>
+        <w:t xml:space="preserve"> </w:t>
+      </w:r>
+      <w:r>
+        <w:rPr>
+          <w:rFonts w:hint="eastAsia"/>
+        </w:rPr>
+        <w:t>的影响。在时间</w:t>
+      </w:r>
+      <w:r>
+        <w:rPr>
+          <w:rFonts w:hint="eastAsia"/>
+        </w:rPr>
+        <w:t xml:space="preserve"> </w:t>
+      </w:r>
+      <m:oMath>
+        <m:r>
+          <w:rPr>
+            <w:rFonts w:ascii="Cambria Math" w:hAnsi="Cambria Math"/>
+          </w:rPr>
+          <m:t>k</m:t>
+        </m:r>
+      </m:oMath>
+      <w:r>
+        <w:rPr>
+          <w:rFonts w:hint="eastAsia"/>
+        </w:rPr>
+        <w:t>，我们观察到</w:t>
+      </w:r>
+      <w:r>
+        <w:rPr>
+          <w:rFonts w:hint="eastAsia"/>
+        </w:rPr>
+        <w:t xml:space="preserve"> </w:t>
+      </w:r>
+      <m:oMath>
+        <m:sSub>
+          <m:sSubPr>
+            <m:ctrlPr>
+              <w:rPr>
+                <w:rFonts w:ascii="Cambria Math" w:hAnsi="Cambria Math"/>
+                <w:i/>
+              </w:rPr>
+            </m:ctrlPr>
+          </m:sSubPr>
+          <m:e>
+            <m:r>
+              <w:rPr>
+                <w:rFonts w:ascii="Cambria Math" w:hAnsi="Cambria Math"/>
+              </w:rPr>
+              <m:t>n</m:t>
+            </m:r>
+          </m:e>
+          <m:sub>
+            <m:r>
+              <w:rPr>
+                <w:rFonts w:ascii="Cambria Math" w:hAnsi="Cambria Math"/>
+              </w:rPr>
+              <m:t>k</m:t>
+            </m:r>
+          </m:sub>
+        </m:sSub>
+      </m:oMath>
+      <w:r>
+        <w:rPr>
+          <w:rFonts w:hint="eastAsia"/>
+        </w:rPr>
+        <w:t xml:space="preserve"> </w:t>
+      </w:r>
+      <w:r>
+        <w:rPr>
+          <w:rFonts w:hint="eastAsia"/>
+        </w:rPr>
+        <w:t>个传感器的输出，这些输出的集合用</w:t>
+      </w:r>
+      <w:r>
+        <w:rPr>
+          <w:rFonts w:hint="eastAsia"/>
+        </w:rPr>
+        <w:t xml:space="preserve"> </w:t>
+      </w:r>
+      <m:oMath>
+        <m:sSub>
+          <m:sSubPr>
+            <m:ctrlPr>
+              <w:rPr>
+                <w:rFonts w:ascii="Cambria Math" w:hAnsi="Cambria Math"/>
+                <w:i/>
+              </w:rPr>
+            </m:ctrlPr>
+          </m:sSubPr>
+          <m:e>
+            <m:r>
+              <w:rPr>
+                <w:rFonts w:ascii="Cambria Math" w:hAnsi="Cambria Math"/>
+              </w:rPr>
+              <m:t>z</m:t>
+            </m:r>
+          </m:e>
+          <m:sub>
+            <m:r>
+              <w:rPr>
+                <w:rFonts w:ascii="Cambria Math" w:hAnsi="Cambria Math"/>
+              </w:rPr>
+              <m:t>k</m:t>
+            </m:r>
+          </m:sub>
+        </m:sSub>
+        <m:r>
+          <m:rPr>
+            <m:sty m:val="p"/>
+          </m:rPr>
+          <w:rPr>
+            <w:rFonts w:ascii="Cambria Math" w:hAnsi="Cambria Math" w:hint="eastAsia"/>
+          </w:rPr>
+          <m:t>∈</m:t>
+        </m:r>
+        <m:sSup>
+          <m:sSupPr>
+            <m:ctrlPr>
+              <w:rPr>
+                <w:rFonts w:ascii="Cambria Math" w:hAnsi="Cambria Math"/>
+                <w:i/>
+              </w:rPr>
+            </m:ctrlPr>
+          </m:sSupPr>
+          <m:e>
+            <m:r>
+              <w:rPr>
+                <w:rFonts w:ascii="Cambria Math" w:hAnsi="Cambria Math"/>
+              </w:rPr>
+              <m:t>R</m:t>
+            </m:r>
+            <m:ctrlPr>
+              <w:rPr>
+                <w:rFonts w:ascii="Cambria Math" w:hAnsi="Cambria Math"/>
+              </w:rPr>
+            </m:ctrlPr>
+          </m:e>
+          <m:sup>
+            <m:sSub>
+              <m:sSubPr>
+                <m:ctrlPr>
+                  <w:rPr>
+                    <w:rFonts w:ascii="Cambria Math" w:hAnsi="Cambria Math"/>
+                    <w:i/>
+                  </w:rPr>
+                </m:ctrlPr>
+              </m:sSubPr>
+              <m:e>
+                <m:r>
+                  <w:rPr>
+                    <w:rFonts w:ascii="Cambria Math" w:hAnsi="Cambria Math"/>
+                  </w:rPr>
+                  <m:t>n</m:t>
+                </m:r>
+              </m:e>
+              <m:sub>
+                <m:r>
+                  <w:rPr>
+                    <w:rFonts w:ascii="Cambria Math" w:hAnsi="Cambria Math"/>
+                  </w:rPr>
+                  <m:t>k</m:t>
+                </m:r>
+              </m:sub>
+            </m:sSub>
+          </m:sup>
+        </m:sSup>
+      </m:oMath>
+      <w:r>
+        <w:rPr>
+          <w:rFonts w:hint="eastAsia"/>
+        </w:rPr>
+        <w:t xml:space="preserve"> </w:t>
+      </w:r>
+      <w:r>
+        <w:rPr>
+          <w:rFonts w:hint="eastAsia"/>
+        </w:rPr>
+        <w:t>表示。被测量区域索引的集合用</w:t>
+      </w:r>
+      <w:r>
+        <w:rPr>
+          <w:rFonts w:hint="eastAsia"/>
+        </w:rPr>
+        <w:t xml:space="preserve"> </w:t>
+      </w:r>
+      <m:oMath>
+        <m:sSub>
+          <m:sSubPr>
+            <m:ctrlPr>
+              <w:rPr>
+                <w:rFonts w:ascii="Cambria Math" w:hAnsi="Cambria Math"/>
+                <w:i/>
+              </w:rPr>
+            </m:ctrlPr>
+          </m:sSubPr>
+          <m:e>
+            <m:r>
+              <w:rPr>
+                <w:rFonts w:ascii="Cambria Math" w:hAnsi="Cambria Math"/>
+              </w:rPr>
+              <m:t>O</m:t>
+            </m:r>
+          </m:e>
+          <m:sub>
+            <m:r>
+              <w:rPr>
+                <w:rFonts w:ascii="Cambria Math" w:hAnsi="Cambria Math"/>
+              </w:rPr>
+              <m:t>k</m:t>
+            </m:r>
+          </m:sub>
+        </m:sSub>
+        <m:r>
+          <w:rPr>
+            <w:rFonts w:ascii="Cambria Math" w:hAnsi="Cambria Math"/>
+          </w:rPr>
+          <m:t>=</m:t>
+        </m:r>
+        <m:r>
+          <m:rPr>
+            <m:lit/>
+          </m:rPr>
+          <w:rPr>
+            <w:rFonts w:ascii="Cambria Math" w:hAnsi="Cambria Math"/>
+          </w:rPr>
+          <m:t>{</m:t>
+        </m:r>
+        <m:r>
+          <w:rPr>
+            <w:rFonts w:ascii="Cambria Math" w:hAnsi="Cambria Math"/>
+          </w:rPr>
+          <m:t>s</m:t>
+        </m:r>
+        <m:sSub>
+          <m:sSubPr>
+            <m:ctrlPr>
+              <w:rPr>
+                <w:rFonts w:ascii="Cambria Math" w:hAnsi="Cambria Math"/>
+                <w:i/>
+              </w:rPr>
+            </m:ctrlPr>
+          </m:sSubPr>
+          <m:e>
+            <m:r>
+              <w:rPr>
+                <w:rFonts w:ascii="Cambria Math" w:hAnsi="Cambria Math"/>
+              </w:rPr>
+              <m:t>1</m:t>
+            </m:r>
+          </m:e>
+          <m:sub>
+            <m:r>
+              <w:rPr>
+                <w:rFonts w:ascii="Cambria Math" w:hAnsi="Cambria Math"/>
+              </w:rPr>
+              <m:t>k</m:t>
+            </m:r>
+          </m:sub>
+        </m:sSub>
+        <m:r>
+          <w:rPr>
+            <w:rFonts w:ascii="Cambria Math" w:hAnsi="Cambria Math"/>
+          </w:rPr>
+          <m:t>,s</m:t>
+        </m:r>
+        <m:sSub>
+          <m:sSubPr>
+            <m:ctrlPr>
+              <w:rPr>
+                <w:rFonts w:ascii="Cambria Math" w:hAnsi="Cambria Math"/>
+                <w:i/>
+              </w:rPr>
+            </m:ctrlPr>
+          </m:sSubPr>
+          <m:e>
+            <m:r>
+              <w:rPr>
+                <w:rFonts w:ascii="Cambria Math" w:hAnsi="Cambria Math"/>
+              </w:rPr>
+              <m:t>2</m:t>
+            </m:r>
+          </m:e>
+          <m:sub>
+            <m:r>
+              <w:rPr>
+                <w:rFonts w:ascii="Cambria Math" w:hAnsi="Cambria Math"/>
+              </w:rPr>
+              <m:t>k</m:t>
+            </m:r>
+          </m:sub>
+        </m:sSub>
+        <m:r>
+          <w:rPr>
+            <w:rFonts w:ascii="Cambria Math" w:hAnsi="Cambria Math"/>
+          </w:rPr>
+          <m:t>,</m:t>
+        </m:r>
+        <m:r>
+          <m:rPr>
+            <m:sty m:val="p"/>
+          </m:rPr>
+          <w:rPr>
+            <w:rFonts w:ascii="Cambria Math" w:hAnsi="Cambria Math" w:hint="eastAsia"/>
+          </w:rPr>
+          <m:t>…</m:t>
+        </m:r>
+        <m:r>
+          <w:rPr>
+            <w:rFonts w:ascii="Cambria Math" w:hAnsi="Cambria Math"/>
+          </w:rPr>
+          <m:t>,s</m:t>
+        </m:r>
+        <m:sSub>
+          <m:sSubPr>
+            <m:ctrlPr>
+              <w:rPr>
+                <w:rFonts w:ascii="Cambria Math" w:hAnsi="Cambria Math"/>
+                <w:i/>
+              </w:rPr>
+            </m:ctrlPr>
+          </m:sSubPr>
+          <m:e>
+            <m:r>
+              <w:rPr>
+                <w:rFonts w:ascii="Cambria Math" w:hAnsi="Cambria Math"/>
+              </w:rPr>
+              <m:t>n</m:t>
+            </m:r>
+          </m:e>
+          <m:sub>
+            <m:r>
+              <w:rPr>
+                <w:rFonts w:ascii="Cambria Math" w:hAnsi="Cambria Math"/>
+              </w:rPr>
+              <m:t>k</m:t>
+            </m:r>
+          </m:sub>
+        </m:sSub>
+        <m:r>
+          <m:rPr>
+            <m:lit/>
+          </m:rPr>
+          <w:rPr>
+            <w:rFonts w:ascii="Cambria Math" w:hAnsi="Cambria Math"/>
+          </w:rPr>
+          <m:t>}</m:t>
+        </m:r>
+        <m:r>
+          <m:rPr>
+            <m:sty m:val="p"/>
+          </m:rPr>
+          <w:rPr>
+            <w:rFonts w:ascii="Cambria Math" w:hAnsi="Cambria Math"/>
+          </w:rPr>
+          <m:t>⊆</m:t>
+        </m:r>
+        <m:r>
+          <w:rPr>
+            <w:rFonts w:ascii="Cambria Math" w:hAnsi="Cambria Math"/>
+          </w:rPr>
+          <m:t>D</m:t>
+        </m:r>
+      </m:oMath>
+      <w:r>
+        <w:rPr>
+          <w:rFonts w:hint="eastAsia"/>
+        </w:rPr>
+        <w:t xml:space="preserve"> </w:t>
+      </w:r>
+      <w:r>
+        <w:rPr>
+          <w:rFonts w:hint="eastAsia"/>
+        </w:rPr>
+        <w:t>表示。匿名车辆估计当前区域的转向刚度，并通过车辆到云（</w:t>
+      </w:r>
+      <w:r>
+        <w:rPr>
+          <w:rFonts w:hint="eastAsia"/>
+        </w:rPr>
+        <w:t>V2C</w:t>
+      </w:r>
+      <w:r>
+        <w:rPr>
+          <w:rFonts w:hint="eastAsia"/>
+        </w:rPr>
+        <w:t>）通信将估计值发送到中心。这些车辆网络数据代表输出</w:t>
+      </w:r>
+      <w:r>
+        <w:rPr>
+          <w:rFonts w:hint="eastAsia"/>
+        </w:rPr>
+        <w:t xml:space="preserve"> </w:t>
+      </w:r>
+      <m:oMath>
+        <m:sSub>
+          <m:sSubPr>
+            <m:ctrlPr>
+              <w:rPr>
+                <w:rFonts w:ascii="Cambria Math" w:hAnsi="Cambria Math"/>
+                <w:i/>
+              </w:rPr>
+            </m:ctrlPr>
+          </m:sSubPr>
+          <m:e>
+            <m:r>
+              <w:rPr>
+                <w:rFonts w:ascii="Cambria Math" w:hAnsi="Cambria Math"/>
+              </w:rPr>
+              <m:t>z</m:t>
+            </m:r>
+          </m:e>
+          <m:sub>
+            <m:r>
+              <w:rPr>
+                <w:rFonts w:ascii="Cambria Math" w:hAnsi="Cambria Math"/>
+              </w:rPr>
+              <m:t>k</m:t>
+            </m:r>
+          </m:sub>
+        </m:sSub>
+      </m:oMath>
+    </w:p>
+    <w:p>
+      <w:pPr>
+        <w:ind w:firstLine="419"/>
+      </w:pPr>
+      <w:r>
+        <w:rPr>
+          <w:rFonts w:hint="eastAsia"/>
+        </w:rPr>
+        <w:t>考虑（</w:t>
+      </w:r>
+      <w:r>
+        <w:rPr>
+          <w:rFonts w:hint="eastAsia"/>
+        </w:rPr>
+        <w:t>2</w:t>
+      </w:r>
+      <w:r>
+        <w:rPr>
+          <w:rFonts w:hint="eastAsia"/>
+        </w:rPr>
+        <w:t>）中的第一个方程。第一项</w:t>
+      </w:r>
+      <w:r>
+        <w:rPr>
+          <w:rFonts w:hint="eastAsia"/>
+        </w:rPr>
+        <w:t xml:space="preserve"> </w:t>
+      </w:r>
+      <m:oMath>
+        <m:sSub>
+          <m:sSubPr>
+            <m:ctrlPr>
+              <w:rPr>
+                <w:rFonts w:ascii="Cambria Math" w:hAnsi="Cambria Math"/>
+                <w:i/>
+              </w:rPr>
+            </m:ctrlPr>
+          </m:sSubPr>
+          <m:e>
+            <m:r>
+              <w:rPr>
+                <w:rFonts w:ascii="Cambria Math" w:hAnsi="Cambria Math"/>
+              </w:rPr>
+              <m:t>μ</m:t>
+            </m:r>
+          </m:e>
+          <m:sub>
+            <m:r>
+              <w:rPr>
+                <w:rFonts w:ascii="Cambria Math" w:hAnsi="Cambria Math"/>
+              </w:rPr>
+              <m:t>s,k</m:t>
+            </m:r>
+          </m:sub>
+        </m:sSub>
+        <m:r>
+          <m:rPr>
+            <m:sty m:val="p"/>
+          </m:rPr>
+          <w:rPr>
+            <w:rFonts w:ascii="Cambria Math" w:hAnsi="Cambria Math" w:hint="eastAsia"/>
+          </w:rPr>
+          <m:t>∈</m:t>
+        </m:r>
+        <m:r>
+          <w:rPr>
+            <w:rFonts w:ascii="Cambria Math" w:hAnsi="Cambria Math"/>
+          </w:rPr>
+          <m:t>R</m:t>
+        </m:r>
+      </m:oMath>
+      <w:r>
+        <w:rPr>
+          <w:rFonts w:hint="eastAsia"/>
+        </w:rPr>
+        <w:t>是一个已知的时变值，用来模拟大尺度变化。对于转向刚度估计问题，我们假设</w:t>
+      </w:r>
+      <w:r>
+        <w:rPr>
+          <w:rFonts w:hint="eastAsia"/>
+        </w:rPr>
+        <w:t xml:space="preserve"> </w:t>
+      </w:r>
+      <m:oMath>
+        <m:sSub>
+          <m:sSubPr>
+            <m:ctrlPr>
+              <w:rPr>
+                <w:rFonts w:ascii="Cambria Math" w:hAnsi="Cambria Math"/>
+                <w:i/>
+              </w:rPr>
+            </m:ctrlPr>
+          </m:sSubPr>
+          <m:e>
+            <m:r>
+              <w:rPr>
+                <w:rFonts w:ascii="Cambria Math" w:hAnsi="Cambria Math"/>
+              </w:rPr>
+              <m:t>μ</m:t>
+            </m:r>
+          </m:e>
+          <m:sub>
+            <m:r>
+              <w:rPr>
+                <w:rFonts w:ascii="Cambria Math" w:hAnsi="Cambria Math"/>
+              </w:rPr>
+              <m:t>s,k</m:t>
+            </m:r>
+          </m:sub>
+        </m:sSub>
+      </m:oMath>
+      <w:r>
+        <w:rPr>
+          <w:rFonts w:hint="eastAsia"/>
+        </w:rPr>
+        <w:t xml:space="preserve"> </w:t>
+      </w:r>
+      <w:r>
+        <w:rPr>
+          <w:rFonts w:hint="eastAsia"/>
+        </w:rPr>
+        <w:t>是天气预报</w:t>
+      </w:r>
+      <w:r>
+        <w:rPr>
+          <w:rFonts w:hint="eastAsia"/>
+        </w:rPr>
+        <w:t xml:space="preserve"> </w:t>
+      </w:r>
+      <m:oMath>
+        <m:sSub>
+          <m:sSubPr>
+            <m:ctrlPr>
+              <w:rPr>
+                <w:rFonts w:ascii="Cambria Math" w:hAnsi="Cambria Math"/>
+                <w:i/>
+              </w:rPr>
+            </m:ctrlPr>
+          </m:sSubPr>
+          <m:e>
+            <m:r>
+              <w:rPr>
+                <w:rFonts w:ascii="Cambria Math" w:hAnsi="Cambria Math"/>
+              </w:rPr>
+              <m:t>W</m:t>
+            </m:r>
+          </m:e>
+          <m:sub>
+            <m:r>
+              <w:rPr>
+                <w:rFonts w:ascii="Cambria Math" w:hAnsi="Cambria Math"/>
+              </w:rPr>
+              <m:t>s,k</m:t>
+            </m:r>
+          </m:sub>
+        </m:sSub>
+      </m:oMath>
+      <w:r>
+        <w:rPr>
+          <w:rFonts w:hint="eastAsia"/>
+        </w:rPr>
+        <w:t>（包括温度、降水、湿度、风等）的函数，即</w:t>
+      </w:r>
+      <w:r>
+        <w:rPr>
+          <w:rFonts w:hint="eastAsia"/>
+        </w:rPr>
+        <w:t xml:space="preserve"> </w:t>
+      </w:r>
+      <m:oMath>
+        <m:sSub>
+          <m:sSubPr>
+            <m:ctrlPr>
+              <w:rPr>
+                <w:rFonts w:ascii="Cambria Math" w:hAnsi="Cambria Math"/>
+                <w:i/>
+              </w:rPr>
+            </m:ctrlPr>
+          </m:sSubPr>
+          <m:e>
+            <m:r>
+              <m:rPr>
+                <m:sty m:val="p"/>
+              </m:rPr>
+              <w:rPr>
+                <w:rFonts w:ascii="Cambria Math" w:hAnsi="Cambria Math"/>
+              </w:rPr>
+              <m:t>μ</m:t>
+            </m:r>
+            <m:ctrlPr>
+              <w:rPr>
+                <w:rFonts w:ascii="Cambria Math" w:hAnsi="Cambria Math"/>
+              </w:rPr>
+            </m:ctrlPr>
+          </m:e>
+          <m:sub>
+            <m:r>
+              <w:rPr>
+                <w:rFonts w:ascii="Cambria Math" w:hAnsi="Cambria Math"/>
+              </w:rPr>
+              <m:t>s,k</m:t>
+            </m:r>
+          </m:sub>
+        </m:sSub>
+        <m:r>
+          <w:rPr>
+            <w:rFonts w:ascii="Cambria Math" w:hAnsi="Cambria Math"/>
+          </w:rPr>
+          <m:t>=F</m:t>
+        </m:r>
+        <m:d>
+          <m:dPr>
+            <m:ctrlPr>
+              <w:rPr>
+                <w:rFonts w:ascii="Cambria Math" w:hAnsi="Cambria Math"/>
+                <w:i/>
+              </w:rPr>
+            </m:ctrlPr>
+          </m:dPr>
+          <m:e>
+            <m:sSub>
+              <m:sSubPr>
+                <m:ctrlPr>
+                  <w:rPr>
+                    <w:rFonts w:ascii="Cambria Math" w:hAnsi="Cambria Math"/>
+                    <w:i/>
+                  </w:rPr>
+                </m:ctrlPr>
+              </m:sSubPr>
+              <m:e>
+                <m:r>
+                  <w:rPr>
+                    <w:rFonts w:ascii="Cambria Math" w:hAnsi="Cambria Math"/>
+                  </w:rPr>
+                  <m:t>W</m:t>
+                </m:r>
+              </m:e>
+              <m:sub>
+                <m:r>
+                  <w:rPr>
+                    <w:rFonts w:ascii="Cambria Math" w:hAnsi="Cambria Math"/>
+                  </w:rPr>
+                  <m:t>s,k</m:t>
+                </m:r>
+              </m:sub>
+            </m:sSub>
+          </m:e>
+        </m:d>
+      </m:oMath>
+      <w:r>
+        <w:rPr>
+          <w:rFonts w:hint="eastAsia"/>
+        </w:rPr>
+        <w:t>。映射函数</w:t>
+      </w:r>
+      <w:r>
+        <w:rPr>
+          <w:rFonts w:hint="eastAsia"/>
+        </w:rPr>
+        <w:t xml:space="preserve"> </w:t>
+      </w:r>
+      <m:oMath>
+        <m:r>
+          <w:rPr>
+            <w:rFonts w:ascii="Cambria Math" w:hAnsi="Cambria Math"/>
+          </w:rPr>
+          <m:t>F</m:t>
+        </m:r>
+        <m:d>
+          <m:dPr>
+            <m:ctrlPr>
+              <w:rPr>
+                <w:rFonts w:ascii="Cambria Math" w:hAnsi="Cambria Math"/>
+                <w:i/>
+              </w:rPr>
+            </m:ctrlPr>
+          </m:dPr>
+          <m:e>
+            <m:r>
+              <m:rPr>
+                <m:sty m:val="p"/>
+              </m:rPr>
+              <w:rPr>
+                <w:rFonts w:ascii="Cambria Math" w:hAnsi="Cambria Math" w:cs="Cambria Math"/>
+              </w:rPr>
+              <m:t>⋅</m:t>
+            </m:r>
+          </m:e>
+        </m:d>
+      </m:oMath>
+      <w:r>
+        <w:rPr>
+          <w:rFonts w:hint="eastAsia"/>
+        </w:rPr>
+        <w:t xml:space="preserve"> </w:t>
+      </w:r>
+      <w:r>
+        <w:rPr>
+          <w:rFonts w:hint="eastAsia"/>
+        </w:rPr>
+        <w:t>可以通过使用历史输入</w:t>
+      </w:r>
+      <w:r>
+        <w:rPr>
+          <w:rFonts w:hint="eastAsia"/>
+        </w:rPr>
+        <w:t>-</w:t>
+      </w:r>
+      <w:r>
+        <w:rPr>
+          <w:rFonts w:hint="eastAsia"/>
+        </w:rPr>
+        <w:t>输出数据</w:t>
+      </w:r>
+      <w:r>
+        <w:rPr>
+          <w:rFonts w:hint="eastAsia"/>
+        </w:rPr>
+        <w:t xml:space="preserve"> </w:t>
+      </w:r>
+      <m:oMath>
+        <m:d>
+          <m:dPr>
+            <m:begChr m:val="⟨"/>
+            <m:endChr m:val="⟩"/>
+            <m:ctrlPr>
+              <w:rPr>
+                <w:rFonts w:ascii="Cambria Math" w:hAnsi="Cambria Math"/>
+              </w:rPr>
+            </m:ctrlPr>
+          </m:dPr>
+          <m:e>
+            <m:sSub>
+              <m:sSubPr>
+                <m:ctrlPr>
+                  <w:rPr>
+                    <w:rFonts w:ascii="Cambria Math" w:hAnsi="Cambria Math"/>
+                    <w:i/>
+                  </w:rPr>
+                </m:ctrlPr>
+              </m:sSubPr>
+              <m:e>
+                <m:r>
+                  <w:rPr>
+                    <w:rFonts w:ascii="Cambria Math" w:hAnsi="Cambria Math"/>
+                  </w:rPr>
+                  <m:t>W</m:t>
+                </m:r>
+                <m:ctrlPr>
+                  <w:rPr>
+                    <w:rFonts w:ascii="Cambria Math" w:hAnsi="Cambria Math"/>
+                  </w:rPr>
+                </m:ctrlPr>
+              </m:e>
+              <m:sub>
+                <m:r>
+                  <w:rPr>
+                    <w:rFonts w:ascii="Cambria Math" w:hAnsi="Cambria Math"/>
+                  </w:rPr>
+                  <m:t>s,k</m:t>
+                </m:r>
+              </m:sub>
+            </m:sSub>
+            <m:r>
+              <w:rPr>
+                <w:rFonts w:ascii="Cambria Math" w:hAnsi="Cambria Math"/>
+              </w:rPr>
+              <m:t>,</m:t>
+            </m:r>
+            <m:sSub>
+              <m:sSubPr>
+                <m:ctrlPr>
+                  <w:rPr>
+                    <w:rFonts w:ascii="Cambria Math" w:hAnsi="Cambria Math"/>
+                    <w:i/>
+                  </w:rPr>
+                </m:ctrlPr>
+              </m:sSubPr>
+              <m:e>
+                <m:r>
+                  <w:rPr>
+                    <w:rFonts w:ascii="Cambria Math" w:hAnsi="Cambria Math"/>
+                  </w:rPr>
+                  <m:t>C</m:t>
+                </m:r>
+              </m:e>
+              <m:sub>
+                <m:r>
+                  <w:rPr>
+                    <w:rFonts w:ascii="Cambria Math" w:hAnsi="Cambria Math"/>
+                  </w:rPr>
+                  <m:t>f,k</m:t>
+                </m:r>
+              </m:sub>
+            </m:sSub>
+          </m:e>
+        </m:d>
+      </m:oMath>
+      <w:r>
+        <w:rPr>
+          <w:rFonts w:hint="eastAsia"/>
+        </w:rPr>
+        <w:t xml:space="preserve"> </w:t>
+      </w:r>
+      <w:r>
+        <w:rPr>
+          <w:rFonts w:hint="eastAsia"/>
+        </w:rPr>
+        <w:t>的标准学习</w:t>
+      </w:r>
+      <w:r>
+        <w:rPr>
+          <w:rFonts w:hint="eastAsia"/>
+        </w:rPr>
+        <w:t>/</w:t>
+      </w:r>
+      <w:r>
+        <w:rPr>
+          <w:rFonts w:hint="eastAsia"/>
+        </w:rPr>
+        <w:t>回归算法（例如，高斯过程回归、神经网络、基函数回归）找到。在当前论文中，我们假设函数</w:t>
+      </w:r>
+      <m:oMath>
+        <m:r>
+          <w:rPr>
+            <w:rFonts w:ascii="Cambria Math" w:hAnsi="Cambria Math"/>
+          </w:rPr>
+          <m:t>F</m:t>
+        </m:r>
+      </m:oMath>
+      <w:r>
+        <w:rPr>
+          <w:rFonts w:hint="eastAsia"/>
+        </w:rPr>
+        <w:t xml:space="preserve"> </w:t>
+      </w:r>
+      <w:r>
+        <w:rPr>
+          <w:rFonts w:hint="eastAsia"/>
+        </w:rPr>
+        <w:t>是已知的。</w:t>
+      </w:r>
+    </w:p>
+    <w:p>
+      <w:pPr>
+        <w:ind w:firstLine="419"/>
+      </w:pPr>
+      <w:r>
+        <w:rPr>
+          <w:rFonts w:hint="eastAsia"/>
+        </w:rPr>
+        <w:t>第二项</w:t>
+      </w:r>
+      <w:r>
+        <w:rPr>
+          <w:rFonts w:hint="eastAsia"/>
+        </w:rPr>
+        <w:t xml:space="preserve"> </w:t>
+      </w:r>
+      <m:oMath>
+        <m:sSub>
+          <m:sSubPr>
+            <m:ctrlPr>
+              <w:rPr>
+                <w:rFonts w:ascii="Cambria Math" w:hAnsi="Cambria Math"/>
+                <w:i/>
+              </w:rPr>
+            </m:ctrlPr>
+          </m:sSubPr>
+          <m:e>
+            <m:r>
+              <w:rPr>
+                <w:rFonts w:ascii="Cambria Math" w:hAnsi="Cambria Math"/>
+              </w:rPr>
+              <m:t>S</m:t>
+            </m:r>
+          </m:e>
+          <m:sub>
+            <m:r>
+              <w:rPr>
+                <w:rFonts w:ascii="Cambria Math" w:hAnsi="Cambria Math"/>
+              </w:rPr>
+              <m:t>s,k</m:t>
+            </m:r>
+          </m:sub>
+        </m:sSub>
+        <m:sSub>
+          <m:sSubPr>
+            <m:ctrlPr>
+              <w:rPr>
+                <w:rFonts w:ascii="Cambria Math" w:hAnsi="Cambria Math"/>
+                <w:i/>
+              </w:rPr>
+            </m:ctrlPr>
+          </m:sSubPr>
+          <m:e>
+            <m:r>
+              <m:rPr>
+                <m:sty m:val="p"/>
+              </m:rPr>
+              <w:rPr>
+                <w:rFonts w:ascii="Cambria Math" w:hAnsi="Cambria Math"/>
+              </w:rPr>
+              <m:t>η</m:t>
+            </m:r>
+            <m:ctrlPr>
+              <w:rPr>
+                <w:rFonts w:ascii="Cambria Math" w:hAnsi="Cambria Math"/>
+              </w:rPr>
+            </m:ctrlPr>
+          </m:e>
+          <m:sub>
+            <m:r>
+              <w:rPr>
+                <w:rFonts w:ascii="Cambria Math" w:hAnsi="Cambria Math"/>
+              </w:rPr>
+              <m:t>k</m:t>
+            </m:r>
+          </m:sub>
+        </m:sSub>
+      </m:oMath>
+      <w:r>
+        <w:rPr>
+          <w:rFonts w:hint="eastAsia"/>
+        </w:rPr>
+        <w:t xml:space="preserve"> </w:t>
+      </w:r>
+      <w:r>
+        <w:rPr>
+          <w:rFonts w:hint="eastAsia"/>
+        </w:rPr>
+        <w:t>捕获一个平滑的小尺度变化，通过有限的</w:t>
+      </w:r>
+      <w:r>
+        <w:rPr>
+          <w:rFonts w:hint="eastAsia"/>
+        </w:rPr>
+        <w:t xml:space="preserve"> </w:t>
+      </w:r>
+      <m:oMath>
+        <m:sSub>
+          <m:sSubPr>
+            <m:ctrlPr>
+              <w:rPr>
+                <w:rFonts w:ascii="Cambria Math" w:hAnsi="Cambria Math"/>
+                <w:i/>
+              </w:rPr>
+            </m:ctrlPr>
+          </m:sSubPr>
+          <m:e>
+            <m:r>
+              <w:rPr>
+                <w:rFonts w:ascii="Cambria Math" w:hAnsi="Cambria Math"/>
+              </w:rPr>
+              <m:t>n</m:t>
+            </m:r>
+          </m:e>
+          <m:sub>
+            <m:r>
+              <m:rPr>
+                <m:sty m:val="p"/>
+              </m:rPr>
+              <w:rPr>
+                <w:rFonts w:ascii="Cambria Math" w:hAnsi="Cambria Math"/>
+              </w:rPr>
+              <m:t>η</m:t>
+            </m:r>
+          </m:sub>
+        </m:sSub>
+      </m:oMath>
+      <w:r>
+        <w:rPr>
+          <w:rFonts w:hint="eastAsia"/>
+        </w:rPr>
+        <w:t xml:space="preserve"> </w:t>
+      </w:r>
+      <w:r>
+        <w:rPr>
+          <w:rFonts w:hint="eastAsia"/>
+        </w:rPr>
+        <w:t>维空间基</w:t>
+      </w:r>
+      <w:r>
+        <w:rPr>
+          <w:rFonts w:hint="eastAsia"/>
+        </w:rPr>
+        <w:t xml:space="preserve"> </w:t>
+      </w:r>
+      <m:oMath>
+        <m:sSub>
+          <m:sSubPr>
+            <m:ctrlPr>
+              <w:rPr>
+                <w:rFonts w:ascii="Cambria Math" w:hAnsi="Cambria Math"/>
+                <w:i/>
+              </w:rPr>
+            </m:ctrlPr>
+          </m:sSubPr>
+          <m:e>
+            <m:r>
+              <w:rPr>
+                <w:rFonts w:ascii="Cambria Math" w:hAnsi="Cambria Math"/>
+              </w:rPr>
+              <m:t>S</m:t>
+            </m:r>
+          </m:e>
+          <m:sub>
+            <m:r>
+              <w:rPr>
+                <w:rFonts w:ascii="Cambria Math" w:hAnsi="Cambria Math"/>
+              </w:rPr>
+              <m:t>s,k</m:t>
+            </m:r>
+          </m:sub>
+        </m:sSub>
+      </m:oMath>
+      <w:r>
+        <w:rPr>
+          <w:rFonts w:hint="eastAsia"/>
+        </w:rPr>
+        <w:t xml:space="preserve"> </w:t>
+      </w:r>
+      <w:r>
+        <w:rPr>
+          <w:rFonts w:hint="eastAsia"/>
+        </w:rPr>
+        <w:t>来关联不同区域间的空间关系。矩阵</w:t>
+      </w:r>
+      <w:r>
+        <w:rPr>
+          <w:rFonts w:hint="eastAsia"/>
+        </w:rPr>
+        <w:t xml:space="preserve"> </w:t>
+      </w:r>
+      <m:oMath>
+        <m:sSub>
+          <m:sSubPr>
+            <m:ctrlPr>
+              <w:rPr>
+                <w:rFonts w:ascii="Cambria Math" w:hAnsi="Cambria Math"/>
+                <w:i/>
+              </w:rPr>
+            </m:ctrlPr>
+          </m:sSubPr>
+          <m:e>
+            <m:r>
+              <w:rPr>
+                <w:rFonts w:ascii="Cambria Math" w:hAnsi="Cambria Math"/>
+              </w:rPr>
+              <m:t>S</m:t>
+            </m:r>
+          </m:e>
+          <m:sub>
+            <m:r>
+              <w:rPr>
+                <w:rFonts w:ascii="Cambria Math" w:hAnsi="Cambria Math"/>
+              </w:rPr>
+              <m:t>s,k</m:t>
+            </m:r>
+          </m:sub>
+        </m:sSub>
+      </m:oMath>
+      <w:r>
+        <w:rPr>
+          <w:rFonts w:hint="eastAsia"/>
+        </w:rPr>
+        <w:t xml:space="preserve"> </w:t>
+      </w:r>
+      <w:r>
+        <w:rPr>
+          <w:rFonts w:hint="eastAsia"/>
+        </w:rPr>
+        <w:t>是已知的，但状态变量</w:t>
+      </w:r>
+      <w:r>
+        <w:rPr>
+          <w:rFonts w:hint="eastAsia"/>
+        </w:rPr>
+        <w:t xml:space="preserve"> </w:t>
+      </w:r>
+      <m:oMath>
+        <m:sSub>
+          <m:sSubPr>
+            <m:ctrlPr>
+              <w:rPr>
+                <w:rFonts w:ascii="Cambria Math" w:hAnsi="Cambria Math"/>
+                <w:i/>
+              </w:rPr>
+            </m:ctrlPr>
+          </m:sSubPr>
+          <m:e>
+            <m:r>
+              <m:rPr>
+                <m:sty m:val="p"/>
+              </m:rPr>
+              <w:rPr>
+                <w:rFonts w:ascii="Cambria Math" w:hAnsi="Cambria Math"/>
+              </w:rPr>
+              <m:t>η</m:t>
+            </m:r>
+            <m:ctrlPr>
+              <w:rPr>
+                <w:rFonts w:ascii="Cambria Math" w:hAnsi="Cambria Math"/>
+              </w:rPr>
+            </m:ctrlPr>
+          </m:e>
+          <m:sub>
+            <m:r>
+              <w:rPr>
+                <w:rFonts w:ascii="Cambria Math" w:hAnsi="Cambria Math"/>
+              </w:rPr>
+              <m:t>k</m:t>
+            </m:r>
+          </m:sub>
+        </m:sSub>
+        <m:r>
+          <m:rPr>
+            <m:sty m:val="p"/>
+          </m:rPr>
+          <w:rPr>
+            <w:rFonts w:ascii="Cambria Math" w:hAnsi="Cambria Math" w:hint="eastAsia"/>
+          </w:rPr>
+          <m:t>∈</m:t>
+        </m:r>
+        <m:sSup>
+          <m:sSupPr>
+            <m:ctrlPr>
+              <w:rPr>
+                <w:rFonts w:ascii="Cambria Math" w:hAnsi="Cambria Math"/>
+                <w:i/>
+              </w:rPr>
+            </m:ctrlPr>
+          </m:sSupPr>
+          <m:e>
+            <m:r>
+              <w:rPr>
+                <w:rFonts w:ascii="Cambria Math" w:hAnsi="Cambria Math"/>
+              </w:rPr>
+              <m:t>R</m:t>
+            </m:r>
+            <m:ctrlPr>
+              <w:rPr>
+                <w:rFonts w:ascii="Cambria Math" w:hAnsi="Cambria Math"/>
+              </w:rPr>
+            </m:ctrlPr>
+          </m:e>
+          <m:sup>
+            <m:sSub>
+              <m:sSubPr>
+                <m:ctrlPr>
+                  <w:rPr>
+                    <w:rFonts w:ascii="Cambria Math" w:hAnsi="Cambria Math"/>
+                    <w:i/>
+                  </w:rPr>
+                </m:ctrlPr>
+              </m:sSubPr>
+              <m:e>
+                <m:r>
+                  <w:rPr>
+                    <w:rFonts w:ascii="Cambria Math" w:hAnsi="Cambria Math"/>
+                  </w:rPr>
+                  <m:t>n</m:t>
+                </m:r>
+              </m:e>
+              <m:sub>
+                <m:r>
+                  <m:rPr>
+                    <m:sty m:val="p"/>
+                  </m:rPr>
+                  <w:rPr>
+                    <w:rFonts w:ascii="Cambria Math" w:hAnsi="Cambria Math"/>
+                  </w:rPr>
+                  <m:t>η</m:t>
+                </m:r>
+              </m:sub>
+            </m:sSub>
+          </m:sup>
+        </m:sSup>
+      </m:oMath>
+      <w:r>
+        <w:rPr>
+          <w:rFonts w:hint="eastAsia"/>
+        </w:rPr>
+        <w:t xml:space="preserve"> </w:t>
+      </w:r>
+      <w:r>
+        <w:rPr>
+          <w:rFonts w:hint="eastAsia"/>
+        </w:rPr>
+        <w:t>是未知的。</w:t>
+      </w:r>
+    </w:p>
+    <w:p>
+      <w:pPr>
+        <w:ind w:firstLine="419"/>
+      </w:pPr>
+      <w:r>
+        <w:rPr>
+          <w:rFonts w:hint="eastAsia"/>
+        </w:rPr>
+        <w:t>第三项</w:t>
+      </w:r>
+      <w:r>
+        <w:rPr>
+          <w:rFonts w:hint="eastAsia"/>
+        </w:rPr>
+        <w:t xml:space="preserve"> </w:t>
+      </w:r>
+      <m:oMath>
+        <m:sSub>
+          <m:sSubPr>
+            <m:ctrlPr>
+              <w:rPr>
+                <w:rFonts w:ascii="Cambria Math" w:hAnsi="Cambria Math"/>
+                <w:i/>
+              </w:rPr>
+            </m:ctrlPr>
+          </m:sSubPr>
+          <m:e>
+            <m:r>
+              <m:rPr>
+                <m:sty m:val="p"/>
+              </m:rPr>
+              <w:rPr>
+                <w:rFonts w:ascii="Cambria Math" w:hAnsi="Cambria Math"/>
+              </w:rPr>
+              <m:t>ξ</m:t>
+            </m:r>
+            <m:ctrlPr>
+              <w:rPr>
+                <w:rFonts w:ascii="Cambria Math" w:hAnsi="Cambria Math"/>
+              </w:rPr>
+            </m:ctrlPr>
+          </m:e>
+          <m:sub>
+            <m:r>
+              <w:rPr>
+                <w:rFonts w:ascii="Cambria Math" w:hAnsi="Cambria Math"/>
+              </w:rPr>
+              <m:t>s,k</m:t>
+            </m:r>
+          </m:sub>
+        </m:sSub>
+        <m:r>
+          <m:rPr>
+            <m:sty m:val="p"/>
+          </m:rPr>
+          <w:rPr>
+            <w:rFonts w:ascii="Cambria Math" w:hAnsi="Cambria Math" w:hint="eastAsia"/>
+          </w:rPr>
+          <m:t>∈</m:t>
+        </m:r>
+        <m:r>
+          <w:rPr>
+            <w:rFonts w:ascii="Cambria Math" w:hAnsi="Cambria Math"/>
+          </w:rPr>
+          <m:t>R</m:t>
+        </m:r>
+      </m:oMath>
+      <w:r>
+        <w:rPr>
+          <w:rFonts w:hint="eastAsia"/>
+        </w:rPr>
+        <w:t xml:space="preserve">  </w:t>
+      </w:r>
+      <w:r>
+        <w:rPr>
+          <w:rFonts w:hint="eastAsia"/>
+        </w:rPr>
+        <w:t>表示依赖于时间的细小尺度变化，捕捉到了块金效应</w:t>
+      </w:r>
+      <w:r>
+        <w:rPr>
+          <w:rFonts w:hint="eastAsia"/>
+        </w:rPr>
+        <w:t>(</w:t>
+      </w:r>
+      <w:r>
+        <w:t>nugget effect</w:t>
+      </w:r>
+      <w:r>
+        <w:rPr>
+          <w:rFonts w:hint="eastAsia"/>
+        </w:rPr>
+        <w:t>)</w:t>
+      </w:r>
+      <w:r>
+        <w:rPr>
+          <w:rFonts w:hint="eastAsia"/>
+        </w:rPr>
+        <w:t>。状态变量</w:t>
+      </w:r>
+      <w:r>
+        <w:rPr>
+          <w:rFonts w:hint="eastAsia"/>
+        </w:rPr>
+        <w:t xml:space="preserve"> </w:t>
+      </w:r>
+      <m:oMath>
+        <m:sSub>
+          <m:sSubPr>
+            <m:ctrlPr>
+              <w:rPr>
+                <w:rFonts w:ascii="Cambria Math" w:hAnsi="Cambria Math"/>
+                <w:i/>
+              </w:rPr>
+            </m:ctrlPr>
+          </m:sSubPr>
+          <m:e>
+            <m:r>
+              <m:rPr>
+                <m:sty m:val="p"/>
+              </m:rPr>
+              <w:rPr>
+                <w:rFonts w:ascii="Cambria Math" w:hAnsi="Cambria Math"/>
+              </w:rPr>
+              <m:t>η</m:t>
+            </m:r>
+            <m:ctrlPr>
+              <w:rPr>
+                <w:rFonts w:ascii="Cambria Math" w:hAnsi="Cambria Math"/>
+              </w:rPr>
+            </m:ctrlPr>
+          </m:e>
+          <m:sub>
+            <m:r>
+              <w:rPr>
+                <w:rFonts w:ascii="Cambria Math" w:hAnsi="Cambria Math"/>
+              </w:rPr>
+              <m:t>k</m:t>
+            </m:r>
+          </m:sub>
+        </m:sSub>
+      </m:oMath>
+      <w:r>
+        <w:rPr>
+          <w:rFonts w:hint="eastAsia"/>
+        </w:rPr>
+        <w:t xml:space="preserve"> </w:t>
+      </w:r>
+      <w:r>
+        <w:rPr>
+          <w:rFonts w:hint="eastAsia"/>
+        </w:rPr>
+        <w:t>应该根据下面的动态方程演化：</w:t>
+      </w:r>
+      <m:oMath>
+        <m:r>
+          <w:rPr>
+            <w:rFonts w:ascii="Cambria Math" w:hAnsi="Cambria Math"/>
+          </w:rPr>
+          <m:t>et</m:t>
+        </m:r>
+        <m:sSub>
+          <m:sSubPr>
+            <m:ctrlPr>
+              <w:rPr>
+                <w:rFonts w:ascii="Cambria Math" w:hAnsi="Cambria Math"/>
+                <w:i/>
+              </w:rPr>
+            </m:ctrlPr>
+          </m:sSubPr>
+          <m:e>
+            <m:r>
+              <w:rPr>
+                <w:rFonts w:ascii="Cambria Math" w:hAnsi="Cambria Math"/>
+              </w:rPr>
+              <m:t>a</m:t>
+            </m:r>
+          </m:e>
+          <m:sub>
+            <m:r>
+              <w:rPr>
+                <w:rFonts w:ascii="Cambria Math" w:hAnsi="Cambria Math"/>
+              </w:rPr>
+              <m:t>k+1</m:t>
+            </m:r>
+          </m:sub>
+        </m:sSub>
+        <m:r>
+          <w:rPr>
+            <w:rFonts w:ascii="Cambria Math" w:hAnsi="Cambria Math"/>
+          </w:rPr>
+          <m:t>=</m:t>
+        </m:r>
+        <m:sSub>
+          <m:sSubPr>
+            <m:ctrlPr>
+              <w:rPr>
+                <w:rFonts w:ascii="Cambria Math" w:hAnsi="Cambria Math"/>
+                <w:i/>
+              </w:rPr>
+            </m:ctrlPr>
+          </m:sSubPr>
+          <m:e>
+            <m:r>
+              <w:rPr>
+                <w:rFonts w:ascii="Cambria Math" w:hAnsi="Cambria Math"/>
+              </w:rPr>
+              <m:t>H</m:t>
+            </m:r>
+          </m:e>
+          <m:sub>
+            <m:r>
+              <w:rPr>
+                <w:rFonts w:ascii="Cambria Math" w:hAnsi="Cambria Math"/>
+              </w:rPr>
+              <m:t>k</m:t>
+            </m:r>
+          </m:sub>
+        </m:sSub>
+        <m:sSub>
+          <m:sSubPr>
+            <m:ctrlPr>
+              <w:rPr>
+                <w:rFonts w:ascii="Cambria Math" w:hAnsi="Cambria Math"/>
+                <w:i/>
+              </w:rPr>
+            </m:ctrlPr>
+          </m:sSubPr>
+          <m:e>
+            <m:r>
+              <m:rPr>
+                <m:sty m:val="p"/>
+              </m:rPr>
+              <w:rPr>
+                <w:rFonts w:ascii="Cambria Math" w:hAnsi="Cambria Math"/>
+              </w:rPr>
+              <m:t>η</m:t>
+            </m:r>
+            <m:ctrlPr>
+              <w:rPr>
+                <w:rFonts w:ascii="Cambria Math" w:hAnsi="Cambria Math"/>
+              </w:rPr>
+            </m:ctrlPr>
+          </m:e>
+          <m:sub>
+            <m:r>
+              <w:rPr>
+                <w:rFonts w:ascii="Cambria Math" w:hAnsi="Cambria Math"/>
+              </w:rPr>
+              <m:t>k</m:t>
+            </m:r>
+          </m:sub>
+        </m:sSub>
+        <m:r>
+          <w:rPr>
+            <w:rFonts w:ascii="Cambria Math" w:hAnsi="Cambria Math"/>
+          </w:rPr>
+          <m:t>+</m:t>
+        </m:r>
+        <m:sSub>
+          <m:sSubPr>
+            <m:ctrlPr>
+              <w:rPr>
+                <w:rFonts w:ascii="Cambria Math" w:hAnsi="Cambria Math"/>
+                <w:i/>
+              </w:rPr>
+            </m:ctrlPr>
+          </m:sSubPr>
+          <m:e>
+            <m:r>
+              <w:rPr>
+                <w:rFonts w:ascii="Cambria Math" w:hAnsi="Cambria Math"/>
+              </w:rPr>
+              <m:t>G</m:t>
+            </m:r>
+          </m:e>
+          <m:sub>
+            <m:r>
+              <w:rPr>
+                <w:rFonts w:ascii="Cambria Math" w:hAnsi="Cambria Math"/>
+              </w:rPr>
+              <m:t>k</m:t>
+            </m:r>
+          </m:sub>
+        </m:sSub>
+        <m:sSub>
+          <m:sSubPr>
+            <m:ctrlPr>
+              <w:rPr>
+                <w:rFonts w:ascii="Cambria Math" w:hAnsi="Cambria Math"/>
+                <w:i/>
+              </w:rPr>
+            </m:ctrlPr>
+          </m:sSubPr>
+          <m:e>
+            <m:r>
+              <w:rPr>
+                <w:rFonts w:ascii="Cambria Math" w:hAnsi="Cambria Math"/>
+              </w:rPr>
+              <m:t>d</m:t>
+            </m:r>
+          </m:e>
+          <m:sub>
+            <m:r>
+              <w:rPr>
+                <w:rFonts w:ascii="Cambria Math" w:hAnsi="Cambria Math"/>
+              </w:rPr>
+              <m:t>k</m:t>
+            </m:r>
+          </m:sub>
+        </m:sSub>
+        <m:r>
+          <w:rPr>
+            <w:rFonts w:ascii="Cambria Math" w:hAnsi="Cambria Math"/>
+          </w:rPr>
+          <m:t>+</m:t>
+        </m:r>
+        <m:sSub>
+          <m:sSubPr>
+            <m:ctrlPr>
+              <w:rPr>
+                <w:rFonts w:ascii="Cambria Math" w:hAnsi="Cambria Math"/>
+                <w:i/>
+              </w:rPr>
+            </m:ctrlPr>
+          </m:sSubPr>
+          <m:e>
+            <m:r>
+              <m:rPr>
+                <m:sty m:val="p"/>
+              </m:rPr>
+              <w:rPr>
+                <w:rFonts w:ascii="Cambria Math" w:hAnsi="Cambria Math"/>
+              </w:rPr>
+              <m:t>ζ</m:t>
+            </m:r>
+          </m:e>
+          <m:sub>
+            <m:r>
+              <w:rPr>
+                <w:rFonts w:ascii="Cambria Math" w:hAnsi="Cambria Math"/>
+              </w:rPr>
+              <m:t>k</m:t>
+            </m:r>
+          </m:sub>
+        </m:sSub>
+      </m:oMath>
+      <w:r>
+        <w:rPr>
+          <w:rFonts w:hint="eastAsia"/>
+        </w:rPr>
+        <w:t>，其中</w:t>
+      </w:r>
+      <w:r>
+        <w:rPr>
+          <w:rFonts w:hint="eastAsia"/>
+        </w:rPr>
+        <w:t xml:space="preserve"> </w:t>
+      </w:r>
+      <m:oMath>
+        <m:sSub>
+          <m:sSubPr>
+            <m:ctrlPr>
+              <w:rPr>
+                <w:rFonts w:ascii="Cambria Math" w:hAnsi="Cambria Math"/>
+                <w:i/>
+              </w:rPr>
+            </m:ctrlPr>
+          </m:sSubPr>
+          <m:e>
+            <m:r>
+              <w:rPr>
+                <w:rFonts w:ascii="Cambria Math" w:hAnsi="Cambria Math"/>
+              </w:rPr>
+              <m:t>H</m:t>
+            </m:r>
+          </m:e>
+          <m:sub>
+            <m:r>
+              <w:rPr>
+                <w:rFonts w:ascii="Cambria Math" w:hAnsi="Cambria Math"/>
+              </w:rPr>
+              <m:t>k</m:t>
+            </m:r>
+          </m:sub>
+        </m:sSub>
+      </m:oMath>
+      <w:r>
+        <w:rPr>
+          <w:rFonts w:hint="eastAsia"/>
+        </w:rPr>
+        <w:t xml:space="preserve"> </w:t>
+      </w:r>
+      <w:r>
+        <w:rPr>
+          <w:rFonts w:hint="eastAsia"/>
+        </w:rPr>
+        <w:t>和</w:t>
+      </w:r>
+      <w:r>
+        <w:rPr>
+          <w:rFonts w:hint="eastAsia"/>
+        </w:rPr>
+        <w:t xml:space="preserve"> </w:t>
+      </w:r>
+      <m:oMath>
+        <m:sSub>
+          <m:sSubPr>
+            <m:ctrlPr>
+              <w:rPr>
+                <w:rFonts w:ascii="Cambria Math" w:hAnsi="Cambria Math"/>
+                <w:i/>
+              </w:rPr>
+            </m:ctrlPr>
+          </m:sSubPr>
+          <m:e>
+            <m:r>
+              <w:rPr>
+                <w:rFonts w:ascii="Cambria Math" w:hAnsi="Cambria Math"/>
+              </w:rPr>
+              <m:t>G</m:t>
+            </m:r>
+          </m:e>
+          <m:sub>
+            <m:r>
+              <w:rPr>
+                <w:rFonts w:ascii="Cambria Math" w:hAnsi="Cambria Math"/>
+              </w:rPr>
+              <m:t>k</m:t>
+            </m:r>
+          </m:sub>
+        </m:sSub>
+      </m:oMath>
+      <w:r>
+        <w:rPr>
+          <w:rFonts w:hint="eastAsia"/>
+        </w:rPr>
+        <w:t xml:space="preserve"> </w:t>
+      </w:r>
+      <w:r>
+        <w:rPr>
+          <w:rFonts w:hint="eastAsia"/>
+        </w:rPr>
+        <w:t>是已知矩阵。第一项</w:t>
+      </w:r>
+      <w:r>
+        <w:rPr>
+          <w:rFonts w:hint="eastAsia"/>
+        </w:rPr>
+        <w:t xml:space="preserve"> </w:t>
+      </w:r>
+      <m:oMath>
+        <m:sSub>
+          <m:sSubPr>
+            <m:ctrlPr>
+              <w:rPr>
+                <w:rFonts w:ascii="Cambria Math" w:hAnsi="Cambria Math"/>
+                <w:i/>
+              </w:rPr>
+            </m:ctrlPr>
+          </m:sSubPr>
+          <m:e>
+            <m:r>
+              <w:rPr>
+                <w:rFonts w:ascii="Cambria Math" w:hAnsi="Cambria Math"/>
+              </w:rPr>
+              <m:t>H</m:t>
+            </m:r>
+          </m:e>
+          <m:sub>
+            <m:r>
+              <w:rPr>
+                <w:rFonts w:ascii="Cambria Math" w:hAnsi="Cambria Math"/>
+              </w:rPr>
+              <m:t>k</m:t>
+            </m:r>
+          </m:sub>
+        </m:sSub>
+        <m:sSub>
+          <m:sSubPr>
+            <m:ctrlPr>
+              <w:rPr>
+                <w:rFonts w:ascii="Cambria Math" w:hAnsi="Cambria Math"/>
+                <w:i/>
+              </w:rPr>
+            </m:ctrlPr>
+          </m:sSubPr>
+          <m:e>
+            <m:r>
+              <m:rPr>
+                <m:sty m:val="p"/>
+              </m:rPr>
+              <w:rPr>
+                <w:rFonts w:ascii="Cambria Math" w:hAnsi="Cambria Math"/>
+              </w:rPr>
+              <m:t>η</m:t>
+            </m:r>
+            <m:ctrlPr>
+              <w:rPr>
+                <w:rFonts w:ascii="Cambria Math" w:hAnsi="Cambria Math"/>
+              </w:rPr>
+            </m:ctrlPr>
+          </m:e>
+          <m:sub>
+            <m:r>
+              <w:rPr>
+                <w:rFonts w:ascii="Cambria Math" w:hAnsi="Cambria Math"/>
+              </w:rPr>
+              <m:t>k</m:t>
+            </m:r>
+          </m:sub>
+        </m:sSub>
+      </m:oMath>
+      <w:r>
+        <w:rPr>
+          <w:rFonts w:hint="eastAsia"/>
+        </w:rPr>
+        <w:t xml:space="preserve"> </w:t>
+      </w:r>
+      <w:r>
+        <w:rPr>
+          <w:rFonts w:hint="eastAsia"/>
+        </w:rPr>
+        <w:t xml:space="preserve"> </w:t>
+      </w:r>
+      <w:r>
+        <w:rPr>
+          <w:rFonts w:hint="eastAsia"/>
+        </w:rPr>
+        <w:t>捕捉时间相关性，如果对应的分量</w:t>
+      </w:r>
+      <w:r>
+        <w:rPr>
+          <w:rFonts w:hint="eastAsia"/>
+        </w:rPr>
+        <w:t xml:space="preserve"> </w:t>
+      </w:r>
+      <m:oMath>
+        <m:sSub>
+          <m:sSubPr>
+            <m:ctrlPr>
+              <w:rPr>
+                <w:rFonts w:ascii="Cambria Math" w:hAnsi="Cambria Math"/>
+                <w:i/>
+              </w:rPr>
+            </m:ctrlPr>
+          </m:sSubPr>
+          <m:e>
+            <m:r>
+              <m:rPr>
+                <m:sty m:val="p"/>
+              </m:rPr>
+              <w:rPr>
+                <w:rFonts w:ascii="Cambria Math" w:hAnsi="Cambria Math"/>
+              </w:rPr>
+              <m:t>η</m:t>
+            </m:r>
+            <m:ctrlPr>
+              <w:rPr>
+                <w:rFonts w:ascii="Cambria Math" w:hAnsi="Cambria Math"/>
+              </w:rPr>
+            </m:ctrlPr>
+          </m:e>
+          <m:sub>
+            <m:r>
+              <w:rPr>
+                <w:rFonts w:ascii="Cambria Math" w:hAnsi="Cambria Math"/>
+              </w:rPr>
+              <m:t>k+1</m:t>
+            </m:r>
+          </m:sub>
+        </m:sSub>
+      </m:oMath>
+      <w:r>
+        <w:rPr>
+          <w:rFonts w:hint="eastAsia"/>
+        </w:rPr>
+        <w:t xml:space="preserve"> </w:t>
+      </w:r>
+      <w:r>
+        <w:rPr>
+          <w:rFonts w:hint="eastAsia"/>
+        </w:rPr>
+        <w:t>在动态上不改变，</w:t>
+      </w:r>
+      <m:oMath>
+        <m:sSub>
+          <m:sSubPr>
+            <m:ctrlPr>
+              <w:rPr>
+                <w:rFonts w:ascii="Cambria Math" w:hAnsi="Cambria Math"/>
+                <w:i/>
+              </w:rPr>
+            </m:ctrlPr>
+          </m:sSubPr>
+          <m:e>
+            <m:r>
+              <w:rPr>
+                <w:rFonts w:ascii="Cambria Math" w:hAnsi="Cambria Math" w:hint="eastAsia"/>
+              </w:rPr>
+              <m:t>H</m:t>
+            </m:r>
+            <m:ctrlPr>
+              <w:rPr>
+                <w:rFonts w:ascii="Cambria Math" w:hAnsi="Cambria Math" w:hint="eastAsia"/>
+                <w:i/>
+              </w:rPr>
+            </m:ctrlPr>
+          </m:e>
+          <m:sub>
+            <m:r>
+              <w:rPr>
+                <w:rFonts w:ascii="Cambria Math" w:hAnsi="Cambria Math" w:hint="eastAsia"/>
+              </w:rPr>
+              <m:t>k</m:t>
+            </m:r>
+          </m:sub>
+        </m:sSub>
+      </m:oMath>
+      <w:r>
+        <w:rPr>
+          <w:rFonts w:hint="eastAsia"/>
+        </w:rPr>
+        <w:t xml:space="preserve"> </w:t>
+      </w:r>
+      <w:r>
+        <w:rPr>
+          <w:rFonts w:hint="eastAsia"/>
+        </w:rPr>
+        <w:t>的行可以选择为零。第二项</w:t>
+      </w:r>
+      <w:r>
+        <w:rPr>
+          <w:rFonts w:hint="eastAsia"/>
+        </w:rPr>
+        <w:t xml:space="preserve"> </w:t>
+      </w:r>
+      <m:oMath>
+        <m:sSub>
+          <m:sSubPr>
+            <m:ctrlPr>
+              <w:rPr>
+                <w:rFonts w:ascii="Cambria Math" w:hAnsi="Cambria Math"/>
+                <w:i/>
+              </w:rPr>
+            </m:ctrlPr>
+          </m:sSubPr>
+          <m:e>
+            <m:r>
+              <w:rPr>
+                <w:rFonts w:ascii="Cambria Math" w:hAnsi="Cambria Math"/>
+              </w:rPr>
+              <m:t>G</m:t>
+            </m:r>
+          </m:e>
+          <m:sub>
+            <m:r>
+              <w:rPr>
+                <w:rFonts w:ascii="Cambria Math" w:hAnsi="Cambria Math"/>
+              </w:rPr>
+              <m:t>k</m:t>
+            </m:r>
+          </m:sub>
+        </m:sSub>
+        <m:sSub>
+          <m:sSubPr>
+            <m:ctrlPr>
+              <w:rPr>
+                <w:rFonts w:ascii="Cambria Math" w:hAnsi="Cambria Math"/>
+                <w:i/>
+              </w:rPr>
+            </m:ctrlPr>
+          </m:sSubPr>
+          <m:e>
+            <m:r>
+              <w:rPr>
+                <w:rFonts w:ascii="Cambria Math" w:hAnsi="Cambria Math"/>
+              </w:rPr>
+              <m:t>d</m:t>
+            </m:r>
+          </m:e>
+          <m:sub>
+            <m:r>
+              <w:rPr>
+                <w:rFonts w:ascii="Cambria Math" w:hAnsi="Cambria Math"/>
+              </w:rPr>
+              <m:t>k</m:t>
+            </m:r>
+          </m:sub>
+        </m:sSub>
+      </m:oMath>
+      <w:r>
+        <w:rPr>
+          <w:rFonts w:hint="eastAsia"/>
+        </w:rPr>
+        <w:t xml:space="preserve"> </w:t>
+      </w:r>
+      <w:r>
+        <w:rPr>
+          <w:rFonts w:hint="eastAsia"/>
+        </w:rPr>
+        <w:t>表示有偏噪声和模型不确定性，其中</w:t>
+      </w:r>
+      <w:r>
+        <w:rPr>
+          <w:rFonts w:hint="eastAsia"/>
+        </w:rPr>
+        <w:t xml:space="preserve"> </w:t>
+      </w:r>
+      <m:oMath>
+        <m:sSub>
+          <m:sSubPr>
+            <m:ctrlPr>
+              <w:rPr>
+                <w:rFonts w:ascii="Cambria Math" w:hAnsi="Cambria Math"/>
+                <w:i/>
+              </w:rPr>
+            </m:ctrlPr>
+          </m:sSubPr>
+          <m:e>
+            <m:r>
+              <w:rPr>
+                <w:rFonts w:ascii="Cambria Math" w:hAnsi="Cambria Math"/>
+              </w:rPr>
+              <m:t>d</m:t>
+            </m:r>
+          </m:e>
+          <m:sub>
+            <m:r>
+              <w:rPr>
+                <w:rFonts w:ascii="Cambria Math" w:hAnsi="Cambria Math"/>
+              </w:rPr>
+              <m:t>k</m:t>
+            </m:r>
+          </m:sub>
+        </m:sSub>
+        <m:r>
+          <m:rPr>
+            <m:sty m:val="p"/>
+          </m:rPr>
+          <w:rPr>
+            <w:rFonts w:ascii="Cambria Math" w:hAnsi="Cambria Math" w:hint="eastAsia"/>
+          </w:rPr>
+          <m:t>∈</m:t>
+        </m:r>
+        <m:sSup>
+          <m:sSupPr>
+            <m:ctrlPr>
+              <w:rPr>
+                <w:rFonts w:ascii="Cambria Math" w:hAnsi="Cambria Math"/>
+                <w:i/>
+              </w:rPr>
+            </m:ctrlPr>
+          </m:sSupPr>
+          <m:e>
+            <m:r>
+              <w:rPr>
+                <w:rFonts w:ascii="Cambria Math" w:hAnsi="Cambria Math"/>
+              </w:rPr>
+              <m:t>R</m:t>
+            </m:r>
+            <m:ctrlPr>
+              <w:rPr>
+                <w:rFonts w:ascii="Cambria Math" w:hAnsi="Cambria Math"/>
+              </w:rPr>
+            </m:ctrlPr>
+          </m:e>
+          <m:sup>
+            <m:sSub>
+              <m:sSubPr>
+                <m:ctrlPr>
+                  <w:rPr>
+                    <w:rFonts w:ascii="Cambria Math" w:hAnsi="Cambria Math"/>
+                    <w:i/>
+                  </w:rPr>
+                </m:ctrlPr>
+              </m:sSubPr>
+              <m:e>
+                <m:r>
+                  <w:rPr>
+                    <w:rFonts w:ascii="Cambria Math" w:hAnsi="Cambria Math"/>
+                  </w:rPr>
+                  <m:t>n</m:t>
+                </m:r>
+              </m:e>
+              <m:sub>
+                <m:r>
+                  <w:rPr>
+                    <w:rFonts w:ascii="Cambria Math" w:hAnsi="Cambria Math"/>
+                  </w:rPr>
+                  <m:t>d</m:t>
+                </m:r>
+              </m:sub>
+            </m:sSub>
+          </m:sup>
+        </m:sSup>
+      </m:oMath>
+      <w:r>
+        <w:rPr>
+          <w:rFonts w:hint="eastAsia"/>
+        </w:rPr>
+        <w:t xml:space="preserve">  </w:t>
+      </w:r>
+      <w:r>
+        <w:rPr>
+          <w:rFonts w:hint="eastAsia"/>
+        </w:rPr>
+        <w:t>是未知的，并且可以视为一个未知输入。这一项在</w:t>
+      </w:r>
+      <w:r>
+        <w:rPr>
+          <w:rFonts w:hint="eastAsia"/>
+        </w:rPr>
+        <w:t>[</w:t>
+      </w:r>
+      <w:r>
+        <w:rPr>
+          <w:rFonts w:hint="eastAsia"/>
+        </w:rPr>
+        <w:t>16</w:t>
+      </w:r>
+      <w:r>
+        <w:rPr>
+          <w:rFonts w:hint="eastAsia"/>
+        </w:rPr>
+        <w:t>][</w:t>
+      </w:r>
+      <w:r>
+        <w:rPr>
+          <w:rFonts w:hint="eastAsia"/>
+        </w:rPr>
+        <w:t>18</w:t>
+      </w:r>
+      <w:r>
+        <w:rPr>
+          <w:rFonts w:hint="eastAsia"/>
+        </w:rPr>
+        <w:t>]</w:t>
+      </w:r>
+      <w:r>
+        <w:rPr>
+          <w:rFonts w:hint="eastAsia"/>
+        </w:rPr>
+        <w:t>中不存在。最后一项</w:t>
+      </w:r>
+      <w:r>
+        <w:rPr>
+          <w:rFonts w:hint="eastAsia"/>
+        </w:rPr>
+        <w:t xml:space="preserve"> </w:t>
+      </w:r>
+      <m:oMath>
+        <m:sSub>
+          <m:sSubPr>
+            <m:ctrlPr>
+              <w:rPr>
+                <w:rFonts w:ascii="Cambria Math" w:hAnsi="Cambria Math"/>
+                <w:i/>
+              </w:rPr>
+            </m:ctrlPr>
+          </m:sSubPr>
+          <m:e>
+            <m:r>
+              <m:rPr>
+                <m:sty m:val="p"/>
+              </m:rPr>
+              <w:rPr>
+                <w:rFonts w:ascii="Cambria Math" w:hAnsi="Cambria Math"/>
+              </w:rPr>
+              <m:t>ζ</m:t>
+            </m:r>
+            <m:ctrlPr>
+              <w:rPr>
+                <w:rFonts w:ascii="Cambria Math" w:hAnsi="Cambria Math"/>
+              </w:rPr>
+            </m:ctrlPr>
+          </m:e>
+          <m:sub>
+            <m:r>
+              <w:rPr>
+                <w:rFonts w:ascii="Cambria Math" w:hAnsi="Cambria Math"/>
+              </w:rPr>
+              <m:t>k</m:t>
+            </m:r>
+          </m:sub>
+        </m:sSub>
+        <m:r>
+          <m:rPr>
+            <m:sty m:val="p"/>
+          </m:rPr>
+          <w:rPr>
+            <w:rFonts w:ascii="Cambria Math" w:hAnsi="Cambria Math" w:hint="eastAsia"/>
+          </w:rPr>
+          <m:t>∈</m:t>
+        </m:r>
+        <m:sSup>
+          <m:sSupPr>
+            <m:ctrlPr>
+              <w:rPr>
+                <w:rFonts w:ascii="Cambria Math" w:hAnsi="Cambria Math"/>
+                <w:i/>
+              </w:rPr>
+            </m:ctrlPr>
+          </m:sSupPr>
+          <m:e>
+            <m:r>
+              <w:rPr>
+                <w:rFonts w:ascii="Cambria Math" w:hAnsi="Cambria Math"/>
+              </w:rPr>
+              <m:t>R</m:t>
+            </m:r>
+            <m:ctrlPr>
+              <w:rPr>
+                <w:rFonts w:ascii="Cambria Math" w:hAnsi="Cambria Math"/>
+              </w:rPr>
+            </m:ctrlPr>
+          </m:e>
+          <m:sup>
+            <m:sSub>
+              <m:sSubPr>
+                <m:ctrlPr>
+                  <w:rPr>
+                    <w:rFonts w:ascii="Cambria Math" w:hAnsi="Cambria Math"/>
+                    <w:i/>
+                  </w:rPr>
+                </m:ctrlPr>
+              </m:sSubPr>
+              <m:e>
+                <m:r>
+                  <w:rPr>
+                    <w:rFonts w:ascii="Cambria Math" w:hAnsi="Cambria Math"/>
+                  </w:rPr>
+                  <m:t>n</m:t>
+                </m:r>
+              </m:e>
+              <m:sub>
+                <m:r>
+                  <m:rPr>
+                    <m:sty m:val="p"/>
+                  </m:rPr>
+                  <w:rPr>
+                    <w:rFonts w:ascii="Cambria Math" w:hAnsi="Cambria Math"/>
+                  </w:rPr>
+                  <m:t>η</m:t>
+                </m:r>
+              </m:sub>
+            </m:sSub>
+          </m:sup>
+        </m:sSup>
+      </m:oMath>
+      <w:r>
+        <w:rPr>
+          <w:rFonts w:hint="eastAsia"/>
+        </w:rPr>
+        <w:t xml:space="preserve"> </w:t>
+      </w:r>
+      <w:r>
+        <w:rPr>
+          <w:rFonts w:hint="eastAsia"/>
+        </w:rPr>
+        <w:t>代表隐藏状态</w:t>
+      </w:r>
+      <w:r>
+        <w:rPr>
+          <w:rFonts w:hint="eastAsia"/>
+        </w:rPr>
+        <w:t xml:space="preserve"> </w:t>
+      </w:r>
+      <m:oMath>
+        <m:sSub>
+          <m:sSubPr>
+            <m:ctrlPr>
+              <w:rPr>
+                <w:rFonts w:ascii="Cambria Math" w:hAnsi="Cambria Math"/>
+                <w:i/>
+              </w:rPr>
+            </m:ctrlPr>
+          </m:sSubPr>
+          <m:e>
+            <m:r>
+              <m:rPr>
+                <m:sty m:val="p"/>
+              </m:rPr>
+              <w:rPr>
+                <w:rFonts w:ascii="Cambria Math" w:hAnsi="Cambria Math"/>
+              </w:rPr>
+              <m:t>η</m:t>
+            </m:r>
+            <m:ctrlPr>
+              <w:rPr>
+                <w:rFonts w:ascii="Cambria Math" w:hAnsi="Cambria Math"/>
+              </w:rPr>
+            </m:ctrlPr>
+          </m:e>
+          <m:sub>
+            <m:r>
+              <w:rPr>
+                <w:rFonts w:ascii="Cambria Math" w:hAnsi="Cambria Math"/>
+              </w:rPr>
+              <m:t>k</m:t>
+            </m:r>
+          </m:sub>
+        </m:sSub>
+      </m:oMath>
+      <w:r>
+        <w:rPr>
+          <w:rFonts w:hint="eastAsia"/>
+        </w:rPr>
+        <w:t xml:space="preserve"> </w:t>
+      </w:r>
+      <w:r>
+        <w:rPr>
+          <w:rFonts w:hint="eastAsia"/>
+        </w:rPr>
+        <w:t>的细小尺度变化。所有噪声</w:t>
+      </w:r>
+      <w:r>
+        <w:rPr>
+          <w:rFonts w:hint="eastAsia"/>
+        </w:rPr>
+        <w:t xml:space="preserve"> </w:t>
+      </w:r>
+      <m:oMath>
+        <m:sSub>
+          <m:sSubPr>
+            <m:ctrlPr>
+              <w:rPr>
+                <w:rFonts w:ascii="Cambria Math" w:hAnsi="Cambria Math"/>
+                <w:i/>
+              </w:rPr>
+            </m:ctrlPr>
+          </m:sSubPr>
+          <m:e>
+            <m:r>
+              <m:rPr>
+                <m:sty m:val="p"/>
+              </m:rPr>
+              <w:rPr>
+                <w:rFonts w:ascii="Cambria Math" w:hAnsi="Cambria Math"/>
+              </w:rPr>
+              <m:t>ϵ</m:t>
+            </m:r>
+            <m:ctrlPr>
+              <w:rPr>
+                <w:rFonts w:ascii="Cambria Math" w:hAnsi="Cambria Math"/>
+              </w:rPr>
+            </m:ctrlPr>
+          </m:e>
+          <m:sub>
+            <m:r>
+              <w:rPr>
+                <w:rFonts w:ascii="Cambria Math" w:hAnsi="Cambria Math"/>
+              </w:rPr>
+              <m:t>s,k</m:t>
+            </m:r>
+          </m:sub>
+        </m:sSub>
+      </m:oMath>
+      <w:r>
+        <w:rPr>
+          <w:rFonts w:hint="eastAsia"/>
+        </w:rPr>
+        <w:t xml:space="preserve"> </w:t>
+      </w:r>
+      <w:r>
+        <w:rPr>
+          <w:rFonts w:hint="eastAsia"/>
+        </w:rPr>
+        <w:t>，</w:t>
+      </w:r>
+      <m:oMath>
+        <m:sSub>
+          <m:sSubPr>
+            <m:ctrlPr>
+              <w:rPr>
+                <w:rFonts w:ascii="Cambria Math" w:hAnsi="Cambria Math"/>
+                <w:i/>
+              </w:rPr>
+            </m:ctrlPr>
+          </m:sSubPr>
+          <m:e>
+            <m:r>
+              <m:rPr>
+                <m:sty m:val="p"/>
+              </m:rPr>
+              <w:rPr>
+                <w:rFonts w:ascii="Cambria Math" w:hAnsi="Cambria Math"/>
+              </w:rPr>
+              <m:t>ξ</m:t>
+            </m:r>
+            <m:ctrlPr>
+              <w:rPr>
+                <w:rFonts w:ascii="Cambria Math" w:hAnsi="Cambria Math"/>
+              </w:rPr>
+            </m:ctrlPr>
+          </m:e>
+          <m:sub>
+            <m:r>
+              <w:rPr>
+                <w:rFonts w:ascii="Cambria Math" w:hAnsi="Cambria Math"/>
+              </w:rPr>
+              <m:t>s,k</m:t>
+            </m:r>
+          </m:sub>
+        </m:sSub>
+      </m:oMath>
+      <w:r>
+        <w:rPr>
+          <w:rFonts w:hint="eastAsia"/>
+        </w:rPr>
+        <w:t>，</w:t>
+      </w:r>
+      <m:oMath>
+        <m:sSub>
+          <m:sSubPr>
+            <m:ctrlPr>
+              <w:rPr>
+                <w:rFonts w:ascii="Cambria Math" w:hAnsi="Cambria Math"/>
+                <w:i/>
+              </w:rPr>
+            </m:ctrlPr>
+          </m:sSubPr>
+          <m:e>
+            <m:r>
+              <m:rPr>
+                <m:sty m:val="p"/>
+              </m:rPr>
+              <w:rPr>
+                <w:rFonts w:ascii="Cambria Math" w:hAnsi="Cambria Math"/>
+              </w:rPr>
+              <m:t>ζ</m:t>
+            </m:r>
+            <m:ctrlPr>
+              <w:rPr>
+                <w:rFonts w:ascii="Cambria Math" w:hAnsi="Cambria Math"/>
+              </w:rPr>
+            </m:ctrlPr>
+          </m:e>
+          <m:sub>
+            <m:r>
+              <w:rPr>
+                <w:rFonts w:ascii="Cambria Math" w:hAnsi="Cambria Math"/>
+              </w:rPr>
+              <m:t>k</m:t>
+            </m:r>
+          </m:sub>
+        </m:sSub>
+      </m:oMath>
+      <w:r>
+        <w:rPr>
+          <w:rFonts w:hint="eastAsia"/>
+        </w:rPr>
+        <w:t xml:space="preserve"> </w:t>
+      </w:r>
+      <w:r>
+        <w:rPr>
+          <w:rFonts w:hint="eastAsia"/>
+        </w:rPr>
+        <w:t>都是相互独立的，均值为零的高斯分布，其协方差分别为</w:t>
+      </w:r>
+      <w:r>
+        <w:rPr>
+          <w:rFonts w:hint="eastAsia"/>
+        </w:rPr>
+        <w:t xml:space="preserve"> </w:t>
+      </w:r>
+      <m:oMath>
+        <m:sSub>
+          <m:sSubPr>
+            <m:ctrlPr>
+              <w:rPr>
+                <w:rFonts w:ascii="Cambria Math" w:hAnsi="Cambria Math"/>
+                <w:i/>
+              </w:rPr>
+            </m:ctrlPr>
+          </m:sSubPr>
+          <m:e>
+            <m:r>
+              <w:rPr>
+                <w:rFonts w:ascii="Cambria Math" w:hAnsi="Cambria Math"/>
+              </w:rPr>
+              <m:t>P</m:t>
+            </m:r>
+          </m:e>
+          <m:sub>
+            <m:sSub>
+              <m:sSubPr>
+                <m:ctrlPr>
+                  <w:rPr>
+                    <w:rFonts w:ascii="Cambria Math" w:hAnsi="Cambria Math"/>
+                    <w:i/>
+                  </w:rPr>
+                </m:ctrlPr>
+              </m:sSubPr>
+              <m:e>
+                <m:r>
+                  <m:rPr>
+                    <m:sty m:val="p"/>
+                  </m:rPr>
+                  <w:rPr>
+                    <w:rFonts w:ascii="Cambria Math" w:hAnsi="Cambria Math"/>
+                  </w:rPr>
+                  <m:t>ϵ</m:t>
+                </m:r>
+              </m:e>
+              <m:sub>
+                <m:r>
+                  <w:rPr>
+                    <w:rFonts w:ascii="Cambria Math" w:hAnsi="Cambria Math"/>
+                  </w:rPr>
+                  <m:t>s,k</m:t>
+                </m:r>
+              </m:sub>
+            </m:sSub>
+          </m:sub>
+        </m:sSub>
+      </m:oMath>
+      <w:r>
+        <w:rPr>
+          <w:rFonts w:hint="eastAsia"/>
+        </w:rPr>
+        <w:t>，</w:t>
+      </w:r>
+      <m:oMath>
+        <m:sSub>
+          <m:sSubPr>
+            <m:ctrlPr>
+              <w:rPr>
+                <w:rFonts w:ascii="Cambria Math" w:hAnsi="Cambria Math"/>
+                <w:i/>
+              </w:rPr>
+            </m:ctrlPr>
+          </m:sSubPr>
+          <m:e>
+            <m:r>
+              <w:rPr>
+                <w:rFonts w:ascii="Cambria Math" w:hAnsi="Cambria Math"/>
+              </w:rPr>
+              <m:t>P</m:t>
+            </m:r>
+          </m:e>
+          <m:sub>
+            <m:sSub>
+              <m:sSubPr>
+                <m:ctrlPr>
+                  <w:rPr>
+                    <w:rFonts w:ascii="Cambria Math" w:hAnsi="Cambria Math"/>
+                    <w:i/>
+                  </w:rPr>
+                </m:ctrlPr>
+              </m:sSubPr>
+              <m:e>
+                <m:r>
+                  <m:rPr>
+                    <m:sty m:val="p"/>
+                  </m:rPr>
+                  <w:rPr>
+                    <w:rFonts w:ascii="Cambria Math" w:hAnsi="Cambria Math"/>
+                  </w:rPr>
+                  <m:t>ξ</m:t>
+                </m:r>
+              </m:e>
+              <m:sub>
+                <m:r>
+                  <w:rPr>
+                    <w:rFonts w:ascii="Cambria Math" w:hAnsi="Cambria Math"/>
+                  </w:rPr>
+                  <m:t>s,k</m:t>
+                </m:r>
+              </m:sub>
+            </m:sSub>
+          </m:sub>
+        </m:sSub>
+      </m:oMath>
+      <w:r>
+        <w:rPr>
+          <w:rFonts w:hint="eastAsia"/>
+        </w:rPr>
+        <w:t>，和</w:t>
+      </w:r>
+      <w:r>
+        <w:rPr>
+          <w:rFonts w:hint="eastAsia"/>
+        </w:rPr>
+        <w:t xml:space="preserve"> </w:t>
+      </w:r>
+      <m:oMath>
+        <m:sSub>
+          <m:sSubPr>
+            <m:ctrlPr>
+              <w:rPr>
+                <w:rFonts w:ascii="Cambria Math" w:hAnsi="Cambria Math"/>
+                <w:i/>
+              </w:rPr>
+            </m:ctrlPr>
+          </m:sSubPr>
+          <m:e>
+            <m:r>
+              <w:rPr>
+                <w:rFonts w:ascii="Cambria Math" w:hAnsi="Cambria Math"/>
+              </w:rPr>
+              <m:t>P</m:t>
+            </m:r>
+          </m:e>
+          <m:sub>
+            <m:sSub>
+              <m:sSubPr>
+                <m:ctrlPr>
+                  <w:rPr>
+                    <w:rFonts w:ascii="Cambria Math" w:hAnsi="Cambria Math"/>
+                    <w:i/>
+                  </w:rPr>
+                </m:ctrlPr>
+              </m:sSubPr>
+              <m:e>
+                <m:r>
+                  <m:rPr>
+                    <m:sty m:val="p"/>
+                  </m:rPr>
+                  <w:rPr>
+                    <w:rFonts w:ascii="Cambria Math" w:hAnsi="Cambria Math"/>
+                  </w:rPr>
+                  <m:t>ζ</m:t>
+                </m:r>
+              </m:e>
+              <m:sub>
+                <m:r>
+                  <w:rPr>
+                    <w:rFonts w:ascii="Cambria Math" w:hAnsi="Cambria Math"/>
+                  </w:rPr>
+                  <m:t>k</m:t>
+                </m:r>
+              </m:sub>
+            </m:sSub>
+          </m:sub>
+        </m:sSub>
+      </m:oMath>
+      <w:r>
+        <w:rPr>
+          <w:rFonts w:hint="eastAsia"/>
+        </w:rPr>
+        <w:t xml:space="preserve"> </w:t>
+      </w:r>
+      <w:r>
+        <w:rPr>
+          <w:rFonts w:hint="eastAsia"/>
+        </w:rPr>
+        <w:t>。</w:t>
+      </w:r>
+    </w:p>
+    <w:p>
+      <w:pPr>
+        <w:ind w:firstLine="419"/>
+      </w:pPr>
+      <w:r>
+        <w:rPr>
+          <w:rFonts w:hint="eastAsia"/>
+        </w:rPr>
+        <w:t>我们的兴趣是递归地估计查询区域</w:t>
+      </w:r>
+      <w:r>
+        <w:rPr>
+          <w:rFonts w:hint="eastAsia"/>
+        </w:rPr>
+        <w:t xml:space="preserve"> </w:t>
+      </w:r>
+      <m:oMath>
+        <m:sSup>
+          <m:sSupPr>
+            <m:ctrlPr>
+              <w:rPr>
+                <w:rFonts w:ascii="Cambria Math" w:hAnsi="Cambria Math"/>
+                <w:i/>
+              </w:rPr>
+            </m:ctrlPr>
+          </m:sSupPr>
+          <m:e>
+            <m:r>
+              <w:rPr>
+                <w:rFonts w:ascii="Cambria Math" w:hAnsi="Cambria Math"/>
+              </w:rPr>
+              <m:t>s</m:t>
+            </m:r>
+          </m:e>
+          <m:sup>
+            <m:r>
+              <w:rPr>
+                <w:rFonts w:ascii="Cambria Math" w:hAnsi="Cambria Math"/>
+              </w:rPr>
+              <m:t>*</m:t>
+            </m:r>
+          </m:sup>
+        </m:sSup>
+        <m:r>
+          <m:rPr>
+            <m:sty m:val="p"/>
+          </m:rPr>
+          <w:rPr>
+            <w:rFonts w:ascii="Cambria Math" w:hAnsi="Cambria Math" w:hint="eastAsia"/>
+          </w:rPr>
+          <m:t>∈</m:t>
+        </m:r>
+        <m:r>
+          <w:rPr>
+            <w:rFonts w:ascii="Cambria Math" w:hAnsi="Cambria Math"/>
+          </w:rPr>
+          <m:t>D</m:t>
+        </m:r>
+      </m:oMath>
+      <w:r>
+        <w:rPr>
+          <w:rFonts w:hint="eastAsia"/>
+        </w:rPr>
+        <w:t xml:space="preserve"> </w:t>
+      </w:r>
+      <w:r>
+        <w:rPr>
+          <w:rFonts w:hint="eastAsia"/>
+        </w:rPr>
+        <w:t>的隐藏状态</w:t>
+      </w:r>
+      <w:r>
+        <w:rPr>
+          <w:rFonts w:hint="eastAsia"/>
+        </w:rPr>
+        <w:t xml:space="preserve"> </w:t>
+      </w:r>
+      <m:oMath>
+        <m:sSub>
+          <m:sSubPr>
+            <m:ctrlPr>
+              <w:rPr>
+                <w:rFonts w:ascii="Cambria Math" w:hAnsi="Cambria Math"/>
+                <w:i/>
+              </w:rPr>
+            </m:ctrlPr>
+          </m:sSubPr>
+          <m:e>
+            <m:r>
+              <w:rPr>
+                <w:rFonts w:ascii="Cambria Math" w:hAnsi="Cambria Math"/>
+              </w:rPr>
+              <m:t>q</m:t>
+            </m:r>
+          </m:e>
+          <m:sub>
+            <m:sSup>
+              <m:sSupPr>
+                <m:ctrlPr>
+                  <w:rPr>
+                    <w:rFonts w:ascii="Cambria Math" w:hAnsi="Cambria Math"/>
+                    <w:i/>
+                  </w:rPr>
+                </m:ctrlPr>
+              </m:sSupPr>
+              <m:e>
+                <m:r>
+                  <w:rPr>
+                    <w:rFonts w:ascii="Cambria Math" w:hAnsi="Cambria Math"/>
+                  </w:rPr>
+                  <m:t>s</m:t>
+                </m:r>
+              </m:e>
+              <m:sup>
+                <m:r>
+                  <w:rPr>
+                    <w:rFonts w:ascii="Cambria Math" w:hAnsi="Cambria Math"/>
+                  </w:rPr>
+                  <m:t>*</m:t>
+                </m:r>
+              </m:sup>
+            </m:sSup>
+            <m:r>
+              <w:rPr>
+                <w:rFonts w:ascii="Cambria Math" w:hAnsi="Cambria Math"/>
+              </w:rPr>
+              <m:t>,k</m:t>
+            </m:r>
+          </m:sub>
+        </m:sSub>
+      </m:oMath>
+      <w:r>
+        <w:rPr>
+          <w:rFonts w:hint="eastAsia"/>
+        </w:rPr>
+        <w:t xml:space="preserve"> </w:t>
+      </w:r>
+      <w:r>
+        <w:rPr>
+          <w:rFonts w:hint="eastAsia"/>
+        </w:rPr>
+        <w:t>。简便起见，用</w:t>
+      </w:r>
+      <w:r>
+        <w:rPr>
+          <w:rFonts w:hint="eastAsia"/>
+        </w:rPr>
+        <w:t xml:space="preserve"> </w:t>
+      </w:r>
+      <m:oMath>
+        <m:sSub>
+          <m:sSubPr>
+            <m:ctrlPr>
+              <w:rPr>
+                <w:rFonts w:ascii="Cambria Math" w:hAnsi="Cambria Math"/>
+                <w:i/>
+              </w:rPr>
+            </m:ctrlPr>
+          </m:sSubPr>
+          <m:e>
+            <m:r>
+              <m:rPr>
+                <m:sty m:val="p"/>
+              </m:rPr>
+              <w:rPr>
+                <w:rFonts w:ascii="Cambria Math" w:hAnsi="Cambria Math"/>
+              </w:rPr>
+              <m:t>μ</m:t>
+            </m:r>
+          </m:e>
+          <m:sub>
+            <m:r>
+              <w:rPr>
+                <w:rFonts w:ascii="Cambria Math" w:hAnsi="Cambria Math"/>
+              </w:rPr>
+              <m:t>k</m:t>
+            </m:r>
+          </m:sub>
+        </m:sSub>
+      </m:oMath>
+      <w:r>
+        <w:rPr>
+          <w:rFonts w:hint="eastAsia"/>
+        </w:rPr>
+        <w:t>，</w:t>
+      </w:r>
+      <m:oMath>
+        <m:sSub>
+          <m:sSubPr>
+            <m:ctrlPr>
+              <w:rPr>
+                <w:rFonts w:ascii="Cambria Math" w:hAnsi="Cambria Math"/>
+                <w:i/>
+              </w:rPr>
+            </m:ctrlPr>
+          </m:sSubPr>
+          <m:e>
+            <m:r>
+              <w:rPr>
+                <w:rFonts w:ascii="Cambria Math" w:hAnsi="Cambria Math" w:hint="eastAsia"/>
+              </w:rPr>
+              <m:t>S</m:t>
+            </m:r>
+            <m:ctrlPr>
+              <w:rPr>
+                <w:rFonts w:ascii="Cambria Math" w:hAnsi="Cambria Math" w:hint="eastAsia"/>
+                <w:i/>
+              </w:rPr>
+            </m:ctrlPr>
+          </m:e>
+          <m:sub>
+            <m:r>
+              <w:rPr>
+                <w:rFonts w:ascii="Cambria Math" w:hAnsi="Cambria Math" w:hint="eastAsia"/>
+              </w:rPr>
+              <m:t>k</m:t>
+            </m:r>
+          </m:sub>
+        </m:sSub>
+      </m:oMath>
+      <w:r>
+        <w:rPr>
+          <w:rFonts w:hint="eastAsia"/>
+        </w:rPr>
+        <w:t xml:space="preserve"> </w:t>
+      </w:r>
+      <w:r>
+        <w:rPr>
+          <w:rFonts w:hint="eastAsia"/>
+        </w:rPr>
+        <w:t>，</w:t>
+      </w:r>
+      <w:r>
+        <w:rPr>
+          <w:rFonts w:hint="eastAsia"/>
+        </w:rPr>
+        <w:t xml:space="preserve"> </w:t>
+      </w:r>
+      <m:oMath>
+        <m:sSub>
+          <m:sSubPr>
+            <m:ctrlPr>
+              <w:rPr>
+                <w:rFonts w:ascii="Cambria Math" w:hAnsi="Cambria Math"/>
+                <w:i/>
+              </w:rPr>
+            </m:ctrlPr>
+          </m:sSubPr>
+          <m:e>
+            <m:r>
+              <m:rPr>
+                <m:sty m:val="p"/>
+              </m:rPr>
+              <w:rPr>
+                <w:rFonts w:ascii="Cambria Math" w:hAnsi="Cambria Math"/>
+              </w:rPr>
+              <m:t>ϵ</m:t>
+            </m:r>
+            <m:ctrlPr>
+              <w:rPr>
+                <w:rFonts w:ascii="Cambria Math" w:hAnsi="Cambria Math"/>
+              </w:rPr>
+            </m:ctrlPr>
+          </m:e>
+          <m:sub>
+            <m:r>
+              <w:rPr>
+                <w:rFonts w:ascii="Cambria Math" w:hAnsi="Cambria Math"/>
+              </w:rPr>
+              <m:t>k</m:t>
+            </m:r>
+          </m:sub>
+        </m:sSub>
+      </m:oMath>
+      <w:r>
+        <w:rPr>
+          <w:rFonts w:hint="eastAsia"/>
+        </w:rPr>
+        <w:t>，</w:t>
+      </w:r>
+      <m:oMath>
+        <m:sSub>
+          <m:sSubPr>
+            <m:ctrlPr>
+              <w:rPr>
+                <w:rFonts w:ascii="Cambria Math" w:hAnsi="Cambria Math"/>
+                <w:i/>
+              </w:rPr>
+            </m:ctrlPr>
+          </m:sSubPr>
+          <m:e>
+            <m:r>
+              <m:rPr>
+                <m:sty m:val="p"/>
+              </m:rPr>
+              <w:rPr>
+                <w:rFonts w:ascii="Cambria Math" w:hAnsi="Cambria Math"/>
+              </w:rPr>
+              <m:t>ξ</m:t>
+            </m:r>
+            <m:ctrlPr>
+              <w:rPr>
+                <w:rFonts w:ascii="Cambria Math" w:hAnsi="Cambria Math"/>
+              </w:rPr>
+            </m:ctrlPr>
+          </m:e>
+          <m:sub>
+            <m:r>
+              <w:rPr>
+                <w:rFonts w:ascii="Cambria Math" w:hAnsi="Cambria Math"/>
+              </w:rPr>
+              <m:t>k</m:t>
+            </m:r>
+          </m:sub>
+        </m:sSub>
+      </m:oMath>
+      <w:r>
+        <w:rPr>
+          <w:rFonts w:hint="eastAsia"/>
+        </w:rPr>
+        <w:t xml:space="preserve"> </w:t>
+      </w:r>
+      <w:r>
+        <w:rPr>
+          <w:rFonts w:hint="eastAsia"/>
+        </w:rPr>
+        <w:t>表示所有</w:t>
+      </w:r>
+      <m:oMath>
+        <m:r>
+          <w:rPr>
+            <w:rFonts w:ascii="Cambria Math" w:hAnsi="Cambria Math"/>
+          </w:rPr>
+          <m:t>s</m:t>
+        </m:r>
+        <m:r>
+          <m:rPr>
+            <m:sty m:val="p"/>
+          </m:rPr>
+          <w:rPr>
+            <w:rFonts w:ascii="Cambria Math" w:hAnsi="Cambria Math" w:hint="eastAsia"/>
+          </w:rPr>
+          <m:t>∈</m:t>
+        </m:r>
+        <m:sSub>
+          <m:sSubPr>
+            <m:ctrlPr>
+              <w:rPr>
+                <w:rFonts w:ascii="Cambria Math" w:hAnsi="Cambria Math"/>
+                <w:i/>
+              </w:rPr>
+            </m:ctrlPr>
+          </m:sSubPr>
+          <m:e>
+            <m:r>
+              <w:rPr>
+                <w:rFonts w:ascii="Cambria Math" w:hAnsi="Cambria Math"/>
+              </w:rPr>
+              <m:t>O</m:t>
+            </m:r>
+            <m:ctrlPr>
+              <w:rPr>
+                <w:rFonts w:ascii="Cambria Math" w:hAnsi="Cambria Math"/>
+              </w:rPr>
+            </m:ctrlPr>
+          </m:e>
+          <m:sub>
+            <m:r>
+              <w:rPr>
+                <w:rFonts w:ascii="Cambria Math" w:hAnsi="Cambria Math"/>
+              </w:rPr>
+              <m:t>k</m:t>
+            </m:r>
+          </m:sub>
+        </m:sSub>
+      </m:oMath>
+      <w:r>
+        <w:rPr>
+          <w:rFonts w:hint="eastAsia"/>
+        </w:rPr>
+        <w:t>对应值的集合，并定义</w:t>
+      </w:r>
+      <w:r>
+        <w:rPr>
+          <w:rFonts w:hint="eastAsia"/>
+        </w:rPr>
+        <w:t xml:space="preserve"> </w:t>
+      </w:r>
+      <m:oMath>
+        <m:sSub>
+          <m:sSubPr>
+            <m:ctrlPr>
+              <w:rPr>
+                <w:rFonts w:ascii="Cambria Math" w:hAnsi="Cambria Math"/>
+                <w:i/>
+              </w:rPr>
+            </m:ctrlPr>
+          </m:sSubPr>
+          <m:e>
+            <m:r>
+              <w:rPr>
+                <w:rFonts w:ascii="Cambria Math" w:hAnsi="Cambria Math"/>
+              </w:rPr>
+              <m:t>P</m:t>
+            </m:r>
+          </m:e>
+          <m:sub>
+            <m:sSub>
+              <m:sSubPr>
+                <m:ctrlPr>
+                  <w:rPr>
+                    <w:rFonts w:ascii="Cambria Math" w:hAnsi="Cambria Math"/>
+                    <w:i/>
+                  </w:rPr>
+                </m:ctrlPr>
+              </m:sSubPr>
+              <m:e>
+                <m:r>
+                  <m:rPr>
+                    <m:sty m:val="p"/>
+                  </m:rPr>
+                  <w:rPr>
+                    <w:rFonts w:ascii="Cambria Math" w:hAnsi="Cambria Math"/>
+                  </w:rPr>
+                  <m:t>ϵ</m:t>
+                </m:r>
+              </m:e>
+              <m:sub>
+                <m:r>
+                  <w:rPr>
+                    <w:rFonts w:ascii="Cambria Math" w:hAnsi="Cambria Math"/>
+                  </w:rPr>
+                  <m:t>k</m:t>
+                </m:r>
+              </m:sub>
+            </m:sSub>
+          </m:sub>
+        </m:sSub>
+        <m:r>
+          <w:rPr>
+            <w:rFonts w:ascii="Cambria Math" w:hAnsi="Cambria Math"/>
+          </w:rPr>
+          <m:t>=</m:t>
+        </m:r>
+        <m:r>
+          <m:rPr>
+            <m:nor/>
+          </m:rPr>
+          <w:rPr>
+            <w:rFonts w:ascii="Cambria Math" w:hAnsi="Cambria Math"/>
+          </w:rPr>
+          <m:t>diag</m:t>
+        </m:r>
+        <m:d>
+          <m:dPr>
+            <m:ctrlPr>
+              <w:rPr>
+                <w:rFonts w:ascii="Cambria Math" w:hAnsi="Cambria Math"/>
+                <w:i/>
+              </w:rPr>
+            </m:ctrlPr>
+          </m:dPr>
+          <m:e>
+            <m:sSub>
+              <m:sSubPr>
+                <m:ctrlPr>
+                  <w:rPr>
+                    <w:rFonts w:ascii="Cambria Math" w:hAnsi="Cambria Math"/>
+                    <w:i/>
+                  </w:rPr>
+                </m:ctrlPr>
+              </m:sSubPr>
+              <m:e>
+                <m:r>
+                  <w:rPr>
+                    <w:rFonts w:ascii="Cambria Math" w:hAnsi="Cambria Math"/>
+                  </w:rPr>
+                  <m:t>P</m:t>
+                </m:r>
+              </m:e>
+              <m:sub>
+                <m:sSub>
+                  <m:sSubPr>
+                    <m:ctrlPr>
+                      <w:rPr>
+                        <w:rFonts w:ascii="Cambria Math" w:hAnsi="Cambria Math"/>
+                        <w:i/>
+                      </w:rPr>
+                    </m:ctrlPr>
+                  </m:sSubPr>
+                  <m:e>
+                    <m:r>
+                      <m:rPr>
+                        <m:sty m:val="p"/>
+                      </m:rPr>
+                      <w:rPr>
+                        <w:rFonts w:ascii="Cambria Math" w:hAnsi="Cambria Math"/>
+                      </w:rPr>
+                      <m:t>ϵ</m:t>
+                    </m:r>
+                  </m:e>
+                  <m:sub>
+                    <m:r>
+                      <w:rPr>
+                        <w:rFonts w:ascii="Cambria Math" w:hAnsi="Cambria Math"/>
+                      </w:rPr>
+                      <m:t>s,k</m:t>
+                    </m:r>
+                  </m:sub>
+                </m:sSub>
+              </m:sub>
+            </m:sSub>
+          </m:e>
+        </m:d>
+      </m:oMath>
+      <w:r>
+        <w:rPr>
+          <w:rFonts w:hint="eastAsia"/>
+        </w:rPr>
+        <w:t xml:space="preserve"> </w:t>
+      </w:r>
+      <w:r>
+        <w:rPr>
+          <w:rFonts w:hint="eastAsia"/>
+        </w:rPr>
+        <w:t>和</w:t>
+      </w:r>
+      <w:r>
+        <w:rPr>
+          <w:rFonts w:hint="eastAsia"/>
+        </w:rPr>
+        <w:t xml:space="preserve"> </w:t>
+      </w:r>
+      <m:oMath>
+        <m:sSub>
+          <m:sSubPr>
+            <m:ctrlPr>
+              <w:rPr>
+                <w:rFonts w:ascii="Cambria Math" w:hAnsi="Cambria Math"/>
+                <w:i/>
+              </w:rPr>
+            </m:ctrlPr>
+          </m:sSubPr>
+          <m:e>
+            <m:r>
+              <w:rPr>
+                <w:rFonts w:ascii="Cambria Math" w:hAnsi="Cambria Math"/>
+              </w:rPr>
+              <m:t>P</m:t>
+            </m:r>
+          </m:e>
+          <m:sub>
+            <m:sSub>
+              <m:sSubPr>
+                <m:ctrlPr>
+                  <w:rPr>
+                    <w:rFonts w:ascii="Cambria Math" w:hAnsi="Cambria Math"/>
+                    <w:i/>
+                  </w:rPr>
+                </m:ctrlPr>
+              </m:sSubPr>
+              <m:e>
+                <m:r>
+                  <m:rPr>
+                    <m:sty m:val="p"/>
+                  </m:rPr>
+                  <w:rPr>
+                    <w:rFonts w:ascii="Cambria Math" w:hAnsi="Cambria Math"/>
+                  </w:rPr>
+                  <m:t>ξ</m:t>
+                </m:r>
+              </m:e>
+              <m:sub>
+                <m:r>
+                  <w:rPr>
+                    <w:rFonts w:ascii="Cambria Math" w:hAnsi="Cambria Math"/>
+                  </w:rPr>
+                  <m:t>k</m:t>
+                </m:r>
+              </m:sub>
+            </m:sSub>
+          </m:sub>
+        </m:sSub>
+        <m:r>
+          <w:rPr>
+            <w:rFonts w:ascii="Cambria Math" w:hAnsi="Cambria Math"/>
+          </w:rPr>
+          <m:t>=</m:t>
+        </m:r>
+        <m:r>
+          <m:rPr>
+            <m:nor/>
+          </m:rPr>
+          <w:rPr>
+            <w:rFonts w:ascii="Cambria Math" w:hAnsi="Cambria Math"/>
+          </w:rPr>
+          <m:t>diag</m:t>
+        </m:r>
+        <m:d>
+          <m:dPr>
+            <m:ctrlPr>
+              <w:rPr>
+                <w:rFonts w:ascii="Cambria Math" w:hAnsi="Cambria Math"/>
+                <w:i/>
+              </w:rPr>
+            </m:ctrlPr>
+          </m:dPr>
+          <m:e>
+            <m:sSub>
+              <m:sSubPr>
+                <m:ctrlPr>
+                  <w:rPr>
+                    <w:rFonts w:ascii="Cambria Math" w:hAnsi="Cambria Math"/>
+                    <w:i/>
+                  </w:rPr>
+                </m:ctrlPr>
+              </m:sSubPr>
+              <m:e>
+                <m:r>
+                  <w:rPr>
+                    <w:rFonts w:ascii="Cambria Math" w:hAnsi="Cambria Math"/>
+                  </w:rPr>
+                  <m:t>P</m:t>
+                </m:r>
+              </m:e>
+              <m:sub>
+                <m:sSub>
+                  <m:sSubPr>
+                    <m:ctrlPr>
+                      <w:rPr>
+                        <w:rFonts w:ascii="Cambria Math" w:hAnsi="Cambria Math"/>
+                        <w:i/>
+                      </w:rPr>
+                    </m:ctrlPr>
+                  </m:sSubPr>
+                  <m:e>
+                    <m:r>
+                      <m:rPr>
+                        <m:sty m:val="p"/>
+                      </m:rPr>
+                      <w:rPr>
+                        <w:rFonts w:ascii="Cambria Math" w:hAnsi="Cambria Math"/>
+                      </w:rPr>
+                      <m:t>ξ</m:t>
+                    </m:r>
+                  </m:e>
+                  <m:sub>
+                    <m:r>
+                      <w:rPr>
+                        <w:rFonts w:ascii="Cambria Math" w:hAnsi="Cambria Math"/>
+                      </w:rPr>
+                      <m:t>s,k</m:t>
+                    </m:r>
+                  </m:sub>
+                </m:sSub>
+              </m:sub>
+            </m:sSub>
+          </m:e>
+        </m:d>
+      </m:oMath>
+      <w:r>
+        <w:rPr>
+          <w:rFonts w:hint="eastAsia"/>
+        </w:rPr>
+        <w:t xml:space="preserve"> </w:t>
+      </w:r>
+      <w:r>
+        <w:rPr>
+          <w:rFonts w:hint="eastAsia"/>
+        </w:rPr>
+        <w:t>。矩阵</w:t>
+      </w:r>
+      <w:r>
+        <w:rPr>
+          <w:rFonts w:hint="eastAsia"/>
+        </w:rPr>
+        <w:t xml:space="preserve">  </w:t>
+      </w:r>
+      <m:oMath>
+        <m:sSub>
+          <m:sSubPr>
+            <m:ctrlPr>
+              <w:rPr>
+                <w:rFonts w:ascii="Cambria Math" w:hAnsi="Cambria Math"/>
+                <w:i/>
+              </w:rPr>
+            </m:ctrlPr>
+          </m:sSubPr>
+          <m:e>
+            <m:r>
+              <w:rPr>
+                <w:rFonts w:ascii="Cambria Math" w:hAnsi="Cambria Math"/>
+              </w:rPr>
+              <m:t>E</m:t>
+            </m:r>
+          </m:e>
+          <m:sub>
+            <m:r>
+              <w:rPr>
+                <w:rFonts w:ascii="Cambria Math" w:hAnsi="Cambria Math"/>
+              </w:rPr>
+              <m:t>k</m:t>
+            </m:r>
+          </m:sub>
+        </m:sSub>
+        <m:r>
+          <m:rPr>
+            <m:sty m:val="p"/>
+          </m:rPr>
+          <w:rPr>
+            <w:rFonts w:ascii="Cambria Math" w:hAnsi="Cambria Math" w:hint="eastAsia"/>
+          </w:rPr>
+          <m:t>∈</m:t>
+        </m:r>
+        <m:r>
+          <m:rPr>
+            <m:lit/>
+          </m:rPr>
+          <w:rPr>
+            <w:rFonts w:ascii="Cambria Math" w:hAnsi="Cambria Math"/>
+          </w:rPr>
+          <m:t>{</m:t>
+        </m:r>
+        <m:r>
+          <w:rPr>
+            <w:rFonts w:ascii="Cambria Math" w:hAnsi="Cambria Math"/>
+          </w:rPr>
+          <m:t>0,1</m:t>
+        </m:r>
+        <m:sSup>
+          <m:sSupPr>
+            <m:ctrlPr>
+              <w:rPr>
+                <w:rFonts w:ascii="Cambria Math" w:hAnsi="Cambria Math"/>
+                <w:i/>
+              </w:rPr>
+            </m:ctrlPr>
+          </m:sSupPr>
+          <m:e>
+            <m:r>
+              <m:rPr>
+                <m:lit/>
+              </m:rPr>
+              <w:rPr>
+                <w:rFonts w:ascii="Cambria Math" w:hAnsi="Cambria Math"/>
+              </w:rPr>
+              <m:t>}</m:t>
+            </m:r>
+          </m:e>
+          <m:sup>
+            <m:sSub>
+              <m:sSubPr>
+                <m:ctrlPr>
+                  <w:rPr>
+                    <w:rFonts w:ascii="Cambria Math" w:hAnsi="Cambria Math"/>
+                    <w:i/>
+                  </w:rPr>
+                </m:ctrlPr>
+              </m:sSubPr>
+              <m:e>
+                <m:r>
+                  <w:rPr>
+                    <w:rFonts w:ascii="Cambria Math" w:hAnsi="Cambria Math"/>
+                  </w:rPr>
+                  <m:t>n</m:t>
+                </m:r>
+              </m:e>
+              <m:sub>
+                <m:r>
+                  <w:rPr>
+                    <w:rFonts w:ascii="Cambria Math" w:hAnsi="Cambria Math"/>
+                  </w:rPr>
+                  <m:t>k</m:t>
+                </m:r>
+              </m:sub>
+            </m:sSub>
+            <m:r>
+              <m:rPr>
+                <m:sty m:val="p"/>
+              </m:rPr>
+              <w:rPr>
+                <w:rFonts w:ascii="Cambria Math" w:hAnsi="Cambria Math" w:hint="eastAsia"/>
+              </w:rPr>
+              <m:t>×</m:t>
+            </m:r>
+            <m:sSub>
+              <m:sSubPr>
+                <m:ctrlPr>
+                  <w:rPr>
+                    <w:rFonts w:ascii="Cambria Math" w:hAnsi="Cambria Math"/>
+                    <w:i/>
+                  </w:rPr>
+                </m:ctrlPr>
+              </m:sSubPr>
+              <m:e>
+                <m:r>
+                  <w:rPr>
+                    <w:rFonts w:ascii="Cambria Math" w:hAnsi="Cambria Math"/>
+                  </w:rPr>
+                  <m:t>n</m:t>
+                </m:r>
+                <m:ctrlPr>
+                  <w:rPr>
+                    <w:rFonts w:ascii="Cambria Math" w:hAnsi="Cambria Math"/>
+                  </w:rPr>
+                </m:ctrlPr>
+              </m:e>
+              <m:sub>
+                <m:r>
+                  <w:rPr>
+                    <w:rFonts w:ascii="Cambria Math" w:hAnsi="Cambria Math"/>
+                  </w:rPr>
+                  <m:t>D</m:t>
+                </m:r>
+              </m:sub>
+            </m:sSub>
+          </m:sup>
+        </m:sSup>
+      </m:oMath>
+      <w:r>
+        <w:rPr>
+          <w:rFonts w:hint="eastAsia"/>
+        </w:rPr>
+        <w:t xml:space="preserve"> </w:t>
+      </w:r>
+      <w:r>
+        <w:rPr>
+          <w:rFonts w:hint="eastAsia"/>
+        </w:rPr>
+        <w:t>表示输出矩阵，其中</w:t>
+      </w:r>
+      <w:r>
+        <w:rPr>
+          <w:rFonts w:hint="eastAsia"/>
+        </w:rPr>
+        <w:t xml:space="preserve"> (1, </w:t>
+      </w:r>
+      <m:oMath>
+        <m:sSub>
+          <m:sSubPr>
+            <m:ctrlPr>
+              <w:rPr>
+                <w:rFonts w:ascii="Cambria Math" w:hAnsi="Cambria Math"/>
+                <w:i/>
+              </w:rPr>
+            </m:ctrlPr>
+          </m:sSubPr>
+          <m:e>
+            <m:r>
+              <w:rPr>
+                <w:rFonts w:ascii="Cambria Math" w:hAnsi="Cambria Math"/>
+              </w:rPr>
+              <m:t>s</m:t>
+            </m:r>
+          </m:e>
+          <m:sub>
+            <m:sSub>
+              <m:sSubPr>
+                <m:ctrlPr>
+                  <w:rPr>
+                    <w:rFonts w:ascii="Cambria Math" w:hAnsi="Cambria Math"/>
+                    <w:i/>
+                  </w:rPr>
+                </m:ctrlPr>
+              </m:sSubPr>
+              <m:e>
+                <m:r>
+                  <w:rPr>
+                    <w:rFonts w:ascii="Cambria Math" w:hAnsi="Cambria Math"/>
+                  </w:rPr>
+                  <m:t>1</m:t>
+                </m:r>
+              </m:e>
+              <m:sub>
+                <m:r>
+                  <w:rPr>
+                    <w:rFonts w:ascii="Cambria Math" w:hAnsi="Cambria Math"/>
+                  </w:rPr>
+                  <m:t>k</m:t>
+                </m:r>
+              </m:sub>
+            </m:sSub>
+          </m:sub>
+        </m:sSub>
+        <m:r>
+          <w:rPr>
+            <w:rFonts w:ascii="Cambria Math" w:hAnsi="Cambria Math"/>
+          </w:rPr>
+          <m:t>)</m:t>
+        </m:r>
+      </m:oMath>
+      <w:r>
+        <w:rPr>
+          <w:rFonts w:hint="eastAsia"/>
+        </w:rPr>
+        <w:t xml:space="preserve"> </w:t>
+      </w:r>
+      <m:oMath>
+        <m:d>
+          <m:dPr>
+            <m:ctrlPr>
+              <w:rPr>
+                <w:rFonts w:ascii="Cambria Math" w:hAnsi="Cambria Math"/>
+                <w:i/>
+              </w:rPr>
+            </m:ctrlPr>
+          </m:dPr>
+          <m:e>
+            <m:sSub>
+              <m:sSubPr>
+                <m:ctrlPr>
+                  <w:rPr>
+                    <w:rFonts w:ascii="Cambria Math" w:hAnsi="Cambria Math"/>
+                    <w:i/>
+                  </w:rPr>
+                </m:ctrlPr>
+              </m:sSubPr>
+              <m:e>
+                <m:r>
+                  <w:rPr>
+                    <w:rFonts w:ascii="Cambria Math" w:hAnsi="Cambria Math"/>
+                  </w:rPr>
+                  <m:t>n</m:t>
+                </m:r>
+              </m:e>
+              <m:sub>
+                <m:r>
+                  <w:rPr>
+                    <w:rFonts w:ascii="Cambria Math" w:hAnsi="Cambria Math"/>
+                  </w:rPr>
+                  <m:t>k</m:t>
+                </m:r>
+              </m:sub>
+            </m:sSub>
+            <m:r>
+              <w:rPr>
+                <w:rFonts w:ascii="Cambria Math" w:hAnsi="Cambria Math"/>
+              </w:rPr>
+              <m:t>,</m:t>
+            </m:r>
+            <m:sSub>
+              <m:sSubPr>
+                <m:ctrlPr>
+                  <w:rPr>
+                    <w:rFonts w:ascii="Cambria Math" w:hAnsi="Cambria Math"/>
+                    <w:i/>
+                  </w:rPr>
+                </m:ctrlPr>
+              </m:sSubPr>
+              <m:e>
+                <m:r>
+                  <w:rPr>
+                    <w:rFonts w:ascii="Cambria Math" w:hAnsi="Cambria Math"/>
+                  </w:rPr>
+                  <m:t>s</m:t>
+                </m:r>
+              </m:e>
+              <m:sub>
+                <m:sSub>
+                  <m:sSubPr>
+                    <m:ctrlPr>
+                      <w:rPr>
+                        <w:rFonts w:ascii="Cambria Math" w:hAnsi="Cambria Math"/>
+                        <w:i/>
+                      </w:rPr>
+                    </m:ctrlPr>
+                  </m:sSubPr>
+                  <m:e>
+                    <m:r>
+                      <w:rPr>
+                        <w:rFonts w:ascii="Cambria Math" w:hAnsi="Cambria Math"/>
+                      </w:rPr>
+                      <m:t>n</m:t>
+                    </m:r>
+                  </m:e>
+                  <m:sub>
+                    <m:r>
+                      <w:rPr>
+                        <w:rFonts w:ascii="Cambria Math" w:hAnsi="Cambria Math"/>
+                      </w:rPr>
+                      <m:t>k</m:t>
+                    </m:r>
+                  </m:sub>
+                </m:sSub>
+              </m:sub>
+            </m:sSub>
+          </m:e>
+        </m:d>
+      </m:oMath>
+      <w:r>
+        <w:rPr>
+          <w:rFonts w:hint="eastAsia"/>
+        </w:rPr>
+        <w:t>的元素为</w:t>
+      </w:r>
+      <w:r>
+        <w:rPr>
+          <w:rFonts w:hint="eastAsia"/>
+        </w:rPr>
+        <w:t>1,</w:t>
+      </w:r>
+      <w:r>
+        <w:rPr>
+          <w:rFonts w:hint="eastAsia"/>
+        </w:rPr>
+        <w:t>其他为</w:t>
+      </w:r>
+      <w:r>
+        <w:rPr>
+          <w:rFonts w:hint="eastAsia"/>
+        </w:rPr>
+        <w:t>0</w:t>
+      </w:r>
+      <w:r>
+        <w:rPr>
+          <w:rFonts w:hint="eastAsia"/>
+        </w:rPr>
+        <w:t>。让</w:t>
+      </w:r>
+      <w:r>
+        <w:rPr>
+          <w:rFonts w:hint="eastAsia"/>
+        </w:rPr>
+        <w:t xml:space="preserve"> </w:t>
+      </w:r>
+      <m:oMath>
+        <m:acc>
+          <m:accPr>
+            <m:ctrlPr>
+              <w:rPr>
+                <w:rFonts w:ascii="Cambria Math" w:hAnsi="Cambria Math"/>
+              </w:rPr>
+            </m:ctrlPr>
+          </m:accPr>
+          <m:e>
+            <m:sSub>
+              <m:sSubPr>
+                <m:ctrlPr>
+                  <w:rPr>
+                    <w:rFonts w:ascii="Cambria Math" w:hAnsi="Cambria Math"/>
+                    <w:i/>
+                  </w:rPr>
+                </m:ctrlPr>
+              </m:sSubPr>
+              <m:e>
+                <m:r>
+                  <w:rPr>
+                    <w:rFonts w:ascii="Cambria Math" w:hAnsi="Cambria Math"/>
+                  </w:rPr>
+                  <m:t>v</m:t>
+                </m:r>
+                <m:ctrlPr>
+                  <w:rPr>
+                    <w:rFonts w:ascii="Cambria Math" w:hAnsi="Cambria Math"/>
+                  </w:rPr>
+                </m:ctrlPr>
+              </m:e>
+              <m:sub>
+                <m:r>
+                  <w:rPr>
+                    <w:rFonts w:ascii="Cambria Math" w:hAnsi="Cambria Math"/>
+                  </w:rPr>
+                  <m:t>k</m:t>
+                </m:r>
+              </m:sub>
+            </m:sSub>
+          </m:e>
+        </m:acc>
+      </m:oMath>
+      <w:r>
+        <w:rPr>
+          <w:rFonts w:hint="eastAsia"/>
+        </w:rPr>
+        <w:t xml:space="preserve"> , </w:t>
+      </w:r>
+      <m:oMath>
+        <m:acc>
+          <m:accPr>
+            <m:chr m:val="̃"/>
+            <m:ctrlPr>
+              <w:rPr>
+                <w:rFonts w:ascii="Cambria Math" w:hAnsi="Cambria Math"/>
+              </w:rPr>
+            </m:ctrlPr>
+          </m:accPr>
+          <m:e>
+            <m:sSub>
+              <m:sSubPr>
+                <m:ctrlPr>
+                  <w:rPr>
+                    <w:rFonts w:ascii="Cambria Math" w:hAnsi="Cambria Math"/>
+                    <w:i/>
+                  </w:rPr>
+                </m:ctrlPr>
+              </m:sSubPr>
+              <m:e>
+                <m:r>
+                  <w:rPr>
+                    <w:rFonts w:ascii="Cambria Math" w:hAnsi="Cambria Math"/>
+                  </w:rPr>
+                  <m:t>v</m:t>
+                </m:r>
+                <m:ctrlPr>
+                  <w:rPr>
+                    <w:rFonts w:ascii="Cambria Math" w:hAnsi="Cambria Math"/>
+                  </w:rPr>
+                </m:ctrlPr>
+              </m:e>
+              <m:sub>
+                <m:r>
+                  <w:rPr>
+                    <w:rFonts w:ascii="Cambria Math" w:hAnsi="Cambria Math"/>
+                  </w:rPr>
+                  <m:t>k</m:t>
+                </m:r>
+              </m:sub>
+            </m:sSub>
+          </m:e>
+        </m:acc>
+      </m:oMath>
+      <w:r>
+        <w:rPr>
+          <w:rFonts w:hint="eastAsia"/>
+        </w:rPr>
+        <w:t xml:space="preserve"> , </w:t>
+      </w:r>
+      <m:oMath>
+        <m:sSub>
+          <m:sSubPr>
+            <m:ctrlPr>
+              <w:rPr>
+                <w:rFonts w:ascii="Cambria Math" w:hAnsi="Cambria Math"/>
+                <w:i/>
+              </w:rPr>
+            </m:ctrlPr>
+          </m:sSubPr>
+          <m:e>
+            <m:r>
+              <w:rPr>
+                <w:rFonts w:ascii="Cambria Math" w:hAnsi="Cambria Math"/>
+              </w:rPr>
+              <m:t>v</m:t>
+            </m:r>
+          </m:e>
+          <m:sub>
+            <m:r>
+              <w:rPr>
+                <w:rFonts w:ascii="Cambria Math" w:hAnsi="Cambria Math"/>
+              </w:rPr>
+              <m:t>k</m:t>
+            </m:r>
+          </m:sub>
+        </m:sSub>
+        <m:r>
+          <w:rPr>
+            <w:rFonts w:ascii="Cambria Math" w:hAnsi="Cambria Math"/>
+          </w:rPr>
+          <m:t>-</m:t>
+        </m:r>
+        <m:acc>
+          <m:accPr>
+            <m:ctrlPr>
+              <w:rPr>
+                <w:rFonts w:ascii="Cambria Math" w:hAnsi="Cambria Math"/>
+              </w:rPr>
+            </m:ctrlPr>
+          </m:accPr>
+          <m:e>
+            <m:sSub>
+              <m:sSubPr>
+                <m:ctrlPr>
+                  <w:rPr>
+                    <w:rFonts w:ascii="Cambria Math" w:hAnsi="Cambria Math"/>
+                    <w:i/>
+                  </w:rPr>
+                </m:ctrlPr>
+              </m:sSubPr>
+              <m:e>
+                <m:r>
+                  <w:rPr>
+                    <w:rFonts w:ascii="Cambria Math" w:hAnsi="Cambria Math"/>
+                  </w:rPr>
+                  <m:t>v</m:t>
+                </m:r>
+                <m:ctrlPr>
+                  <w:rPr>
+                    <w:rFonts w:ascii="Cambria Math" w:hAnsi="Cambria Math"/>
+                  </w:rPr>
+                </m:ctrlPr>
+              </m:e>
+              <m:sub>
+                <m:r>
+                  <w:rPr>
+                    <w:rFonts w:ascii="Cambria Math" w:hAnsi="Cambria Math"/>
+                  </w:rPr>
+                  <m:t>k</m:t>
+                </m:r>
+              </m:sub>
+            </m:sSub>
+          </m:e>
+        </m:acc>
+      </m:oMath>
+      <w:r>
+        <w:rPr>
+          <w:rFonts w:hint="eastAsia"/>
+        </w:rPr>
+        <w:t xml:space="preserve"> </w:t>
+      </w:r>
+      <w:r>
+        <w:rPr>
+          <w:rFonts w:hint="eastAsia"/>
+        </w:rPr>
+        <w:t>和</w:t>
+      </w:r>
+      <w:r>
+        <w:rPr>
+          <w:rFonts w:hint="eastAsia"/>
+        </w:rPr>
+        <w:t xml:space="preserve"> </w:t>
+      </w:r>
+      <m:oMath>
+        <m:sSub>
+          <m:sSubPr>
+            <m:ctrlPr>
+              <w:rPr>
+                <w:rFonts w:ascii="Cambria Math" w:hAnsi="Cambria Math"/>
+                <w:i/>
+              </w:rPr>
+            </m:ctrlPr>
+          </m:sSubPr>
+          <m:e>
+            <m:r>
+              <w:rPr>
+                <w:rFonts w:ascii="Cambria Math" w:hAnsi="Cambria Math"/>
+              </w:rPr>
+              <m:t>P</m:t>
+            </m:r>
+          </m:e>
+          <m:sub>
+            <m:sSub>
+              <m:sSubPr>
+                <m:ctrlPr>
+                  <w:rPr>
+                    <w:rFonts w:ascii="Cambria Math" w:hAnsi="Cambria Math"/>
+                    <w:i/>
+                  </w:rPr>
+                </m:ctrlPr>
+              </m:sSubPr>
+              <m:e>
+                <m:r>
+                  <w:rPr>
+                    <w:rFonts w:ascii="Cambria Math" w:hAnsi="Cambria Math"/>
+                  </w:rPr>
+                  <m:t>v</m:t>
+                </m:r>
+              </m:e>
+              <m:sub>
+                <m:r>
+                  <w:rPr>
+                    <w:rFonts w:ascii="Cambria Math" w:hAnsi="Cambria Math"/>
+                  </w:rPr>
+                  <m:t>k</m:t>
+                </m:r>
+              </m:sub>
+            </m:sSub>
+          </m:sub>
+        </m:sSub>
+      </m:oMath>
+      <w:r>
+        <w:rPr>
+          <w:rFonts w:hint="eastAsia"/>
+        </w:rPr>
+        <w:t>，</w:t>
+      </w:r>
+      <m:oMath>
+        <m:r>
+          <w:rPr>
+            <w:rFonts w:ascii="Cambria Math" w:hAnsi="Cambria Math"/>
+          </w:rPr>
+          <m:t>E</m:t>
+        </m:r>
+        <m:d>
+          <m:dPr>
+            <m:begChr m:val="["/>
+            <m:endChr m:val="]"/>
+            <m:ctrlPr>
+              <w:rPr>
+                <w:rFonts w:ascii="Cambria Math" w:hAnsi="Cambria Math"/>
+                <w:i/>
+              </w:rPr>
+            </m:ctrlPr>
+          </m:dPr>
+          <m:e>
+            <m:d>
+              <m:dPr>
+                <m:ctrlPr>
+                  <w:rPr>
+                    <w:rFonts w:ascii="Cambria Math" w:hAnsi="Cambria Math"/>
+                    <w:i/>
+                  </w:rPr>
+                </m:ctrlPr>
+              </m:dPr>
+              <m:e>
+                <m:sSub>
+                  <m:sSubPr>
+                    <m:ctrlPr>
+                      <w:rPr>
+                        <w:rFonts w:ascii="Cambria Math" w:hAnsi="Cambria Math"/>
+                        <w:i/>
+                      </w:rPr>
+                    </m:ctrlPr>
+                  </m:sSubPr>
+                  <m:e>
+                    <m:r>
+                      <w:rPr>
+                        <w:rFonts w:ascii="Cambria Math" w:hAnsi="Cambria Math"/>
+                      </w:rPr>
+                      <m:t>v</m:t>
+                    </m:r>
+                  </m:e>
+                  <m:sub>
+                    <m:r>
+                      <w:rPr>
+                        <w:rFonts w:ascii="Cambria Math" w:hAnsi="Cambria Math"/>
+                      </w:rPr>
+                      <m:t>k</m:t>
+                    </m:r>
+                  </m:sub>
+                </m:sSub>
+                <m:r>
+                  <w:rPr>
+                    <w:rFonts w:ascii="Cambria Math" w:hAnsi="Cambria Math"/>
+                  </w:rPr>
+                  <m:t>-</m:t>
+                </m:r>
+                <m:acc>
+                  <m:accPr>
+                    <m:ctrlPr>
+                      <w:rPr>
+                        <w:rFonts w:ascii="Cambria Math" w:hAnsi="Cambria Math"/>
+                      </w:rPr>
+                    </m:ctrlPr>
+                  </m:accPr>
+                  <m:e>
+                    <m:sSub>
+                      <m:sSubPr>
+                        <m:ctrlPr>
+                          <w:rPr>
+                            <w:rFonts w:ascii="Cambria Math" w:hAnsi="Cambria Math"/>
+                            <w:i/>
+                          </w:rPr>
+                        </m:ctrlPr>
+                      </m:sSubPr>
+                      <m:e>
+                        <m:r>
+                          <w:rPr>
+                            <w:rFonts w:ascii="Cambria Math" w:hAnsi="Cambria Math"/>
+                          </w:rPr>
+                          <m:t>v</m:t>
+                        </m:r>
+                        <m:ctrlPr>
+                          <w:rPr>
+                            <w:rFonts w:ascii="Cambria Math" w:hAnsi="Cambria Math"/>
+                          </w:rPr>
+                        </m:ctrlPr>
+                      </m:e>
+                      <m:sub>
+                        <m:r>
+                          <w:rPr>
+                            <w:rFonts w:ascii="Cambria Math" w:hAnsi="Cambria Math"/>
+                          </w:rPr>
+                          <m:t>k</m:t>
+                        </m:r>
+                      </m:sub>
+                    </m:sSub>
+                  </m:e>
+                </m:acc>
+              </m:e>
+            </m:d>
+            <m:sSup>
+              <m:sSupPr>
+                <m:ctrlPr>
+                  <w:rPr>
+                    <w:rFonts w:ascii="Cambria Math" w:hAnsi="Cambria Math"/>
+                    <w:i/>
+                  </w:rPr>
+                </m:ctrlPr>
+              </m:sSupPr>
+              <m:e>
+                <m:d>
+                  <m:dPr>
+                    <m:ctrlPr>
+                      <w:rPr>
+                        <w:rFonts w:ascii="Cambria Math" w:hAnsi="Cambria Math"/>
+                        <w:i/>
+                      </w:rPr>
+                    </m:ctrlPr>
+                  </m:dPr>
+                  <m:e>
+                    <m:sSub>
+                      <m:sSubPr>
+                        <m:ctrlPr>
+                          <w:rPr>
+                            <w:rFonts w:ascii="Cambria Math" w:hAnsi="Cambria Math"/>
+                            <w:i/>
+                          </w:rPr>
+                        </m:ctrlPr>
+                      </m:sSubPr>
+                      <m:e>
+                        <m:r>
+                          <w:rPr>
+                            <w:rFonts w:ascii="Cambria Math" w:hAnsi="Cambria Math"/>
+                          </w:rPr>
+                          <m:t>v</m:t>
+                        </m:r>
+                      </m:e>
+                      <m:sub>
+                        <m:r>
+                          <w:rPr>
+                            <w:rFonts w:ascii="Cambria Math" w:hAnsi="Cambria Math"/>
+                          </w:rPr>
+                          <m:t>k</m:t>
+                        </m:r>
+                      </m:sub>
+                    </m:sSub>
+                    <m:r>
+                      <w:rPr>
+                        <w:rFonts w:ascii="Cambria Math" w:hAnsi="Cambria Math"/>
+                      </w:rPr>
+                      <m:t>-</m:t>
+                    </m:r>
+                    <m:acc>
+                      <m:accPr>
+                        <m:ctrlPr>
+                          <w:rPr>
+                            <w:rFonts w:ascii="Cambria Math" w:hAnsi="Cambria Math"/>
+                          </w:rPr>
+                        </m:ctrlPr>
+                      </m:accPr>
+                      <m:e>
+                        <m:sSub>
+                          <m:sSubPr>
+                            <m:ctrlPr>
+                              <w:rPr>
+                                <w:rFonts w:ascii="Cambria Math" w:hAnsi="Cambria Math"/>
+                                <w:i/>
+                              </w:rPr>
+                            </m:ctrlPr>
+                          </m:sSubPr>
+                          <m:e>
+                            <m:r>
+                              <w:rPr>
+                                <w:rFonts w:ascii="Cambria Math" w:hAnsi="Cambria Math"/>
+                              </w:rPr>
+                              <m:t>v</m:t>
+                            </m:r>
+                            <m:ctrlPr>
+                              <w:rPr>
+                                <w:rFonts w:ascii="Cambria Math" w:hAnsi="Cambria Math"/>
+                              </w:rPr>
+                            </m:ctrlPr>
+                          </m:e>
+                          <m:sub>
+                            <m:r>
+                              <w:rPr>
+                                <w:rFonts w:ascii="Cambria Math" w:hAnsi="Cambria Math"/>
+                              </w:rPr>
+                              <m:t>k</m:t>
+                            </m:r>
+                          </m:sub>
+                        </m:sSub>
+                      </m:e>
+                    </m:acc>
+                  </m:e>
+                </m:d>
+                <m:ctrlPr>
+                  <w:rPr>
+                    <w:rFonts w:ascii="Cambria Math" w:hAnsi="Cambria Math"/>
+                  </w:rPr>
+                </m:ctrlPr>
+              </m:e>
+              <m:sup>
+                <m:r>
+                  <m:rPr>
+                    <m:sty m:val="p"/>
+                  </m:rPr>
+                  <w:rPr>
+                    <w:rFonts w:ascii="Cambria Math" w:hAnsi="Cambria Math"/>
+                  </w:rPr>
+                  <m:t>⊤</m:t>
+                </m:r>
+              </m:sup>
+            </m:sSup>
+          </m:e>
+        </m:d>
+      </m:oMath>
+      <w:r>
+        <w:rPr>
+          <w:rFonts w:hint="eastAsia"/>
+        </w:rPr>
+        <w:t xml:space="preserve"> </w:t>
+      </w:r>
+      <w:r>
+        <w:rPr>
+          <w:rFonts w:hint="eastAsia"/>
+        </w:rPr>
+        <w:t>表示在时间</w:t>
+      </w:r>
+      <w:r>
+        <w:rPr>
+          <w:rFonts w:hint="eastAsia"/>
+        </w:rPr>
+        <w:t xml:space="preserve"> </w:t>
+      </w:r>
+      <m:oMath>
+        <m:r>
+          <w:rPr>
+            <w:rFonts w:ascii="Cambria Math" w:hAnsi="Cambria Math" w:hint="eastAsia"/>
+          </w:rPr>
+          <m:t>k</m:t>
+        </m:r>
+      </m:oMath>
+      <w:r>
+        <w:rPr>
+          <w:rFonts w:hint="eastAsia"/>
+        </w:rPr>
+        <w:t xml:space="preserve"> </w:t>
+      </w:r>
+      <w:r>
+        <w:rPr>
+          <w:rFonts w:hint="eastAsia"/>
+        </w:rPr>
+        <w:t>的变量</w:t>
+      </w:r>
+      <w:r>
+        <w:rPr>
+          <w:rFonts w:hint="eastAsia"/>
+        </w:rPr>
+        <w:t xml:space="preserve"> </w:t>
+      </w:r>
+      <m:oMath>
+        <m:r>
+          <w:rPr>
+            <w:rFonts w:ascii="Cambria Math" w:hAnsi="Cambria Math" w:hint="eastAsia"/>
+          </w:rPr>
+          <m:t>v</m:t>
+        </m:r>
+      </m:oMath>
+      <w:r>
+        <w:rPr>
+          <w:rFonts w:hint="eastAsia"/>
+        </w:rPr>
+        <w:t xml:space="preserve"> </w:t>
+      </w:r>
+      <w:r>
+        <w:rPr>
+          <w:rFonts w:hint="eastAsia"/>
+        </w:rPr>
+        <w:t>的估计值、估计误差和估计协方差。</w:t>
+      </w:r>
+    </w:p>
+    <w:p>
+      <w:pPr>
+        <w:ind w:firstLine="419"/>
+      </w:pPr>
+      <w:r>
+        <w:rPr>
+          <w:rFonts w:hint="eastAsia"/>
+        </w:rPr>
+        <w:lastRenderedPageBreak/>
+        <w:t>估计值</w:t>
+      </w:r>
+      <w:r>
+        <w:rPr>
+          <w:rFonts w:hint="eastAsia"/>
+        </w:rPr>
+        <w:t xml:space="preserve"> </w:t>
+      </w:r>
+      <m:oMath>
+        <m:acc>
+          <m:accPr>
+            <m:ctrlPr>
+              <w:rPr>
+                <w:rFonts w:ascii="Cambria Math" w:hAnsi="Cambria Math"/>
+              </w:rPr>
+            </m:ctrlPr>
+          </m:accPr>
+          <m:e>
+            <m:sSub>
+              <m:sSubPr>
+                <m:ctrlPr>
+                  <w:rPr>
+                    <w:rFonts w:ascii="Cambria Math" w:hAnsi="Cambria Math"/>
+                  </w:rPr>
+                </m:ctrlPr>
+              </m:sSubPr>
+              <m:e>
+                <m:r>
+                  <m:rPr>
+                    <m:sty m:val="p"/>
+                  </m:rPr>
+                  <w:rPr>
+                    <w:rFonts w:ascii="Cambria Math" w:hAnsi="Cambria Math"/>
+                  </w:rPr>
+                  <m:t>q</m:t>
+                </m:r>
+              </m:e>
+              <m:sub>
+                <m:sSup>
+                  <m:sSupPr>
+                    <m:ctrlPr>
+                      <w:rPr>
+                        <w:rFonts w:ascii="Cambria Math" w:hAnsi="Cambria Math"/>
+                      </w:rPr>
+                    </m:ctrlPr>
+                  </m:sSupPr>
+                  <m:e>
+                    <m:r>
+                      <m:rPr>
+                        <m:sty m:val="p"/>
+                      </m:rPr>
+                      <w:rPr>
+                        <w:rFonts w:ascii="Cambria Math" w:hAnsi="Cambria Math"/>
+                      </w:rPr>
+                      <m:t>s</m:t>
+                    </m:r>
+                  </m:e>
+                  <m:sup>
+                    <m:r>
+                      <m:rPr>
+                        <m:sty m:val="p"/>
+                      </m:rPr>
+                      <w:rPr>
+                        <w:rFonts w:ascii="Cambria Math" w:hAnsi="Cambria Math" w:cs="Cambria Math"/>
+                      </w:rPr>
+                      <m:t>*</m:t>
+                    </m:r>
+                  </m:sup>
+                </m:sSup>
+                <m:r>
+                  <m:rPr>
+                    <m:sty m:val="p"/>
+                  </m:rPr>
+                  <w:rPr>
+                    <w:rFonts w:ascii="Cambria Math" w:hAnsi="Cambria Math" w:hint="eastAsia"/>
+                  </w:rPr>
+                  <m:t>,</m:t>
+                </m:r>
+                <m:r>
+                  <m:rPr>
+                    <m:sty m:val="p"/>
+                  </m:rPr>
+                  <w:rPr>
+                    <w:rFonts w:ascii="Cambria Math" w:hAnsi="Cambria Math"/>
+                  </w:rPr>
+                  <m:t>k</m:t>
+                </m:r>
+              </m:sub>
+            </m:sSub>
+          </m:e>
+        </m:acc>
+      </m:oMath>
+      <w:r>
+        <w:rPr>
+          <w:rFonts w:hint="eastAsia"/>
+        </w:rPr>
+        <w:t xml:space="preserve"> </w:t>
+      </w:r>
+      <w:r>
+        <w:rPr>
+          <w:rFonts w:hint="eastAsia"/>
+        </w:rPr>
+        <w:t xml:space="preserve"> </w:t>
+      </w:r>
+      <w:r>
+        <w:rPr>
+          <w:rFonts w:hint="eastAsia"/>
+        </w:rPr>
+        <w:t>代表转向刚度</w:t>
+      </w:r>
+      <w:r>
+        <w:rPr>
+          <w:rFonts w:hint="eastAsia"/>
+        </w:rPr>
+        <w:t xml:space="preserve"> </w:t>
+      </w:r>
+      <m:oMath>
+        <m:sSub>
+          <m:sSubPr>
+            <m:ctrlPr>
+              <w:rPr>
+                <w:rFonts w:ascii="Cambria Math" w:hAnsi="Cambria Math"/>
+                <w:i/>
+              </w:rPr>
+            </m:ctrlPr>
+          </m:sSubPr>
+          <m:e>
+            <m:r>
+              <w:rPr>
+                <w:rFonts w:ascii="Cambria Math" w:hAnsi="Cambria Math" w:hint="eastAsia"/>
+              </w:rPr>
+              <m:t>C</m:t>
+            </m:r>
+            <m:ctrlPr>
+              <w:rPr>
+                <w:rFonts w:ascii="Cambria Math" w:hAnsi="Cambria Math" w:hint="eastAsia"/>
+                <w:i/>
+              </w:rPr>
+            </m:ctrlPr>
+          </m:e>
+          <m:sub>
+            <m:r>
+              <w:rPr>
+                <w:rFonts w:ascii="Cambria Math" w:hAnsi="Cambria Math" w:hint="eastAsia"/>
+              </w:rPr>
+              <m:t>f</m:t>
+            </m:r>
+          </m:sub>
+        </m:sSub>
+      </m:oMath>
+      <w:r>
+        <w:rPr>
+          <w:rFonts w:hint="eastAsia"/>
+        </w:rPr>
+        <w:t xml:space="preserve"> </w:t>
+      </w:r>
+      <w:r>
+        <w:rPr>
+          <w:rFonts w:hint="eastAsia"/>
+        </w:rPr>
+        <w:t>（或</w:t>
+      </w:r>
+      <w:r>
+        <w:rPr>
+          <w:rFonts w:hint="eastAsia"/>
+        </w:rPr>
+        <w:t xml:space="preserve"> </w:t>
+      </w:r>
+      <m:oMath>
+        <m:sSub>
+          <m:sSubPr>
+            <m:ctrlPr>
+              <w:rPr>
+                <w:rFonts w:ascii="Cambria Math" w:hAnsi="Cambria Math"/>
+                <w:i/>
+              </w:rPr>
+            </m:ctrlPr>
+          </m:sSubPr>
+          <m:e>
+            <m:r>
+              <w:rPr>
+                <w:rFonts w:ascii="Cambria Math" w:hAnsi="Cambria Math" w:hint="eastAsia"/>
+              </w:rPr>
+              <m:t>C</m:t>
+            </m:r>
+            <m:ctrlPr>
+              <w:rPr>
+                <w:rFonts w:ascii="Cambria Math" w:hAnsi="Cambria Math" w:hint="eastAsia"/>
+                <w:i/>
+              </w:rPr>
+            </m:ctrlPr>
+          </m:e>
+          <m:sub>
+            <m:r>
+              <w:rPr>
+                <w:rFonts w:ascii="Cambria Math" w:hAnsi="Cambria Math" w:hint="eastAsia"/>
+              </w:rPr>
+              <m:t>r</m:t>
+            </m:r>
+          </m:sub>
+        </m:sSub>
+      </m:oMath>
+      <w:r>
+        <w:rPr>
+          <w:rFonts w:hint="eastAsia"/>
+        </w:rPr>
+        <w:t>）的估计。附录</w:t>
+      </w:r>
+      <w:r>
+        <w:rPr>
+          <w:rFonts w:hint="eastAsia"/>
+        </w:rPr>
+        <w:t>VI-A</w:t>
+      </w:r>
+      <w:r>
+        <w:rPr>
+          <w:rFonts w:hint="eastAsia"/>
+        </w:rPr>
+        <w:t>和</w:t>
+      </w:r>
+      <w:r>
+        <w:rPr>
+          <w:rFonts w:hint="eastAsia"/>
+        </w:rPr>
+        <w:t>VI-B</w:t>
+      </w:r>
+      <w:r>
+        <w:rPr>
+          <w:rFonts w:hint="eastAsia"/>
+        </w:rPr>
+        <w:t>在文献</w:t>
+      </w:r>
+      <w:r>
+        <w:t>[</w:t>
+      </w:r>
+      <w:r>
+        <w:rPr>
+          <w:rFonts w:hint="eastAsia"/>
+        </w:rPr>
+        <w:t>6</w:t>
+      </w:r>
+      <w:r>
+        <w:t>]</w:t>
+      </w:r>
+      <w:r>
+        <w:rPr>
+          <w:rFonts w:hint="eastAsia"/>
+        </w:rPr>
+        <w:t>中提供了</w:t>
+      </w:r>
+      <w:r>
+        <w:rPr>
+          <w:rFonts w:hint="eastAsia"/>
+        </w:rPr>
+        <w:t>FRRF</w:t>
+      </w:r>
+      <w:r>
+        <w:rPr>
+          <w:rFonts w:hint="eastAsia"/>
+        </w:rPr>
+        <w:t>的详细推导和属性。算法的推导受到固定秩滤波</w:t>
+      </w:r>
+      <w:r>
+        <w:t>[</w:t>
+      </w:r>
+      <w:r>
+        <w:rPr>
+          <w:rFonts w:hint="eastAsia"/>
+        </w:rPr>
+        <w:t>16</w:t>
+      </w:r>
+      <w:r>
+        <w:t>]</w:t>
+      </w:r>
+      <w:r>
+        <w:rPr>
+          <w:rFonts w:hint="eastAsia"/>
+        </w:rPr>
+        <w:t>和未知输入与状态估计算法</w:t>
+      </w:r>
+      <w:r>
+        <w:t>[</w:t>
+      </w:r>
+      <w:r>
+        <w:rPr>
+          <w:rFonts w:hint="eastAsia"/>
+        </w:rPr>
+        <w:t>19</w:t>
+      </w:r>
+      <w:r>
+        <w:t>]</w:t>
+      </w:r>
+      <w:r>
+        <w:rPr>
+          <w:rFonts w:hint="eastAsia"/>
+        </w:rPr>
+        <w:t>的启发，因此，它们也具有类似的属性。</w:t>
+      </w:r>
+    </w:p>
+    <w:p>
+      <w:pPr>
+        <w:ind w:firstLine="419"/>
+      </w:pPr>
+      <w:r>
+        <w:rPr>
+          <w:rFonts w:hint="eastAsia"/>
+        </w:rPr>
+        <w:t>所提出算法的总结如下所示。给定输出</w:t>
+      </w:r>
+      <w:r>
+        <w:rPr>
+          <w:rFonts w:hint="eastAsia"/>
+        </w:rPr>
+        <w:t xml:space="preserve"> </w:t>
+      </w:r>
+      <m:oMath>
+        <m:sSub>
+          <m:sSubPr>
+            <m:ctrlPr>
+              <w:rPr>
+                <w:rFonts w:ascii="Cambria Math" w:hAnsi="Cambria Math"/>
+                <w:i/>
+              </w:rPr>
+            </m:ctrlPr>
+          </m:sSubPr>
+          <m:e>
+            <m:r>
+              <w:rPr>
+                <w:rFonts w:ascii="Cambria Math" w:hAnsi="Cambria Math"/>
+              </w:rPr>
+              <m:t>z</m:t>
+            </m:r>
+          </m:e>
+          <m:sub>
+            <m:r>
+              <w:rPr>
+                <w:rFonts w:ascii="Cambria Math" w:hAnsi="Cambria Math"/>
+              </w:rPr>
+              <m:t>s,k</m:t>
+            </m:r>
+          </m:sub>
+        </m:sSub>
+      </m:oMath>
+      <w:r>
+        <w:rPr>
+          <w:rFonts w:hint="eastAsia"/>
+        </w:rPr>
+        <w:t xml:space="preserve">  </w:t>
+      </w:r>
+      <w:r>
+        <w:rPr>
+          <w:rFonts w:hint="eastAsia"/>
+        </w:rPr>
+        <w:t>和之前的估计</w:t>
+      </w:r>
+      <w:r>
+        <w:rPr>
+          <w:rFonts w:hint="eastAsia"/>
+        </w:rPr>
+        <w:t xml:space="preserve"> </w:t>
+      </w:r>
+      <m:oMath>
+        <m:acc>
+          <m:accPr>
+            <m:ctrlPr>
+              <w:rPr>
+                <w:rFonts w:ascii="Cambria Math" w:hAnsi="Cambria Math"/>
+              </w:rPr>
+            </m:ctrlPr>
+          </m:accPr>
+          <m:e>
+            <m:sSub>
+              <m:sSubPr>
+                <m:ctrlPr>
+                  <w:rPr>
+                    <w:rFonts w:ascii="Cambria Math" w:hAnsi="Cambria Math"/>
+                    <w:i/>
+                  </w:rPr>
+                </m:ctrlPr>
+              </m:sSubPr>
+              <m:e>
+                <m:r>
+                  <m:rPr>
+                    <m:sty m:val="p"/>
+                  </m:rPr>
+                  <w:rPr>
+                    <w:rFonts w:ascii="Cambria Math" w:hAnsi="Cambria Math"/>
+                  </w:rPr>
+                  <m:t>η</m:t>
+                </m:r>
+                <m:ctrlPr>
+                  <w:rPr>
+                    <w:rFonts w:ascii="Cambria Math" w:hAnsi="Cambria Math"/>
+                  </w:rPr>
+                </m:ctrlPr>
+              </m:e>
+              <m:sub>
+                <m:r>
+                  <w:rPr>
+                    <w:rFonts w:ascii="Cambria Math" w:hAnsi="Cambria Math"/>
+                  </w:rPr>
+                  <m:t>k-1</m:t>
+                </m:r>
+              </m:sub>
+            </m:sSub>
+          </m:e>
+        </m:acc>
+      </m:oMath>
+      <w:r>
+        <w:rPr>
+          <w:rFonts w:hint="eastAsia"/>
+        </w:rPr>
+        <w:t xml:space="preserve"> </w:t>
+      </w:r>
+      <w:r>
+        <w:rPr>
+          <w:rFonts w:hint="eastAsia"/>
+        </w:rPr>
+        <w:t>，通过拒绝未建模的不确定性</w:t>
+      </w:r>
+      <w:r>
+        <w:rPr>
+          <w:rFonts w:hint="eastAsia"/>
+        </w:rPr>
+        <w:t xml:space="preserve"> </w:t>
+      </w:r>
+      <m:oMath>
+        <m:sSub>
+          <m:sSubPr>
+            <m:ctrlPr>
+              <w:rPr>
+                <w:rFonts w:ascii="Cambria Math" w:hAnsi="Cambria Math"/>
+                <w:i/>
+              </w:rPr>
+            </m:ctrlPr>
+          </m:sSubPr>
+          <m:e>
+            <m:r>
+              <w:rPr>
+                <w:rFonts w:ascii="Cambria Math" w:hAnsi="Cambria Math" w:hint="eastAsia"/>
+              </w:rPr>
+              <m:t>d</m:t>
+            </m:r>
+            <m:ctrlPr>
+              <w:rPr>
+                <w:rFonts w:ascii="Cambria Math" w:hAnsi="Cambria Math" w:hint="eastAsia"/>
+                <w:i/>
+              </w:rPr>
+            </m:ctrlPr>
+          </m:e>
+          <m:sub>
+            <m:r>
+              <w:rPr>
+                <w:rFonts w:ascii="Cambria Math" w:hAnsi="Cambria Math" w:hint="eastAsia"/>
+              </w:rPr>
+              <m:t>k</m:t>
+            </m:r>
+          </m:sub>
+        </m:sSub>
+      </m:oMath>
+      <w:r>
+        <w:rPr>
+          <w:rFonts w:hint="eastAsia"/>
+        </w:rPr>
+        <w:t xml:space="preserve"> </w:t>
+      </w:r>
+      <w:r>
+        <w:rPr>
+          <w:rFonts w:hint="eastAsia"/>
+        </w:rPr>
+        <w:t>，估计未知变量</w:t>
+      </w:r>
+      <w:r>
+        <w:rPr>
+          <w:rFonts w:hint="eastAsia"/>
+        </w:rPr>
+        <w:t xml:space="preserve"> </w:t>
+      </w:r>
+      <m:oMath>
+        <m:sSub>
+          <m:sSubPr>
+            <m:ctrlPr>
+              <w:rPr>
+                <w:rFonts w:ascii="Cambria Math" w:hAnsi="Cambria Math"/>
+                <w:i/>
+              </w:rPr>
+            </m:ctrlPr>
+          </m:sSubPr>
+          <m:e>
+            <m:r>
+              <m:rPr>
+                <m:sty m:val="p"/>
+              </m:rPr>
+              <w:rPr>
+                <w:rFonts w:ascii="Cambria Math" w:hAnsi="Cambria Math"/>
+              </w:rPr>
+              <m:t>η</m:t>
+            </m:r>
+            <m:ctrlPr>
+              <w:rPr>
+                <w:rFonts w:ascii="Cambria Math" w:hAnsi="Cambria Math"/>
+              </w:rPr>
+            </m:ctrlPr>
+          </m:e>
+          <m:sub>
+            <m:r>
+              <w:rPr>
+                <w:rFonts w:ascii="Cambria Math" w:hAnsi="Cambria Math"/>
+              </w:rPr>
+              <m:t>k</m:t>
+            </m:r>
+          </m:sub>
+        </m:sSub>
+      </m:oMath>
+      <w:r>
+        <w:rPr>
+          <w:rFonts w:hint="eastAsia"/>
+        </w:rPr>
+        <w:t xml:space="preserve"> </w:t>
+      </w:r>
+      <w:r>
+        <w:rPr>
+          <w:rFonts w:hint="eastAsia"/>
+        </w:rPr>
+        <w:t>。公式（</w:t>
+      </w:r>
+      <w:r>
+        <w:rPr>
+          <w:rFonts w:hint="eastAsia"/>
+        </w:rPr>
+        <w:t>2</w:t>
+      </w:r>
+      <w:r>
+        <w:rPr>
+          <w:rFonts w:hint="eastAsia"/>
+        </w:rPr>
+        <w:t>）中的变量</w:t>
+      </w:r>
+      <w:r>
+        <w:rPr>
+          <w:rFonts w:hint="eastAsia"/>
+        </w:rPr>
+        <w:t xml:space="preserve"> </w:t>
+      </w:r>
+      <m:oMath>
+        <m:sSub>
+          <m:sSubPr>
+            <m:ctrlPr>
+              <w:rPr>
+                <w:rFonts w:ascii="Cambria Math" w:hAnsi="Cambria Math"/>
+                <w:i/>
+              </w:rPr>
+            </m:ctrlPr>
+          </m:sSubPr>
+          <m:e>
+            <m:r>
+              <w:rPr>
+                <w:rFonts w:ascii="Cambria Math" w:hAnsi="Cambria Math"/>
+              </w:rPr>
+              <m:t>q</m:t>
+            </m:r>
+          </m:e>
+          <m:sub>
+            <m:r>
+              <w:rPr>
+                <w:rFonts w:ascii="Cambria Math" w:hAnsi="Cambria Math"/>
+              </w:rPr>
+              <m:t>s,k</m:t>
+            </m:r>
+          </m:sub>
+        </m:sSub>
+      </m:oMath>
+      <w:r>
+        <w:rPr>
+          <w:rFonts w:hint="eastAsia"/>
+        </w:rPr>
+        <w:t xml:space="preserve"> </w:t>
+      </w:r>
+      <w:r>
+        <w:rPr>
+          <w:rFonts w:hint="eastAsia"/>
+        </w:rPr>
+        <w:t>是从</w:t>
+      </w:r>
+      <w:r>
+        <w:rPr>
+          <w:rFonts w:hint="eastAsia"/>
+        </w:rPr>
+        <w:t xml:space="preserve"> </w:t>
+      </w:r>
+      <m:oMath>
+        <m:acc>
+          <m:accPr>
+            <m:ctrlPr>
+              <w:rPr>
+                <w:rFonts w:ascii="Cambria Math" w:hAnsi="Cambria Math"/>
+              </w:rPr>
+            </m:ctrlPr>
+          </m:accPr>
+          <m:e>
+            <m:sSub>
+              <m:sSubPr>
+                <m:ctrlPr>
+                  <w:rPr>
+                    <w:rFonts w:ascii="Cambria Math" w:hAnsi="Cambria Math"/>
+                    <w:i/>
+                  </w:rPr>
+                </m:ctrlPr>
+              </m:sSubPr>
+              <m:e>
+                <m:r>
+                  <m:rPr>
+                    <m:sty m:val="p"/>
+                  </m:rPr>
+                  <w:rPr>
+                    <w:rFonts w:ascii="Cambria Math" w:hAnsi="Cambria Math"/>
+                  </w:rPr>
+                  <m:t>η</m:t>
+                </m:r>
+                <m:ctrlPr>
+                  <w:rPr>
+                    <w:rFonts w:ascii="Cambria Math" w:hAnsi="Cambria Math"/>
+                  </w:rPr>
+                </m:ctrlPr>
+              </m:e>
+              <m:sub>
+                <m:r>
+                  <w:rPr>
+                    <w:rFonts w:ascii="Cambria Math" w:hAnsi="Cambria Math"/>
+                  </w:rPr>
+                  <m:t>k</m:t>
+                </m:r>
+              </m:sub>
+            </m:sSub>
+          </m:e>
+        </m:acc>
+      </m:oMath>
+      <w:r>
+        <w:rPr>
+          <w:rFonts w:hint="eastAsia"/>
+        </w:rPr>
+        <w:t xml:space="preserve"> </w:t>
+      </w:r>
+      <w:r>
+        <w:rPr>
+          <w:rFonts w:hint="eastAsia"/>
+        </w:rPr>
+        <w:t xml:space="preserve"> </w:t>
+      </w:r>
+      <w:r>
+        <w:rPr>
+          <w:rFonts w:hint="eastAsia"/>
+        </w:rPr>
+        <w:t>估计得出，通过其估计值</w:t>
+      </w:r>
+      <w:r>
+        <w:rPr>
+          <w:rFonts w:hint="eastAsia"/>
+        </w:rPr>
+        <w:t xml:space="preserve"> </w:t>
+      </w:r>
+      <m:oMath>
+        <m:acc>
+          <m:accPr>
+            <m:ctrlPr>
+              <w:rPr>
+                <w:rFonts w:ascii="Cambria Math" w:hAnsi="Cambria Math"/>
+              </w:rPr>
+            </m:ctrlPr>
+          </m:accPr>
+          <m:e>
+            <m:sSub>
+              <m:sSubPr>
+                <m:ctrlPr>
+                  <w:rPr>
+                    <w:rFonts w:ascii="Cambria Math" w:hAnsi="Cambria Math"/>
+                    <w:i/>
+                  </w:rPr>
+                </m:ctrlPr>
+              </m:sSubPr>
+              <m:e>
+                <m:r>
+                  <m:rPr>
+                    <m:sty m:val="p"/>
+                  </m:rPr>
+                  <w:rPr>
+                    <w:rFonts w:ascii="Cambria Math" w:hAnsi="Cambria Math"/>
+                  </w:rPr>
+                  <m:t>ξ</m:t>
+                </m:r>
+                <m:ctrlPr>
+                  <w:rPr>
+                    <w:rFonts w:ascii="Cambria Math" w:hAnsi="Cambria Math"/>
+                  </w:rPr>
+                </m:ctrlPr>
+              </m:e>
+              <m:sub>
+                <m:r>
+                  <w:rPr>
+                    <w:rFonts w:ascii="Cambria Math" w:hAnsi="Cambria Math"/>
+                  </w:rPr>
+                  <m:t>s,k</m:t>
+                </m:r>
+              </m:sub>
+            </m:sSub>
+          </m:e>
+        </m:acc>
+      </m:oMath>
+      <w:r>
+        <w:rPr>
+          <w:rFonts w:hint="eastAsia"/>
+        </w:rPr>
+        <w:t xml:space="preserve"> </w:t>
+      </w:r>
+      <w:r>
+        <w:rPr>
+          <w:rFonts w:hint="eastAsia"/>
+        </w:rPr>
+        <w:t>来补偿细微尺度的变化</w:t>
+      </w:r>
+      <w:r>
+        <w:rPr>
+          <w:rFonts w:hint="eastAsia"/>
+        </w:rPr>
+        <w:t xml:space="preserve"> </w:t>
+      </w:r>
+      <m:oMath>
+        <m:sSub>
+          <m:sSubPr>
+            <m:ctrlPr>
+              <w:rPr>
+                <w:rFonts w:ascii="Cambria Math" w:hAnsi="Cambria Math"/>
+                <w:i/>
+              </w:rPr>
+            </m:ctrlPr>
+          </m:sSubPr>
+          <m:e>
+            <m:r>
+              <m:rPr>
+                <m:sty m:val="p"/>
+              </m:rPr>
+              <w:rPr>
+                <w:rFonts w:ascii="Cambria Math" w:hAnsi="Cambria Math"/>
+              </w:rPr>
+              <m:t>ξ</m:t>
+            </m:r>
+            <m:ctrlPr>
+              <w:rPr>
+                <w:rFonts w:ascii="Cambria Math" w:hAnsi="Cambria Math"/>
+              </w:rPr>
+            </m:ctrlPr>
+          </m:e>
+          <m:sub>
+            <m:r>
+              <w:rPr>
+                <w:rFonts w:ascii="Cambria Math" w:hAnsi="Cambria Math"/>
+              </w:rPr>
+              <m:t>s,k</m:t>
+            </m:r>
+          </m:sub>
+        </m:sSub>
+      </m:oMath>
+      <w:r>
+        <w:rPr>
+          <w:rFonts w:hint="eastAsia"/>
+        </w:rPr>
+        <w:t xml:space="preserve"> </w:t>
+      </w:r>
+      <w:r>
+        <w:rPr>
+          <w:rFonts w:hint="eastAsia"/>
+        </w:rPr>
+        <w:t>.</w:t>
+      </w:r>
+    </w:p>
+    <w:p>
+      <w:r>
+        <w:rPr>
+          <w:rFonts w:hint="eastAsia"/>
+        </w:rPr>
+        <w:t>递归预测</w:t>
+      </w:r>
+      <w:r>
+        <w:rPr>
+          <w:rFonts w:hint="eastAsia"/>
+        </w:rPr>
+        <w:t>:</w:t>
+      </w:r>
+    </w:p>
+    <w:p>
+      <w:pPr>
+        <w:rPr>
+          <w:rFonts w:hint="eastAsia"/>
+        </w:rPr>
+      </w:pPr>
+      <w:r>
+        <w:rPr>
+          <w:rFonts w:hint="eastAsia"/>
+          <w:noProof/>
+        </w:rPr>
+        <w:drawing>
+          <wp:inline distT="0" distB="0" distL="0" distR="0" wp14:anchorId="4A72820C" wp14:editId="6FBF9206">
+            <wp:extent cx="5041900" cy="1839022"/>
+            <wp:effectExtent l="0" t="0" r="0" b="2540"/>
+            <wp:docPr id="611707008" name="图片 1" descr="文本, 信件&#10;&#10;描述已自动生成"/>
+            <wp:cNvGraphicFramePr>
+              <a:graphicFrameLocks xmlns:a="http://schemas.openxmlformats.org/drawingml/2006/main" noChangeAspect="1"/>
+            </wp:cNvGraphicFramePr>
+            <a:graphic xmlns:a="http://schemas.openxmlformats.org/drawingml/2006/main">
+              <a:graphicData uri="http://schemas.openxmlformats.org/drawingml/2006/picture">
+                <pic:pic xmlns:pic="http://schemas.openxmlformats.org/drawingml/2006/picture">
+                  <pic:nvPicPr>
+                    <pic:cNvPr id="611707008" name="图片 1" descr="文本, 信件&#10;&#10;描述已自动生成"/>
+                    <pic:cNvPicPr/>
+                  </pic:nvPicPr>
+                  <pic:blipFill rotWithShape="1">
+                    <a:blip r:embed="rId20">
+                      <a:extLst>
+                        <a:ext uri="{28A0092B-C50C-407E-A947-70E740481C1C}">
+                          <a14:useLocalDpi xmlns:a14="http://schemas.microsoft.com/office/drawing/2010/main" val="0"/>
+                        </a:ext>
+                      </a:extLst>
+                    </a:blip>
+                    <a:srcRect t="12239"/>
+                    <a:stretch/>
+                  </pic:blipFill>
+                  <pic:spPr bwMode="auto">
+                    <a:xfrm>
+                      <a:off x="0" y="0"/>
+                      <a:ext cx="5041900" cy="1839022"/>
+                    </a:xfrm>
+                    <a:prstGeom prst="rect">
+                      <a:avLst/>
+                    </a:prstGeom>
+                    <a:ln>
+                      <a:noFill/>
+                    </a:ln>
+                    <a:extLst>
+                      <a:ext uri="{53640926-AAD7-44D8-BBD7-CCE9431645EC}">
+                        <a14:shadowObscured xmlns:a14="http://schemas.microsoft.com/office/drawing/2010/main"/>
+                      </a:ext>
+                    </a:extLst>
+                  </pic:spPr>
+                </pic:pic>
+              </a:graphicData>
+            </a:graphic>
+          </wp:inline>
+        </w:drawing>
+      </w:r>
+    </w:p>
+    <w:p>
+      <w:r>
+        <w:rPr>
+          <w:rFonts w:hint="eastAsia"/>
+        </w:rPr>
+        <w:t>递归估计</w:t>
+      </w:r>
+      <w:r>
+        <w:rPr>
+          <w:rFonts w:hint="eastAsia"/>
+        </w:rPr>
+        <w:t>:</w:t>
+      </w:r>
+    </w:p>
+    <w:p>
+      <w:pPr>
+        <w:rPr>
+          <w:rFonts w:hint="eastAsia"/>
+          <w:i/>
+        </w:rPr>
+      </w:pPr>
+      <w:r>
+        <w:rPr>
+          <w:rFonts w:hint="eastAsia"/>
+          <w:i/>
+          <w:noProof/>
+        </w:rPr>
+        <w:drawing>
+          <wp:inline distT="0" distB="0" distL="0" distR="0" wp14:anchorId="5B9F238F" wp14:editId="5CC26C6F">
+            <wp:extent cx="4839630" cy="2196791"/>
+            <wp:effectExtent l="0" t="0" r="0" b="635"/>
+            <wp:docPr id="1252438018" name="图片 2" descr="文本, 信件&#10;&#10;描述已自动生成"/>
+            <wp:cNvGraphicFramePr>
+              <a:graphicFrameLocks xmlns:a="http://schemas.openxmlformats.org/drawingml/2006/main" noChangeAspect="1"/>
+            </wp:cNvGraphicFramePr>
+            <a:graphic xmlns:a="http://schemas.openxmlformats.org/drawingml/2006/main">
+              <a:graphicData uri="http://schemas.openxmlformats.org/drawingml/2006/picture">
+                <pic:pic xmlns:pic="http://schemas.openxmlformats.org/drawingml/2006/picture">
+                  <pic:nvPicPr>
+                    <pic:cNvPr id="1252438018" name="图片 2" descr="文本, 信件&#10;&#10;描述已自动生成"/>
+                    <pic:cNvPicPr/>
+                  </pic:nvPicPr>
+                  <pic:blipFill rotWithShape="1">
+                    <a:blip r:embed="rId21">
+                      <a:extLst>
+                        <a:ext uri="{28A0092B-C50C-407E-A947-70E740481C1C}">
+                          <a14:useLocalDpi xmlns:a14="http://schemas.microsoft.com/office/drawing/2010/main" val="0"/>
+                        </a:ext>
+                      </a:extLst>
+                    </a:blip>
+                    <a:srcRect t="1" r="3035" b="2822"/>
+                    <a:stretch/>
+                  </pic:blipFill>
+                  <pic:spPr bwMode="auto">
+                    <a:xfrm>
+                      <a:off x="0" y="0"/>
+                      <a:ext cx="4839630" cy="2196791"/>
+                    </a:xfrm>
+                    <a:prstGeom prst="rect">
+                      <a:avLst/>
+                    </a:prstGeom>
+                    <a:ln>
+                      <a:noFill/>
+                    </a:ln>
+                    <a:extLst>
+                      <a:ext uri="{53640926-AAD7-44D8-BBD7-CCE9431645EC}">
+                        <a14:shadowObscured xmlns:a14="http://schemas.microsoft.com/office/drawing/2010/main"/>
+                      </a:ext>
+                    </a:extLst>
+                  </pic:spPr>
+                </pic:pic>
+              </a:graphicData>
+            </a:graphic>
+          </wp:inline>
+        </w:drawing>
+      </w:r>
+    </w:p>
+    <w:p>
+      <w:pPr>
+        <w:rPr>
+          <w:iCs/>
+        </w:rPr>
+      </w:pPr>
+      <m:oMath>
+        <m:sSub>
+          <m:sSubPr>
+            <m:ctrlPr>
+              <w:rPr>
+                <w:rFonts w:ascii="Cambria Math" w:hAnsi="Cambria Math"/>
+                <w:i/>
+              </w:rPr>
+            </m:ctrlPr>
+          </m:sSubPr>
+          <m:e>
+            <m:r>
+              <w:rPr>
+                <w:rFonts w:ascii="Cambria Math" w:hAnsi="Cambria Math" w:hint="eastAsia"/>
+              </w:rPr>
+              <m:t>q</m:t>
+            </m:r>
+            <m:ctrlPr>
+              <w:rPr>
+                <w:rFonts w:ascii="Cambria Math" w:hAnsi="Cambria Math" w:hint="eastAsia"/>
+                <w:i/>
+              </w:rPr>
+            </m:ctrlPr>
+          </m:e>
+          <m:sub>
+            <m:r>
+              <w:rPr>
+                <w:rFonts w:ascii="Cambria Math" w:hAnsi="Cambria Math"/>
+              </w:rPr>
+              <m:t>s</m:t>
+            </m:r>
+          </m:sub>
+        </m:sSub>
+        <m:r>
+          <w:rPr>
+            <w:rFonts w:ascii="Cambria Math" w:hAnsi="Cambria Math" w:hint="eastAsia"/>
+          </w:rPr>
+          <m:t>*</m:t>
+        </m:r>
+        <m:r>
+          <w:rPr>
+            <w:rFonts w:ascii="Cambria Math" w:hAnsi="Cambria Math"/>
+          </w:rPr>
+          <m:t>,k</m:t>
+        </m:r>
+      </m:oMath>
+      <w:r>
+        <w:rPr>
+          <w:rFonts w:hint="eastAsia"/>
+          <w:iCs/>
+        </w:rPr>
+        <w:t>的</w:t>
+      </w:r>
+      <w:r>
+        <w:rPr>
+          <w:rFonts w:hint="eastAsia"/>
+          <w:iCs/>
+        </w:rPr>
+        <w:t>估计</w:t>
+      </w:r>
+      <w:r>
+        <w:rPr>
+          <w:rFonts w:hint="eastAsia"/>
+          <w:iCs/>
+        </w:rPr>
+        <w:t>:</w:t>
+      </w:r>
+    </w:p>
+    <w:p>
+      <w:pPr>
+        <w:rPr>
+          <w:iCs/>
+        </w:rPr>
+      </w:pPr>
+      <w:r>
+        <w:rPr>
+          <w:rFonts w:hint="eastAsia"/>
+          <w:iCs/>
+          <w:noProof/>
+        </w:rPr>
+        <w:lastRenderedPageBreak/>
+        <w:drawing>
+          <wp:inline distT="0" distB="0" distL="0" distR="0" wp14:anchorId="6D39CAB9" wp14:editId="3A985F40">
+            <wp:extent cx="5029200" cy="4533900"/>
+            <wp:effectExtent l="0" t="0" r="0" b="0"/>
+            <wp:docPr id="2106227542" name="图片 3" descr="文本, 信件&#10;&#10;描述已自动生成"/>
+            <wp:cNvGraphicFramePr>
+              <a:graphicFrameLocks xmlns:a="http://schemas.openxmlformats.org/drawingml/2006/main" noChangeAspect="1"/>
+            </wp:cNvGraphicFramePr>
+            <a:graphic xmlns:a="http://schemas.openxmlformats.org/drawingml/2006/main">
+              <a:graphicData uri="http://schemas.openxmlformats.org/drawingml/2006/picture">
+                <pic:pic xmlns:pic="http://schemas.openxmlformats.org/drawingml/2006/picture">
+                  <pic:nvPicPr>
+                    <pic:cNvPr id="2106227542" name="图片 3" descr="文本, 信件&#10;&#10;描述已自动生成"/>
+                    <pic:cNvPicPr/>
+                  </pic:nvPicPr>
+                  <pic:blipFill>
+                    <a:blip r:embed="rId22">
+                      <a:extLst>
+                        <a:ext uri="{28A0092B-C50C-407E-A947-70E740481C1C}">
+                          <a14:useLocalDpi xmlns:a14="http://schemas.microsoft.com/office/drawing/2010/main" val="0"/>
+                        </a:ext>
+                      </a:extLst>
+                    </a:blip>
+                    <a:stretch>
+                      <a:fillRect/>
+                    </a:stretch>
+                  </pic:blipFill>
+                  <pic:spPr>
+                    <a:xfrm>
+                      <a:off x="0" y="0"/>
+                      <a:ext cx="5029200" cy="4533900"/>
+                    </a:xfrm>
+                    <a:prstGeom prst="rect">
+                      <a:avLst/>
+                    </a:prstGeom>
+                  </pic:spPr>
+                </pic:pic>
+              </a:graphicData>
+            </a:graphic>
+          </wp:inline>
+        </w:drawing>
+      </w:r>
+    </w:p>
+    <w:p>
+      <w:pPr>
+        <w:rPr>
+          <w:iCs/>
+        </w:rPr>
+      </w:pPr>
+    </w:p>
+    <w:p>
+      <w:pPr>
+        <w:rPr>
+          <w:rFonts w:hint="eastAsia"/>
+          <w:iCs/>
+        </w:rPr>
+      </w:pPr>
+      <w:r>
+        <w:rPr>
+          <w:rFonts w:hint="eastAsia"/>
+          <w:iCs/>
+        </w:rPr>
+        <w:t>转向刚度的后验估计利用自行车模型上的标准卡尔曼滤波</w:t>
+      </w:r>
+      <w:r>
+        <w:rPr>
+          <w:rFonts w:hint="eastAsia"/>
+          <w:iCs/>
+        </w:rPr>
+        <w:t>[</w:t>
+      </w:r>
+      <w:r>
+        <w:rPr>
+          <w:rFonts w:hint="eastAsia"/>
+          <w:iCs/>
+        </w:rPr>
+        <w:t>20</w:t>
+      </w:r>
+      <w:r>
+        <w:rPr>
+          <w:rFonts w:hint="eastAsia"/>
+          <w:iCs/>
+        </w:rPr>
+        <w:t>][</w:t>
+      </w:r>
+      <w:r>
+        <w:rPr>
+          <w:rFonts w:hint="eastAsia"/>
+          <w:iCs/>
+        </w:rPr>
+        <w:t>21</w:t>
+      </w:r>
+      <w:r>
+        <w:rPr>
+          <w:rFonts w:hint="eastAsia"/>
+          <w:iCs/>
+        </w:rPr>
+        <w:t>]</w:t>
+      </w:r>
+      <w:r>
+        <w:rPr>
+          <w:rFonts w:hint="eastAsia"/>
+          <w:iCs/>
+        </w:rPr>
+        <w:t>，取三个输出：</w:t>
+      </w:r>
+      <w:r>
+        <w:rPr>
+          <w:rFonts w:hint="eastAsia"/>
+          <w:iCs/>
+        </w:rPr>
+        <w:t>1</w:t>
+      </w:r>
+      <w:r>
+        <w:rPr>
+          <w:rFonts w:hint="eastAsia"/>
+          <w:iCs/>
+        </w:rPr>
+        <w:t>）</w:t>
+      </w:r>
+      <w:r>
+        <w:rPr>
+          <w:rFonts w:hint="eastAsia"/>
+          <w:iCs/>
+        </w:rPr>
+        <w:t>GPS</w:t>
+      </w:r>
+      <w:r>
+        <w:rPr>
+          <w:rFonts w:hint="eastAsia"/>
+          <w:iCs/>
+        </w:rPr>
+        <w:t>测量，</w:t>
+      </w:r>
+      <w:r>
+        <w:rPr>
+          <w:rFonts w:hint="eastAsia"/>
+          <w:iCs/>
+        </w:rPr>
+        <w:t>2</w:t>
+      </w:r>
+      <w:r>
+        <w:rPr>
+          <w:rFonts w:hint="eastAsia"/>
+          <w:iCs/>
+        </w:rPr>
+        <w:t>）</w:t>
+      </w:r>
+      <w:r>
+        <w:rPr>
+          <w:rFonts w:hint="eastAsia"/>
+          <w:iCs/>
+        </w:rPr>
+        <w:t>IMU</w:t>
+      </w:r>
+      <w:r>
+        <w:rPr>
+          <w:rFonts w:hint="eastAsia"/>
+          <w:iCs/>
+        </w:rPr>
+        <w:t>测量，以及</w:t>
+      </w:r>
+      <w:r>
+        <w:rPr>
+          <w:rFonts w:hint="eastAsia"/>
+          <w:iCs/>
+        </w:rPr>
+        <w:t>3</w:t>
+      </w:r>
+      <w:r>
+        <w:rPr>
+          <w:rFonts w:hint="eastAsia"/>
+          <w:iCs/>
+        </w:rPr>
+        <w:t>）在第</w:t>
+      </w:r>
+      <w:r>
+        <w:rPr>
+          <w:rFonts w:hint="eastAsia"/>
+          <w:iCs/>
+        </w:rPr>
+        <w:t>III-B</w:t>
+      </w:r>
+      <w:r>
+        <w:rPr>
+          <w:rFonts w:hint="eastAsia"/>
+          <w:iCs/>
+        </w:rPr>
+        <w:t>节中获得的先验估计。这种方法将使用先验估计作为输出之一（较少测量的）。已经实施或容易安装的</w:t>
+      </w:r>
+      <w:r>
+        <w:rPr>
+          <w:rFonts w:hint="eastAsia"/>
+          <w:iCs/>
+        </w:rPr>
+        <w:t>GPS</w:t>
+      </w:r>
+      <w:r>
+        <w:rPr>
+          <w:rFonts w:hint="eastAsia"/>
+          <w:iCs/>
+        </w:rPr>
+        <w:t>和</w:t>
+      </w:r>
+      <w:r>
+        <w:rPr>
+          <w:rFonts w:hint="eastAsia"/>
+          <w:iCs/>
+        </w:rPr>
+        <w:t>IMU</w:t>
+      </w:r>
+      <w:r>
+        <w:rPr>
+          <w:rFonts w:hint="eastAsia"/>
+          <w:iCs/>
+        </w:rPr>
+        <w:t>传感器足以估计转向刚度</w:t>
+      </w:r>
+      <w:r>
+        <w:rPr>
+          <w:rFonts w:hint="eastAsia"/>
+          <w:iCs/>
+        </w:rPr>
+        <w:t>[</w:t>
+      </w:r>
+      <w:r>
+        <w:rPr>
+          <w:rFonts w:hint="eastAsia"/>
+          <w:iCs/>
+        </w:rPr>
+        <w:t>21</w:t>
+      </w:r>
+      <w:r>
+        <w:rPr>
+          <w:rFonts w:hint="eastAsia"/>
+          <w:iCs/>
+        </w:rPr>
+        <w:t>]</w:t>
+      </w:r>
+      <w:r>
+        <w:rPr>
+          <w:rFonts w:hint="eastAsia"/>
+          <w:iCs/>
+        </w:rPr>
+        <w:t>。</w:t>
+      </w:r>
     </w:p>
     <w:p>
       <w:pPr>
@@ -6815,7 +13328,6 @@
           <w:b/>
           <w:szCs w:val="24"/>
         </w:rPr>
-        <w:lastRenderedPageBreak/>
         <w:t xml:space="preserve">1.1  </w:t>
       </w:r>
       <w:r>
@@ -7185,11 +13697,11 @@
           <w:sz w:val="21"/>
           <w:szCs w:val="21"/>
         </w:rPr>
-        <w:object w:dxaOrig="4622" w:dyaOrig="2644" w14:anchorId="7C836B92">
-          <v:shape id="Object 1" o:spid="_x0000_i1025" type="#_x0000_t75" alt="" style="width:229pt;height:131pt;mso-width-percent:0;mso-height-percent:0;mso-position-horizontal-relative:page;mso-position-vertical-relative:page;mso-width-percent:0;mso-height-percent:0" o:ole="">
-            <v:imagedata r:id="rId20" o:title="" croptop="1884f" cropbottom="4140f"/>
+        <w:object w:dxaOrig="4622" w:dyaOrig="2644" w14:anchorId="5C421CFC">
+          <v:shape id="Object 1" o:spid="_x0000_i1025" type="#_x0000_t75" alt="" style="width:229.15pt;height:130.85pt;mso-width-percent:0;mso-height-percent:0;mso-position-horizontal-relative:page;mso-position-vertical-relative:page;mso-width-percent:0;mso-height-percent:0" o:ole="">
+            <v:imagedata r:id="rId23" o:title="" croptop="1884f" cropbottom="4140f"/>
           </v:shape>
-          <o:OLEObject Type="Embed" ProgID="Visio.Drawing.11" ShapeID="Object 1" DrawAspect="Content" ObjectID="_1774100904" r:id="rId21"/>
+          <o:OLEObject Type="Embed" ProgID="Visio.Drawing.11" ShapeID="Object 1" DrawAspect="Content" ObjectID="_1774110174" r:id="rId24"/>
         </w:object>
       </w:r>
     </w:p>
@@ -7756,6 +14268,7 @@
           <w:sz w:val="28"/>
           <w:szCs w:val="28"/>
         </w:rPr>
+        <w:lastRenderedPageBreak/>
         <w:t>参 考 文 献</w:t>
       </w:r>
     </w:p>
@@ -8065,11 +14578,7 @@
         <w:t xml:space="preserve"> </w:t>
       </w:r>
       <w:r>
-        <w:t xml:space="preserve">communication protocols for </w:t>
-      </w:r>
-      <w:r>
-        <w:lastRenderedPageBreak/>
-        <w:t>enhancing highway traffic safety,” IEEE</w:t>
+        <w:t>communication protocols for enhancing highway traffic safety,” IEEE</w:t>
       </w:r>
       <w:r>
         <w:rPr>
@@ -8206,7 +14715,11 @@
       </w:r>
       <w:proofErr w:type="spellEnd"/>
       <w:r>
-        <w:t xml:space="preserve">, “L1-adaptive MPPI architecture for robust and agile control of </w:t>
+        <w:t xml:space="preserve">, “L1-adaptive MPPI </w:t>
+      </w:r>
+      <w:r>
+        <w:lastRenderedPageBreak/>
+        <w:t xml:space="preserve">architecture for robust and agile control of </w:t>
       </w:r>
       <w:proofErr w:type="spellStart"/>
       <w:r>
@@ -8465,11 +14978,7 @@
         <w:t xml:space="preserve"> </w:t>
       </w:r>
       <w:r>
-        <w:t xml:space="preserve">input and state constraints,” in IEEE Conference on Decision </w:t>
-      </w:r>
-      <w:r>
-        <w:lastRenderedPageBreak/>
-        <w:t>and</w:t>
+        <w:t>input and state constraints,” in IEEE Conference on Decision and</w:t>
       </w:r>
       <w:r>
         <w:rPr>
@@ -8589,48 +15098,6 @@
       </w:r>
       <w:r>
         <w:t>Conference and Exhibit, p. 6280, 2008.</w:t>
-      </w:r>
-    </w:p>
-    <w:p>
-      <w:pPr>
-        <w:tabs>
-          <w:tab w:val="left" w:pos="2880"/>
-        </w:tabs>
-        <w:adjustRightInd w:val="0"/>
-        <w:snapToGrid w:val="0"/>
-        <w:spacing w:beforeLines="100" w:before="312" w:afterLines="100" w:after="312" w:line="320" w:lineRule="atLeast"/>
-        <w:jc w:val="center"/>
-        <w:outlineLvl w:val="0"/>
-        <w:rPr>
-          <w:color w:val="FF0000"/>
-          <w:szCs w:val="18"/>
-        </w:rPr>
-      </w:pPr>
-      <w:r>
-        <w:rPr>
-          <w:rFonts w:hint="eastAsia"/>
-          <w:color w:val="FF0000"/>
-          <w:sz w:val="21"/>
-          <w:szCs w:val="21"/>
-        </w:rPr>
-        <w:t>列出的</w:t>
-      </w:r>
-      <w:r>
-        <w:rPr>
-          <w:color w:val="FF0000"/>
-          <w:sz w:val="21"/>
-          <w:szCs w:val="21"/>
-        </w:rPr>
-        <w:t>参考文献</w:t>
-      </w:r>
-      <w:r>
-        <w:rPr>
-          <w:rFonts w:hint="eastAsia"/>
-          <w:color w:val="FF0000"/>
-          <w:sz w:val="21"/>
-          <w:szCs w:val="21"/>
-        </w:rPr>
-        <w:t>必须在文中按顺序引用，即参考文献顺序与引用顺序一致；可以直接拷贝原文的著录格式，但是必须用数字编码，而且要按引用顺序，且排列整齐</w:t>
       </w:r>
     </w:p>
     <w:p>
@@ -8677,6 +15144,7 @@
           <w:color w:val="365F91"/>
           <w:szCs w:val="18"/>
         </w:rPr>
+        <w:lastRenderedPageBreak/>
         <w:t>*</w:t>
       </w:r>
       <w:r>
@@ -8788,9 +15256,9 @@
       </w:pPr>
     </w:p>
     <w:sectPr>
-      <w:headerReference w:type="even" r:id="rId22"/>
-      <w:headerReference w:type="default" r:id="rId23"/>
-      <w:headerReference w:type="first" r:id="rId24"/>
+      <w:headerReference w:type="even" r:id="rId25"/>
+      <w:headerReference w:type="default" r:id="rId26"/>
+      <w:headerReference w:type="first" r:id="rId27"/>
       <w:type w:val="continuous"/>
       <w:pgSz w:w="11905" w:h="16837"/>
       <w:pgMar w:top="1474" w:right="1134" w:bottom="1474" w:left="1134" w:header="964" w:footer="964" w:gutter="0"/>
@@ -10574,6 +17042,7 @@
   <w:style w:type="character" w:default="1" w:styleId="a1">
     <w:name w:val="Default Paragraph Font"/>
     <w:uiPriority w:val="1"/>
+    <w:semiHidden/>
     <w:unhideWhenUsed/>
   </w:style>
   <w:style w:type="table" w:default="1" w:styleId="a2">

--- a/Literature_Reading_and_Scientific_Paper_Writing/experiment2/2专题翻译.docx
+++ b/Literature_Reading_and_Scientific_Paper_Writing/experiment2/2专题翻译.docx
@@ -96,7 +96,7 @@
             <v:imagedata r:id="rId7" o:title=""/>
             <w10:wrap type="topAndBottom"/>
           </v:shape>
-          <o:OLEObject Type="Embed" ProgID="Word.Picture.8" ShapeID="Object 2" DrawAspect="Content" ObjectID="_1774183903" r:id="rId8">
+          <o:OLEObject Type="Embed" ProgID="Word.Picture.8" ShapeID="Object 2" DrawAspect="Content" ObjectID="_1774714702" r:id="rId8">
             <o:FieldCodes>\* MERGEFORMAT</o:FieldCodes>
           </o:OLEObject>
         </w:object>
@@ -1081,7 +1081,6 @@
         <w:pStyle w:val="a0"/>
         <w:ind w:firstLineChars="0" w:firstLine="0"/>
         <w:rPr>
-          <w:rFonts w:hint="eastAsia"/>
           <w:color w:val="000000" w:themeColor="text1"/>
           <w:sz w:val="21"/>
           <w:szCs w:val="21"/>
@@ -1206,83 +1205,27 @@
           <w:sz w:val="21"/>
           <w:szCs w:val="21"/>
         </w:rPr>
-        <w:t>Artificial Intelligence,</w:t>
-      </w:r>
-    </w:p>
-    <w:p>
-      <w:pPr>
-        <w:pStyle w:val="a0"/>
-        <w:ind w:firstLine="420"/>
+        <w:t xml:space="preserve">Artificial </w:t>
+      </w:r>
+      <w:proofErr w:type="spellStart"/>
+      <w:proofErr w:type="gramStart"/>
+      <w:r>
         <w:rPr>
           <w:color w:val="000000" w:themeColor="text1"/>
           <w:sz w:val="21"/>
           <w:szCs w:val="21"/>
         </w:rPr>
-      </w:pPr>
+        <w:t>Intelligence,Volume</w:t>
+      </w:r>
+      <w:proofErr w:type="spellEnd"/>
+      <w:proofErr w:type="gramEnd"/>
       <w:r>
         <w:rPr>
           <w:color w:val="000000" w:themeColor="text1"/>
           <w:sz w:val="21"/>
           <w:szCs w:val="21"/>
         </w:rPr>
-        <w:t>Volume 325,</w:t>
-      </w:r>
-    </w:p>
-    <w:p>
-      <w:pPr>
-        <w:pStyle w:val="a0"/>
-        <w:ind w:firstLine="420"/>
-        <w:rPr>
-          <w:color w:val="000000" w:themeColor="text1"/>
-          <w:sz w:val="21"/>
-          <w:szCs w:val="21"/>
-        </w:rPr>
-      </w:pPr>
-      <w:r>
-        <w:rPr>
-          <w:color w:val="000000" w:themeColor="text1"/>
-          <w:sz w:val="21"/>
-          <w:szCs w:val="21"/>
-        </w:rPr>
-        <w:t>2023,</w:t>
-      </w:r>
-    </w:p>
-    <w:p>
-      <w:pPr>
-        <w:pStyle w:val="a0"/>
-        <w:ind w:firstLine="420"/>
-        <w:rPr>
-          <w:color w:val="000000" w:themeColor="text1"/>
-          <w:sz w:val="21"/>
-          <w:szCs w:val="21"/>
-        </w:rPr>
-      </w:pPr>
-      <w:r>
-        <w:rPr>
-          <w:color w:val="000000" w:themeColor="text1"/>
-          <w:sz w:val="21"/>
-          <w:szCs w:val="21"/>
-        </w:rPr>
-        <w:t>104020,</w:t>
-      </w:r>
-    </w:p>
-    <w:p>
-      <w:pPr>
-        <w:pStyle w:val="a0"/>
-        <w:ind w:firstLine="420"/>
-        <w:rPr>
-          <w:color w:val="000000" w:themeColor="text1"/>
-          <w:sz w:val="21"/>
-          <w:szCs w:val="21"/>
-        </w:rPr>
-      </w:pPr>
-      <w:r>
-        <w:rPr>
-          <w:color w:val="000000" w:themeColor="text1"/>
-          <w:sz w:val="21"/>
-          <w:szCs w:val="21"/>
-        </w:rPr>
-        <w:t>ISSN 0004-3702,</w:t>
+        <w:t xml:space="preserve"> 325,2023,104020,ISSN 0004-3702,</w:t>
       </w:r>
     </w:p>
     <w:p>
@@ -1334,14 +1277,7 @@
         <w:rPr>
           <w:rFonts w:hint="eastAsia"/>
         </w:rPr>
-        <w:t>在过去的几十年中，自动驾驶汽车一直是最活跃的研究领域之一。自动驾驶车辆是在动态环境中运行的安全关键系统。它们的控制器应该能够鲁棒地应对环境变化。当前的论文旨在</w:t>
-      </w:r>
-      <w:r>
-        <w:rPr>
-          <w:rFonts w:hint="eastAsia"/>
-        </w:rPr>
-        <w:lastRenderedPageBreak/>
-        <w:t>安全地控制汽车在意外遇到冰面时的行驶。低速度可以减少打滑的风险，但当真正遇到冰面时减速可能为时已晚。车辆应提前减速并为新的操作条件更新控制器。</w:t>
+        <w:t>在过去的几十年中，自动驾驶汽车一直是最活跃的研究领域之一。自动驾驶车辆是在动态环境中运行的安全关键系统。它们的控制器应该能够鲁棒地应对环境变化。当前的论文旨在安全地控制汽车在意外遇到冰面时的行驶。低速度可以减少打滑的风险，但当真正遇到冰面时减速可能为时已晚。车辆应提前减速并为新的操作条件更新控制器。</w:t>
       </w:r>
     </w:p>
     <w:p>
@@ -1376,7 +1312,14 @@
         <w:rPr>
           <w:rFonts w:hint="eastAsia"/>
         </w:rPr>
-        <w:t>的预测质量受到有限的先验知识的决定。它在遭遇不确定环境后开始适应或学习，并考虑这些信息。通信网络使能的控制器可以通过结合先行车辆分享的环境信息来解决部分问题。受这些论文的启发，当前论文利用车辆到云（</w:t>
+        <w:t>的预测质量受到有限的先</w:t>
+      </w:r>
+      <w:r>
+        <w:rPr>
+          <w:rFonts w:hint="eastAsia"/>
+        </w:rPr>
+        <w:lastRenderedPageBreak/>
+        <w:t>验知识的决定。它在遭遇不确定环境后开始适应或学习，并考虑这些信息。通信网络使能的控制器可以通过结合先行车辆分享的环境信息来解决部分问题。受这些论文的启发，当前论文利用车辆到云（</w:t>
       </w:r>
       <w:r>
         <w:rPr>
@@ -1408,9 +1351,6 @@
         <w:pStyle w:val="a0"/>
         <w:keepNext/>
         <w:ind w:firstLineChars="83" w:firstLine="199"/>
-        <w:rPr>
-          <w:rFonts w:hint="eastAsia"/>
-        </w:rPr>
       </w:pPr>
       <w:r>
         <w:rPr>
@@ -1614,14 +1554,7 @@
         <w:rPr>
           <w:rFonts w:hint="eastAsia"/>
         </w:rPr>
-        <w:t>自适应航向控制</w:t>
-      </w:r>
-      <w:r>
-        <w:rPr>
-          <w:rFonts w:hint="eastAsia"/>
-        </w:rPr>
-        <w:lastRenderedPageBreak/>
-        <w:t>器</w:t>
+        <w:t>自适应航向控制器</w:t>
       </w:r>
       <w:r>
         <w:rPr>
@@ -1732,6 +1665,7 @@
         <w:rPr>
           <w:rFonts w:hint="eastAsia"/>
         </w:rPr>
+        <w:lastRenderedPageBreak/>
         <w:t>相关工作</w:t>
       </w:r>
     </w:p>
@@ -2890,7 +2824,6 @@
           <w:b w:val="0"/>
           <w:bCs w:val="0"/>
         </w:rPr>
-        <w:lastRenderedPageBreak/>
         <w:t>其中</w:t>
       </w:r>
       <m:oMath>
@@ -3434,7 +3367,7 @@
       <w:pPr>
         <w:rPr>
           <w:rStyle w:val="af5"/>
-          <w:rFonts w:ascii="Helvetica Neue" w:hAnsi="Helvetica Neue" w:hint="eastAsia"/>
+          <w:rFonts w:ascii="Helvetica Neue" w:hAnsi="Helvetica Neue"/>
           <w:b w:val="0"/>
           <w:bCs w:val="0"/>
         </w:rPr>
@@ -3640,6 +3573,7 @@
               <w:rStyle w:val="af5"/>
               <w:rFonts w:ascii="Cambria Math" w:hAnsi="Cambria Math"/>
             </w:rPr>
+            <w:lastRenderedPageBreak/>
             <m:t>A</m:t>
           </m:r>
           <m:d>
@@ -7085,7 +7019,6 @@
           <w:b/>
           <w:bCs/>
         </w:rPr>
-        <w:lastRenderedPageBreak/>
         <w:t>注</w:t>
       </w:r>
       <w:r>
@@ -7112,6 +7045,7 @@
         <w:rPr>
           <w:rFonts w:hint="eastAsia"/>
         </w:rPr>
+        <w:lastRenderedPageBreak/>
         <w:t>先验估计：时空固定秩韧性滤波</w:t>
       </w:r>
     </w:p>
@@ -10696,6 +10630,7 @@
         <w:rPr>
           <w:rFonts w:hint="eastAsia"/>
         </w:rPr>
+        <w:lastRenderedPageBreak/>
         <w:t>我们的兴趣是递归地估计查询区域</w:t>
       </w:r>
       <w:r>
@@ -13514,7 +13449,6 @@
     <w:p>
       <w:pPr>
         <w:rPr>
-          <w:rFonts w:hint="eastAsia"/>
           <w:iCs/>
         </w:rPr>
       </w:pPr>
@@ -14717,7 +14651,6 @@
       <w:pPr>
         <w:ind w:firstLine="419"/>
         <w:rPr>
-          <w:rFonts w:hint="eastAsia"/>
           <w:iCs/>
         </w:rPr>
       </w:pPr>
@@ -15027,7 +14960,6 @@
       <w:pPr>
         <w:ind w:firstLine="419"/>
         <w:rPr>
-          <w:rFonts w:hint="eastAsia"/>
           <w:iCs/>
         </w:rPr>
       </w:pPr>
@@ -15314,13 +15246,7 @@
           <w:rPr>
             <w:rFonts w:ascii="Cambria Math" w:hAnsi="Cambria Math"/>
           </w:rPr>
-          <m:t>&lt;</m:t>
-        </m:r>
-        <m:r>
-          <w:rPr>
-            <w:rFonts w:ascii="Cambria Math" w:hAnsi="Cambria Math"/>
-          </w:rPr>
-          <m:t xml:space="preserve"> </m:t>
+          <m:t xml:space="preserve">&lt; </m:t>
         </m:r>
         <m:r>
           <m:rPr>
@@ -15624,7 +15550,6 @@
     <w:p>
       <w:pPr>
         <w:rPr>
-          <w:rFonts w:hint="eastAsia"/>
           <w:iCs/>
         </w:rPr>
       </w:pPr>
@@ -16015,7 +15940,6 @@
     <w:p>
       <w:pPr>
         <w:rPr>
-          <w:rFonts w:hint="eastAsia"/>
           <w:iCs/>
         </w:rPr>
       </w:pPr>
@@ -16278,7 +16202,6 @@
     <w:p>
       <w:pPr>
         <w:rPr>
-          <w:rFonts w:hint="eastAsia"/>
           <w:b/>
           <w:bCs/>
         </w:rPr>
@@ -16644,11 +16567,6 @@
       </m:oMath>
     </w:p>
     <w:p>
-      <w:pPr>
-        <w:rPr>
-          <w:rFonts w:hint="eastAsia"/>
-        </w:rPr>
-      </w:pPr>
       <m:oMath>
         <m:acc>
           <m:accPr>
@@ -16996,7 +16914,6 @@
     <w:p>
       <w:pPr>
         <w:rPr>
-          <w:rFonts w:hint="eastAsia"/>
           <w:i/>
         </w:rPr>
       </w:pPr>
@@ -17450,9 +17367,6 @@
       <w:pPr>
         <w:pStyle w:val="a0"/>
         <w:ind w:firstLine="480"/>
-        <w:rPr>
-          <w:rFonts w:hint="eastAsia"/>
-        </w:rPr>
       </w:pPr>
       <w:r>
         <w:rPr>
@@ -17626,11 +17540,6 @@
       </w:r>
     </w:p>
     <w:p>
-      <w:pPr>
-        <w:rPr>
-          <w:rFonts w:hint="eastAsia"/>
-        </w:rPr>
-      </w:pPr>
       <w:r>
         <w:rPr>
           <w:rFonts w:hint="eastAsia"/>
@@ -18911,17 +18820,7 @@
               <m:t>1</m:t>
             </m:r>
           </m:e>
-          <m:sup>
-            <m:r>
-              <m:rPr>
-                <m:sty m:val="p"/>
-              </m:rPr>
-              <w:rPr>
-                <w:rFonts w:ascii="Cambria Math" w:hAnsi="Cambria Math"/>
-              </w:rPr>
-              <m:t/>
-            </m:r>
-          </m:sup>
+          <m:sup/>
         </m:sSup>
       </m:oMath>
       <w:r>
@@ -18993,7 +18892,6 @@
     <w:p>
       <w:pPr>
         <w:rPr>
-          <w:rFonts w:hint="eastAsia"/>
           <w:i/>
         </w:rPr>
       </w:pPr>
@@ -19251,7 +19149,6 @@
     <w:p>
       <w:pPr>
         <w:rPr>
-          <w:rFonts w:hint="eastAsia"/>
           <w:i/>
         </w:rPr>
       </w:pPr>
@@ -19602,11 +19499,6 @@
       </w:r>
     </w:p>
     <w:p>
-      <w:pPr>
-        <w:rPr>
-          <w:rFonts w:hint="eastAsia"/>
-        </w:rPr>
-      </w:pPr>
       <w:r>
         <w:tab/>
       </w:r>
@@ -20310,11 +20202,6 @@
       </w:r>
     </w:p>
     <w:p>
-      <w:pPr>
-        <w:rPr>
-          <w:rFonts w:hint="eastAsia"/>
-        </w:rPr>
-      </w:pPr>
       <w:r>
         <w:tab/>
       </w:r>
@@ -20660,11 +20547,6 @@
       </w:r>
     </w:p>
     <w:p>
-      <w:pPr>
-        <w:rPr>
-          <w:rFonts w:hint="eastAsia"/>
-        </w:rPr>
-      </w:pPr>
       <w:r>
         <w:tab/>
       </w:r>
@@ -20904,16 +20786,12 @@
       </w:r>
     </w:p>
     <w:p>
-      <w:pPr>
-        <w:rPr>
-          <w:rFonts w:hint="eastAsia"/>
-        </w:rPr>
-      </w:pPr>
       <m:oMath>
         <m:r>
           <w:rPr>
             <w:rFonts w:ascii="Cambria Math" w:hAnsi="Cambria Math"/>
           </w:rPr>
+          <w:lastRenderedPageBreak/>
           <m:t>=</m:t>
         </m:r>
         <m:d>
@@ -21252,13 +21130,7 @@
           <w:rPr>
             <w:rFonts w:ascii="Cambria Math" w:hAnsi="Cambria Math"/>
           </w:rPr>
-          <m:t>+</m:t>
-        </m:r>
-        <m:r>
-          <w:rPr>
-            <w:rFonts w:ascii="Cambria Math" w:hAnsi="Cambria Math"/>
-          </w:rPr>
-          <m:t xml:space="preserve"> </m:t>
+          <m:t xml:space="preserve">+ </m:t>
         </m:r>
         <m:d>
           <m:dPr>
@@ -21408,7 +21280,6 @@
           <w:color w:val="000000" w:themeColor="text1"/>
           <w:sz w:val="28"/>
         </w:rPr>
-        <w:lastRenderedPageBreak/>
         <w:t>其中应用了关系式</w:t>
       </w:r>
       <w:r>
@@ -21903,39 +21774,7 @@
               <w:color w:val="000000" w:themeColor="text1"/>
               <w:sz w:val="28"/>
             </w:rPr>
-            <m:t>{</m:t>
-          </m:r>
-          <m:r>
-            <w:rPr>
-              <w:rFonts w:ascii="Cambria Math" w:hAnsi="Cambria Math"/>
-              <w:color w:val="000000" w:themeColor="text1"/>
-              <w:sz w:val="28"/>
-            </w:rPr>
-            <m:t>η</m:t>
-          </m:r>
-          <m:r>
-            <w:rPr>
-              <w:rFonts w:ascii="Cambria Math" w:hAnsi="Cambria Math"/>
-              <w:color w:val="000000" w:themeColor="text1"/>
-              <w:sz w:val="28"/>
-            </w:rPr>
-            <m:t>}_k</m:t>
-          </m:r>
-          <m:r>
-            <w:rPr>
-              <w:rFonts w:ascii="Cambria Math" w:hAnsi="Cambria Math"/>
-              <w:color w:val="000000" w:themeColor="text1"/>
-              <w:sz w:val="28"/>
-            </w:rPr>
-            <m:t xml:space="preserve"> </m:t>
-          </m:r>
-          <m:r>
-            <w:rPr>
-              <w:rFonts w:ascii="Cambria Math" w:hAnsi="Cambria Math"/>
-              <w:color w:val="000000" w:themeColor="text1"/>
-              <w:sz w:val="28"/>
-            </w:rPr>
-            <m:t xml:space="preserve">= </m:t>
+            <m:t xml:space="preserve">{η}_k = </m:t>
           </m:r>
           <m:r>
             <w:rPr>
@@ -21962,39 +21801,7 @@
               <w:color w:val="000000" w:themeColor="text1"/>
               <w:sz w:val="28"/>
             </w:rPr>
-            <m:t>{</m:t>
-          </m:r>
-          <m:r>
-            <w:rPr>
-              <w:rFonts w:ascii="Cambria Math" w:hAnsi="Cambria Math"/>
-              <w:color w:val="000000" w:themeColor="text1"/>
-              <w:sz w:val="28"/>
-            </w:rPr>
-            <m:t>η</m:t>
-          </m:r>
-          <m:r>
-            <w:rPr>
-              <w:rFonts w:ascii="Cambria Math" w:hAnsi="Cambria Math"/>
-              <w:color w:val="000000" w:themeColor="text1"/>
-              <w:sz w:val="28"/>
-            </w:rPr>
-            <m:t xml:space="preserve">}_{k|k-1} + K_k (z_k - </m:t>
-          </m:r>
-          <m:r>
-            <w:rPr>
-              <w:rFonts w:ascii="Cambria Math" w:hAnsi="Cambria Math"/>
-              <w:color w:val="000000" w:themeColor="text1"/>
-              <w:sz w:val="28"/>
-            </w:rPr>
-            <m:t>μ</m:t>
-          </m:r>
-          <m:r>
-            <w:rPr>
-              <w:rFonts w:ascii="Cambria Math" w:hAnsi="Cambria Math"/>
-              <w:color w:val="000000" w:themeColor="text1"/>
-              <w:sz w:val="28"/>
-            </w:rPr>
-            <m:t>_{k}-S_{k}</m:t>
+            <m:t>{η}_{k|k-1} + K_k (z_k - μ_{k}-S_{k}</m:t>
           </m:r>
           <m:r>
             <w:rPr>
@@ -22021,23 +21828,7 @@
               <w:color w:val="000000" w:themeColor="text1"/>
               <w:sz w:val="28"/>
             </w:rPr>
-            <m:t>{</m:t>
-          </m:r>
-          <m:r>
-            <w:rPr>
-              <w:rFonts w:ascii="Cambria Math" w:hAnsi="Cambria Math"/>
-              <w:color w:val="000000" w:themeColor="text1"/>
-              <w:sz w:val="28"/>
-            </w:rPr>
-            <m:t>η</m:t>
-          </m:r>
-          <m:r>
-            <w:rPr>
-              <w:rFonts w:ascii="Cambria Math" w:hAnsi="Cambria Math"/>
-              <w:color w:val="000000" w:themeColor="text1"/>
-              <w:sz w:val="28"/>
-            </w:rPr>
-            <m:t>}_{k|k-1})</m:t>
+            <m:t>{η}_{k|k-1})</m:t>
           </m:r>
         </m:oMath>
       </m:oMathPara>
@@ -22779,7 +22570,6 @@
     <w:p>
       <w:pPr>
         <w:rPr>
-          <w:rFonts w:hint="eastAsia"/>
           <w:color w:val="000000" w:themeColor="text1"/>
           <w:sz w:val="28"/>
         </w:rPr>
@@ -23898,7 +23688,6 @@
     <w:p>
       <w:pPr>
         <w:rPr>
-          <w:rFonts w:hint="eastAsia"/>
           <w:color w:val="000000" w:themeColor="text1"/>
           <w:sz w:val="28"/>
         </w:rPr>
@@ -23956,7 +23745,6 @@
     <w:p>
       <w:pPr>
         <w:rPr>
-          <w:rFonts w:hint="eastAsia"/>
           <w:color w:val="000000" w:themeColor="text1"/>
           <w:sz w:val="28"/>
         </w:rPr>
@@ -26549,7 +26337,6 @@
     <w:p>
       <w:pPr>
         <w:rPr>
-          <w:rFonts w:hint="eastAsia"/>
           <w:noProof/>
           <w:color w:val="000000" w:themeColor="text1"/>
           <w:sz w:val="28"/>
@@ -26609,7 +26396,6 @@
       <w:pPr>
         <w:ind w:firstLine="419"/>
         <w:rPr>
-          <w:rFonts w:hint="eastAsia"/>
           <w:sz w:val="28"/>
         </w:rPr>
       </w:pPr>
@@ -27377,7 +27163,6 @@
     <w:p>
       <w:pPr>
         <w:rPr>
-          <w:rFonts w:hint="eastAsia"/>
           <w:noProof/>
           <w:color w:val="000000" w:themeColor="text1"/>
           <w:sz w:val="28"/>
@@ -27888,7 +27673,6 @@
     <w:p>
       <w:pPr>
         <w:rPr>
-          <w:rFonts w:hint="eastAsia"/>
           <w:noProof/>
           <w:color w:val="000000" w:themeColor="text1"/>
           <w:sz w:val="28"/>
@@ -27950,7 +27734,6 @@
           <w:tab w:val="left" w:pos="4060"/>
         </w:tabs>
         <w:rPr>
-          <w:rFonts w:hint="eastAsia"/>
           <w:sz w:val="28"/>
         </w:rPr>
       </w:pPr>

--- a/Literature_Reading_and_Scientific_Paper_Writing/experiment2/2专题翻译.docx
+++ b/Literature_Reading_and_Scientific_Paper_Writing/experiment2/2专题翻译.docx
@@ -96,7 +96,7 @@
             <v:imagedata r:id="rId7" o:title=""/>
             <w10:wrap type="topAndBottom"/>
           </v:shape>
-          <o:OLEObject Type="Embed" ProgID="Word.Picture.8" ShapeID="Object 2" DrawAspect="Content" ObjectID="_1774714702" r:id="rId8">
+          <o:OLEObject Type="Embed" ProgID="Word.Picture.8" ShapeID="Object 2" DrawAspect="Content" ObjectID="_1775396756" r:id="rId8">
             <o:FieldCodes>\* MERGEFORMAT</o:FieldCodes>
           </o:OLEObject>
         </w:object>
@@ -1277,7 +1277,43 @@
         <w:rPr>
           <w:rFonts w:hint="eastAsia"/>
         </w:rPr>
-        <w:t>在过去的几十年中，自动驾驶汽车一直是最活跃的研究领域之一。自动驾驶车辆是在动态环境中运行的安全关键系统。它们的控制器应该能够鲁棒地应对环境变化。当前的论文旨在安全地控制汽车在意外遇到冰面时的行驶。低速度可以减少打滑的风险，但当真正遇到冰面时减速可能为时已晚。车辆应提前减速并为新的操作条件更新控制器。</w:t>
+        <w:t>在过去的几十年中</w:t>
+      </w:r>
+      <w:r>
+        <w:rPr>
+          <w:rFonts w:hint="eastAsia"/>
+        </w:rPr>
+        <w:t>,</w:t>
+      </w:r>
+      <w:r>
+        <w:rPr>
+          <w:rFonts w:hint="eastAsia"/>
+        </w:rPr>
+        <w:t>对自动驾驶汽车的研究一直在进行。自动驾驶汽车的控制器是动态环境中运行安全的重要组成部分</w:t>
+      </w:r>
+      <w:r>
+        <w:rPr>
+          <w:rFonts w:hint="eastAsia"/>
+        </w:rPr>
+        <w:t>,</w:t>
+      </w:r>
+      <w:r>
+        <w:rPr>
+          <w:rFonts w:hint="eastAsia"/>
+        </w:rPr>
+        <w:t>它们的控制器应该能够迅速适应变化。当前的研究旨在安全地控制汽车在意外遇到冰面时行驶。虽然低速度可以减少打滑的风险</w:t>
+      </w:r>
+      <w:r>
+        <w:rPr>
+          <w:rFonts w:hint="eastAsia"/>
+        </w:rPr>
+        <w:t>,</w:t>
+      </w:r>
+      <w:r>
+        <w:rPr>
+          <w:rFonts w:hint="eastAsia"/>
+        </w:rPr>
+        <w:t>但当真正遇到冰面时减速可能为时已晚。车辆应该提前减速并为新的环境条件更新控制器。</w:t>
       </w:r>
     </w:p>
     <w:p>
@@ -1288,7 +1324,43 @@
         <w:rPr>
           <w:rFonts w:hint="eastAsia"/>
         </w:rPr>
-        <w:t>模型预测控制（</w:t>
+        <w:t>模型预测控制</w:t>
+      </w:r>
+      <w:r>
+        <w:rPr>
+          <w:rFonts w:hint="eastAsia"/>
+        </w:rPr>
+        <w:t>(MPC)</w:t>
+      </w:r>
+      <w:r>
+        <w:rPr>
+          <w:rFonts w:hint="eastAsia"/>
+        </w:rPr>
+        <w:t>方法最近被证明对于最优的车辆动态控制和鲁棒非常有效。然而</w:t>
+      </w:r>
+      <w:r>
+        <w:rPr>
+          <w:rFonts w:hint="eastAsia"/>
+        </w:rPr>
+        <w:t>,</w:t>
+      </w:r>
+      <w:r>
+        <w:rPr>
+          <w:rFonts w:hint="eastAsia"/>
+        </w:rPr>
+        <w:t>在道路条件发生剧烈变化时滑行的风险仍然存在</w:t>
+      </w:r>
+      <w:r>
+        <w:rPr>
+          <w:rFonts w:hint="eastAsia"/>
+        </w:rPr>
+        <w:t>,</w:t>
+      </w:r>
+      <w:r>
+        <w:rPr>
+          <w:rFonts w:hint="eastAsia"/>
+        </w:rPr>
+        <w:t>因为</w:t>
       </w:r>
       <w:r>
         <w:rPr>
@@ -1300,38 +1372,86 @@
         <w:rPr>
           <w:rFonts w:hint="eastAsia"/>
         </w:rPr>
-        <w:t>）方法最近已被证明对于鲁棒和最优的车辆动态控制非常有效。然而，在道路条件发生剧烈变化时滑行的风险并未被消除，因为</w:t>
-      </w:r>
-      <w:r>
-        <w:rPr>
-          <w:rFonts w:hint="eastAsia"/>
-        </w:rPr>
-        <w:t>MPC</w:t>
-      </w:r>
-      <w:r>
-        <w:rPr>
-          <w:rFonts w:hint="eastAsia"/>
-        </w:rPr>
-        <w:t>的预测质量受到有限的先</w:t>
+        <w:t>的预测质量受到有限的先验知识的</w:t>
       </w:r>
       <w:r>
         <w:rPr>
           <w:rFonts w:hint="eastAsia"/>
         </w:rPr>
         <w:lastRenderedPageBreak/>
-        <w:t>验知识的决定。它在遭遇不确定环境后开始适应或学习，并考虑这些信息。通信网络使能的控制器可以通过结合先行车辆分享的环境信息来解决部分问题。受这些论文的启发，当前论文利用车辆到云（</w:t>
-      </w:r>
-      <w:r>
-        <w:rPr>
-          <w:rFonts w:hint="eastAsia"/>
-        </w:rPr>
-        <w:t>V2C</w:t>
-      </w:r>
-      <w:r>
-        <w:rPr>
-          <w:rFonts w:hint="eastAsia"/>
-        </w:rPr>
-        <w:t>）通信，为横向动力学提出一种主动鲁棒自适应控制架构，通过系统地结合匿名车辆和天气预报的环境测量数据。</w:t>
+        <w:t>决定。在遭遇不确定环境后</w:t>
+      </w:r>
+      <w:r>
+        <w:rPr>
+          <w:rFonts w:hint="eastAsia"/>
+        </w:rPr>
+        <w:t>,MPC</w:t>
+      </w:r>
+      <w:r>
+        <w:rPr>
+          <w:rFonts w:hint="eastAsia"/>
+        </w:rPr>
+        <w:t>开始适应或学习</w:t>
+      </w:r>
+      <w:r>
+        <w:rPr>
+          <w:rFonts w:hint="eastAsia"/>
+        </w:rPr>
+        <w:t>,</w:t>
+      </w:r>
+      <w:r>
+        <w:rPr>
+          <w:rFonts w:hint="eastAsia"/>
+        </w:rPr>
+        <w:t>并考虑这些信息。因此</w:t>
+      </w:r>
+      <w:r>
+        <w:rPr>
+          <w:rFonts w:hint="eastAsia"/>
+        </w:rPr>
+        <w:t>,</w:t>
+      </w:r>
+      <w:r>
+        <w:rPr>
+          <w:rFonts w:hint="eastAsia"/>
+        </w:rPr>
+        <w:t>该论文利用车辆到云</w:t>
+      </w:r>
+      <w:r>
+        <w:rPr>
+          <w:rFonts w:hint="eastAsia"/>
+        </w:rPr>
+        <w:t>(V2C)</w:t>
+      </w:r>
+      <w:r>
+        <w:rPr>
+          <w:rFonts w:hint="eastAsia"/>
+        </w:rPr>
+        <w:t>通信</w:t>
+      </w:r>
+      <w:r>
+        <w:rPr>
+          <w:rFonts w:hint="eastAsia"/>
+        </w:rPr>
+        <w:t>,</w:t>
+      </w:r>
+      <w:r>
+        <w:rPr>
+          <w:rFonts w:hint="eastAsia"/>
+        </w:rPr>
+        <w:t>为横向动力学提出了一种主动鲁棒自适应控制架构</w:t>
+      </w:r>
+      <w:r>
+        <w:rPr>
+          <w:rFonts w:hint="eastAsia"/>
+        </w:rPr>
+        <w:t>,</w:t>
+      </w:r>
+      <w:r>
+        <w:rPr>
+          <w:rFonts w:hint="eastAsia"/>
+        </w:rPr>
+        <w:t>通过系统地结合匿名车辆和天气预报的环境测量数据。</w:t>
       </w:r>
     </w:p>
     <w:p>
@@ -1488,16 +1608,43 @@
         <w:rPr>
           <w:rFonts w:hint="eastAsia"/>
         </w:rPr>
-        <w:t>本文提出了一种针对自动驾驶车辆在各种环境条件下都能保证性能的新型主动鲁棒自适应控制架构</w:t>
-      </w:r>
-      <w:r>
-        <w:rPr>
-          <w:rFonts w:hint="eastAsia"/>
-        </w:rPr>
-        <w:t>(</w:t>
-      </w:r>
-      <w:r>
-        <w:t>robust adaptive control architecture</w:t>
+        <w:t>本文提出了一种新型主动鲁棒自适应控制架构</w:t>
+      </w:r>
+      <w:r>
+        <w:rPr>
+          <w:rFonts w:hint="eastAsia"/>
+        </w:rPr>
+        <w:t>(Robust Adaptive Control Architecture),</w:t>
+      </w:r>
+      <w:r>
+        <w:rPr>
+          <w:rFonts w:hint="eastAsia"/>
+        </w:rPr>
+        <w:t>该架构允许自动驾驶车辆在各种环境条件下保持性能。整个系统的结构如图</w:t>
+      </w:r>
+      <w:r>
+        <w:rPr>
+          <w:rFonts w:hint="eastAsia"/>
+        </w:rPr>
+        <w:t>1</w:t>
+      </w:r>
+      <w:r>
+        <w:rPr>
+          <w:rFonts w:hint="eastAsia"/>
+        </w:rPr>
+        <w:t>所示。新的固定秩韧性滤波器</w:t>
+      </w:r>
+      <w:r>
+        <w:rPr>
+          <w:rFonts w:hint="eastAsia"/>
+        </w:rPr>
+        <w:t>(FRRF,</w:t>
+      </w:r>
+      <w:r>
+        <w:rPr>
+          <w:rFonts w:hint="eastAsia"/>
+        </w:rPr>
+        <w:t>也称为固定排名秩韧性滤波器</w:t>
       </w:r>
       <w:r>
         <w:rPr>
@@ -1509,40 +1656,19 @@
         <w:rPr>
           <w:rFonts w:hint="eastAsia"/>
         </w:rPr>
-        <w:t>。图</w:t>
-      </w:r>
-      <w:r>
-        <w:rPr>
-          <w:rFonts w:hint="eastAsia"/>
-        </w:rPr>
-        <w:t>1</w:t>
-      </w:r>
-      <w:r>
-        <w:rPr>
-          <w:rFonts w:hint="eastAsia"/>
-        </w:rPr>
-        <w:t>展示了整体系统架构。通过新开发的固定秩韧性滤波器（</w:t>
-      </w:r>
-      <w:r>
-        <w:rPr>
-          <w:rFonts w:hint="eastAsia"/>
-        </w:rPr>
-        <w:t>FRRF</w:t>
-      </w:r>
-      <w:r>
-        <w:rPr>
-          <w:rFonts w:hint="eastAsia"/>
-        </w:rPr>
-        <w:t xml:space="preserve">, </w:t>
-      </w:r>
-      <w:r>
-        <w:t>fixed rank resilient filter</w:t>
-      </w:r>
-      <w:r>
-        <w:rPr>
-          <w:rFonts w:hint="eastAsia"/>
-        </w:rPr>
-        <w:t>）融合天气预报和车辆网络数据，估计不同区域的转向刚度的先验。基于转向刚度的先验分布，为每个区域主动设计了</w:t>
+        <w:t>利用天气预报和车辆网络数据来估计不同区域的转向刚度的先验。基于转向刚度的先验分布</w:t>
+      </w:r>
+      <w:r>
+        <w:rPr>
+          <w:rFonts w:hint="eastAsia"/>
+        </w:rPr>
+        <w:t>,</w:t>
+      </w:r>
+      <w:r>
+        <w:rPr>
+          <w:rFonts w:hint="eastAsia"/>
+        </w:rPr>
+        <w:t>为每个区域设置了</w:t>
       </w:r>
       <w:r>
         <w:rPr>
@@ -1560,76 +1686,61 @@
         <w:rPr>
           <w:rFonts w:hint="eastAsia"/>
         </w:rPr>
-        <w:t xml:space="preserve">(L1 </w:t>
-      </w:r>
-      <w:r>
-        <w:t>adaptive heading controller</w:t>
-      </w:r>
-      <w:r>
-        <w:rPr>
-          <w:rFonts w:hint="eastAsia"/>
-        </w:rPr>
-        <w:t>)</w:t>
-      </w:r>
-      <w:r>
-        <w:rPr>
-          <w:rFonts w:hint="eastAsia"/>
-        </w:rPr>
-        <w:t>和标称纵向速度</w:t>
-      </w:r>
-      <w:r>
-        <w:rPr>
-          <w:rFonts w:hint="eastAsia"/>
-        </w:rPr>
-        <w:t>(</w:t>
-      </w:r>
-      <w:r>
-        <w:t>nominal longitudinal velocity</w:t>
-      </w:r>
-      <w:r>
-        <w:rPr>
-          <w:rFonts w:hint="eastAsia"/>
-        </w:rPr>
-        <w:t>)</w:t>
-      </w:r>
-      <w:r>
-        <w:rPr>
-          <w:rFonts w:hint="eastAsia"/>
-        </w:rPr>
-        <w:t>。主动适应将减少长期和大规模的不确定性，而</w:t>
-      </w:r>
-      <w:r>
-        <w:rPr>
-          <w:rFonts w:hint="eastAsia"/>
-        </w:rPr>
-        <w:t>L1</w:t>
-      </w:r>
-      <w:r>
-        <w:rPr>
-          <w:rFonts w:hint="eastAsia"/>
-        </w:rPr>
-        <w:t>自适应控制器</w:t>
-      </w:r>
-      <w:r>
-        <w:rPr>
-          <w:rFonts w:hint="eastAsia"/>
-        </w:rPr>
-        <w:t>(</w:t>
-      </w:r>
-      <w:r>
-        <w:t>L1 adaptive controller</w:t>
-      </w:r>
-      <w:r>
-        <w:rPr>
-          <w:rFonts w:hint="eastAsia"/>
-        </w:rPr>
-        <w:t>)</w:t>
-      </w:r>
-      <w:r>
-        <w:rPr>
-          <w:rFonts w:hint="eastAsia"/>
-        </w:rPr>
-        <w:t>处理细小规模的不确定性。然后，根据从车载测量得到的转向刚度的后验分布，更新控制参数。本文的完整版本可以在</w:t>
+        <w:t>(L1 adaptive heading controller)</w:t>
+      </w:r>
+      <w:r>
+        <w:rPr>
+          <w:rFonts w:hint="eastAsia"/>
+        </w:rPr>
+        <w:t>和标称纵向速度。</w:t>
+      </w:r>
+      <w:r>
+        <w:rPr>
+          <w:rFonts w:hint="eastAsia"/>
+        </w:rPr>
+        <w:t xml:space="preserve">L1 </w:t>
+      </w:r>
+      <w:r>
+        <w:rPr>
+          <w:rFonts w:hint="eastAsia"/>
+        </w:rPr>
+        <w:t>自适应控制器处理小规模的不确定性</w:t>
+      </w:r>
+      <w:r>
+        <w:rPr>
+          <w:rFonts w:hint="eastAsia"/>
+        </w:rPr>
+        <w:t>,</w:t>
+      </w:r>
+      <w:r>
+        <w:rPr>
+          <w:rFonts w:hint="eastAsia"/>
+        </w:rPr>
+        <w:t>而主动适应将减少长期和大规模的不确定性。然后</w:t>
+      </w:r>
+      <w:r>
+        <w:rPr>
+          <w:rFonts w:hint="eastAsia"/>
+        </w:rPr>
+        <w:t>,</w:t>
+      </w:r>
+      <w:r>
+        <w:rPr>
+          <w:rFonts w:hint="eastAsia"/>
+        </w:rPr>
+        <w:t>根据车载测量的结果</w:t>
+      </w:r>
+      <w:r>
+        <w:rPr>
+          <w:rFonts w:hint="eastAsia"/>
+        </w:rPr>
+        <w:t>,</w:t>
+      </w:r>
+      <w:r>
+        <w:rPr>
+          <w:rFonts w:hint="eastAsia"/>
+        </w:rPr>
+        <w:t>调整控制参数。文章的完整版本可以在</w:t>
       </w:r>
       <w:r>
         <w:rPr>
@@ -1641,56 +1752,62 @@
         <w:rPr>
           <w:rFonts w:hint="eastAsia"/>
         </w:rPr>
-        <w:t>中找到，其中包含了</w:t>
-      </w:r>
-      <w:r>
-        <w:rPr>
-          <w:rFonts w:hint="eastAsia"/>
-        </w:rPr>
-        <w:t>FRRF</w:t>
-      </w:r>
-      <w:r>
-        <w:rPr>
-          <w:rFonts w:hint="eastAsia"/>
-        </w:rPr>
-        <w:t>的推导和属性的详细信息。</w:t>
-      </w:r>
-    </w:p>
-    <w:p>
-      <w:pPr>
-        <w:pStyle w:val="2"/>
-        <w:spacing w:before="78" w:after="78"/>
-      </w:pPr>
+        <w:t>中找到</w:t>
+      </w:r>
+      <w:r>
+        <w:rPr>
+          <w:rFonts w:hint="eastAsia"/>
+        </w:rPr>
+        <w:t>,</w:t>
+      </w:r>
+      <w:r>
+        <w:rPr>
+          <w:rFonts w:hint="eastAsia"/>
+        </w:rPr>
+        <w:t>其中包含有关</w:t>
+      </w:r>
+      <w:r>
+        <w:rPr>
+          <w:rFonts w:hint="eastAsia"/>
+        </w:rPr>
+        <w:t xml:space="preserve"> FRRF </w:t>
+      </w:r>
+      <w:r>
+        <w:rPr>
+          <w:rFonts w:hint="eastAsia"/>
+        </w:rPr>
+        <w:t>的推导和特征的详细信息。</w:t>
+      </w:r>
+      <w:r>
+        <w:rPr>
+          <w:rFonts w:hint="eastAsia"/>
+        </w:rPr>
+        <w:t>相关工作</w:t>
+      </w:r>
+      <w:r>
+        <w:rPr>
+          <w:rFonts w:hint="eastAsia"/>
+        </w:rPr>
+        <w:t>大多数现有的通信网络使能控制器依赖于有限连接车辆之间的短距离车对车通信来进行纵向控制（编队）。特别是，</w:t>
+      </w:r>
+      <w:r>
+        <w:rPr>
+          <w:rFonts w:hint="eastAsia"/>
+        </w:rPr>
+        <w:t>[4]</w:t>
+      </w:r>
+      <w:r>
+        <w:rPr>
+          <w:rFonts w:hint="eastAsia"/>
+        </w:rPr>
+        <w:t>设计了一种基于干扰观察者的控制器用于编队。该观察者估计道路坡度</w:t>
+      </w:r>
       <w:r>
         <w:rPr>
           <w:rFonts w:hint="eastAsia"/>
         </w:rPr>
         <w:lastRenderedPageBreak/>
-        <w:t>相关工作</w:t>
-      </w:r>
-    </w:p>
-    <w:p>
-      <w:pPr>
-        <w:pStyle w:val="a0"/>
-        <w:ind w:firstLine="480"/>
-      </w:pPr>
-      <w:r>
-        <w:rPr>
-          <w:rFonts w:hint="eastAsia"/>
-        </w:rPr>
-        <w:t>大多数现有的通信网络使能控制器依赖于有限连接车辆之间的短距离车对车通信来进行纵向控制（编队）。特别是，</w:t>
-      </w:r>
-      <w:r>
-        <w:rPr>
-          <w:rFonts w:hint="eastAsia"/>
-        </w:rPr>
-        <w:t>[4]</w:t>
-      </w:r>
-      <w:r>
-        <w:rPr>
-          <w:rFonts w:hint="eastAsia"/>
-        </w:rPr>
-        <w:t>设计了一种基于干扰观察者的控制器用于编队。该观察者估计道路坡度并与后续的编队共享此信息，以帮助他们减少燃油消耗。参考文献</w:t>
+        <w:t>并与后续的编队共享此信息，以帮助他们减少燃油消耗。参考文献</w:t>
       </w:r>
       <w:r>
         <w:rPr>
@@ -3573,7 +3690,6 @@
               <w:rStyle w:val="af5"/>
               <w:rFonts w:ascii="Cambria Math" w:hAnsi="Cambria Math"/>
             </w:rPr>
-            <w:lastRenderedPageBreak/>
             <m:t>A</m:t>
           </m:r>
           <m:d>
@@ -5952,6 +6068,7 @@
             <w:rStyle w:val="af5"/>
             <w:rFonts w:ascii="Cambria Math" w:hAnsi="Cambria Math" w:hint="eastAsia"/>
           </w:rPr>
+          <w:lastRenderedPageBreak/>
           <m:t>A</m:t>
         </m:r>
       </m:oMath>
@@ -7045,7 +7162,6 @@
         <w:rPr>
           <w:rFonts w:hint="eastAsia"/>
         </w:rPr>
-        <w:lastRenderedPageBreak/>
         <w:t>先验估计：时空固定秩韧性滤波</w:t>
       </w:r>
     </w:p>
@@ -7359,7 +7475,16 @@
           <w:color w:val="333333"/>
           <w:shd w:val="clear" w:color="auto" w:fill="FFFFFF"/>
         </w:rPr>
-        <w:t>可以是有限的，或者是可数无限的。现在考虑时空混合效应模型</w:t>
+        <w:t>可以是有限的，或者是可数无限的。现在考</w:t>
+      </w:r>
+      <w:r>
+        <w:rPr>
+          <w:rFonts w:ascii="Helvetica Neue" w:hAnsi="Helvetica Neue"/>
+          <w:color w:val="333333"/>
+          <w:shd w:val="clear" w:color="auto" w:fill="FFFFFF"/>
+        </w:rPr>
+        <w:lastRenderedPageBreak/>
+        <w:t>虑时空混合效应模型</w:t>
       </w:r>
       <w:r>
         <w:rPr>
@@ -10630,7 +10755,6 @@
         <w:rPr>
           <w:rFonts w:hint="eastAsia"/>
         </w:rPr>
-        <w:lastRenderedPageBreak/>
         <w:t>我们的兴趣是递归地估计查询区域</w:t>
       </w:r>
       <w:r>
@@ -12192,6 +12316,7 @@
         <w:rPr>
           <w:rFonts w:hint="eastAsia"/>
         </w:rPr>
+        <w:lastRenderedPageBreak/>
         <w:t>估计值</w:t>
       </w:r>
       <w:r>
@@ -13063,7 +13188,6 @@
           <w:i/>
           <w:noProof/>
         </w:rPr>
-        <w:lastRenderedPageBreak/>
         <w:drawing>
           <wp:inline distT="0" distB="0" distL="0" distR="0" wp14:anchorId="5B9F238F" wp14:editId="5CC26C6F">
             <wp:extent cx="4839630" cy="2196791"/>
@@ -13200,6 +13324,7 @@
           <w:iCs/>
           <w:noProof/>
         </w:rPr>
+        <w:lastRenderedPageBreak/>
         <w:drawing>
           <wp:inline distT="0" distB="0" distL="0" distR="0" wp14:anchorId="6D39CAB9" wp14:editId="3A985F40">
             <wp:extent cx="5029200" cy="4533900"/>
@@ -13491,15 +13616,7 @@
           <w:rFonts w:hint="eastAsia"/>
           <w:iCs/>
         </w:rPr>
-        <w:t>，它在滤波带宽内提供了快速的干扰补</w:t>
-      </w:r>
-      <w:r>
-        <w:rPr>
-          <w:rFonts w:hint="eastAsia"/>
-          <w:iCs/>
-        </w:rPr>
-        <w:lastRenderedPageBreak/>
-        <w:t>偿，同时保证了瞬态和稳态性能。应该为不同的区域设计不同的控制器，因为转角刚度的先验分布根据地点而变化。当前部分为一个区域提供了控制器设计，同一设计过程可以重复用于所有其他感兴趣的区域。</w:t>
+        <w:t>，它在滤波带宽内提供了快速的干扰补偿，同时保证了瞬态和稳态性能。应该为不同的区域设计不同的控制器，因为转角刚度的先验分布根据地点而变化。当前部分为一个区域提供了控制器设计，同一设计过程可以重复用于所有其他感兴趣的区域。</w:t>
       </w:r>
     </w:p>
     <w:p>
@@ -14010,6 +14127,7 @@
             <w:rPr>
               <w:rFonts w:ascii="Cambria Math" w:hAnsi="Cambria Math"/>
             </w:rPr>
+            <w:lastRenderedPageBreak/>
             <m:t>y</m:t>
           </m:r>
           <m:d>
@@ -17245,7 +17363,6 @@
         <w:rPr>
           <w:rFonts w:hint="eastAsia"/>
         </w:rPr>
-        <w:lastRenderedPageBreak/>
         <w:t>(</w:t>
       </w:r>
       <w:r>
@@ -17348,7 +17465,14 @@
         <w:rPr>
           <w:rFonts w:hint="eastAsia"/>
         </w:rPr>
-        <w:t>引入了各种道路条件对转角刚度的影响，并对它们在不同情况下的表现进行了量化。</w:t>
+        <w:t>引入了各种道路条件对转角刚度</w:t>
+      </w:r>
+      <w:r>
+        <w:rPr>
+          <w:rFonts w:hint="eastAsia"/>
+        </w:rPr>
+        <w:lastRenderedPageBreak/>
+        <w:t>的影响，并对它们在不同情况下的表现进行了量化。</w:t>
       </w:r>
     </w:p>
     <w:p>
@@ -17556,14 +17680,7 @@
         <w:rPr>
           <w:rFonts w:hint="eastAsia"/>
         </w:rPr>
-        <w:t>包括如何通过网络化的预测适应机制提前应对环境变化</w:t>
-      </w:r>
-      <w:r>
-        <w:rPr>
-          <w:rFonts w:hint="eastAsia"/>
-        </w:rPr>
-        <w:lastRenderedPageBreak/>
-        <w:t>带来的不确定性</w:t>
+        <w:t>包括如何通过网络化的预测适应机制提前应对环境变化带来的不确定性</w:t>
       </w:r>
       <w:r>
         <w:rPr>
@@ -17737,6 +17854,7 @@
       </w:r>
       <w:proofErr w:type="gramStart"/>
       <w:r>
+        <w:lastRenderedPageBreak/>
         <w:t>1,no.</w:t>
       </w:r>
       <w:proofErr w:type="gramEnd"/>
@@ -17867,15 +17985,15 @@
     </w:p>
     <w:p>
       <w:r>
-        <w:t xml:space="preserve">[5] L. </w:t>
+        <w:t>[5] L.</w:t>
       </w:r>
       <w:proofErr w:type="spellStart"/>
       <w:r>
-        <w:t>Bertoni</w:t>
+        <w:t xml:space="preserve"> Be</w:t>
       </w:r>
       <w:proofErr w:type="spellEnd"/>
       <w:r>
-        <w:t xml:space="preserve">, J. </w:t>
+        <w:t xml:space="preserve">rtoni, J. </w:t>
       </w:r>
       <w:proofErr w:type="spellStart"/>
       <w:r>
@@ -18040,7 +18158,6 @@
     </w:p>
     <w:p>
       <w:r>
-        <w:lastRenderedPageBreak/>
         <w:t xml:space="preserve">[9] C. Cao and N. </w:t>
       </w:r>
       <w:proofErr w:type="spellStart"/>
@@ -18171,7 +18288,11 @@
       </w:r>
       <w:proofErr w:type="spellEnd"/>
       <w:r>
-        <w:t xml:space="preserve">, “Safe feedback motion planning: A contraction theory and L1-adaptive </w:t>
+        <w:t xml:space="preserve">, “Safe feedback motion planning: A </w:t>
+      </w:r>
+      <w:r>
+        <w:lastRenderedPageBreak/>
+        <w:t xml:space="preserve">contraction theory and L1-adaptive </w:t>
       </w:r>
       <w:proofErr w:type="gramStart"/>
       <w:r>
@@ -18446,7 +18567,6 @@
     </w:p>
     <w:p>
       <w:r>
-        <w:lastRenderedPageBreak/>
         <w:t xml:space="preserve">[21] G. </w:t>
       </w:r>
       <w:proofErr w:type="spellStart"/>
@@ -18528,6 +18648,7 @@
         <w:rPr>
           <w:rFonts w:hint="eastAsia"/>
         </w:rPr>
+        <w:lastRenderedPageBreak/>
         <w:t>附录</w:t>
       </w:r>
       <w:r>
@@ -20791,7 +20912,6 @@
           <w:rPr>
             <w:rFonts w:ascii="Cambria Math" w:hAnsi="Cambria Math"/>
           </w:rPr>
-          <w:lastRenderedPageBreak/>
           <m:t>=</m:t>
         </m:r>
         <m:d>
@@ -22239,6 +22359,7 @@
           <w:color w:val="000000" w:themeColor="text1"/>
           <w:sz w:val="28"/>
         </w:rPr>
+        <w:lastRenderedPageBreak/>
         <w:t>这导致了协方差</w:t>
       </w:r>
       <w:r>
@@ -25826,6 +25947,7 @@
           <w:color w:val="000000" w:themeColor="text1"/>
           <w:sz w:val="28"/>
         </w:rPr>
+        <w:lastRenderedPageBreak/>
         <w:t>、</w:t>
       </w:r>
       <m:oMath>

--- a/Literature_Reading_and_Scientific_Paper_Writing/experiment2/2专题翻译.docx
+++ b/Literature_Reading_and_Scientific_Paper_Writing/experiment2/2专题翻译.docx
@@ -72,7 +72,7 @@
         <w:ind w:firstLine="480"/>
       </w:pPr>
       <w:r>
-        <w:object w:dxaOrig="1440" w:dyaOrig="1440" w14:anchorId="3B3451BB">
+        <w:object w:dxaOrig="1440" w:dyaOrig="1440" w14:anchorId="2018AFE3">
           <v:shapetype id="_x0000_t75" coordsize="21600,21600" o:spt="75" o:preferrelative="t" path="m@4@5l@4@11@9@11@9@5xe" filled="f" stroked="f">
             <v:stroke joinstyle="miter"/>
             <v:formulas>
@@ -96,7 +96,7 @@
             <v:imagedata r:id="rId7" o:title=""/>
             <w10:wrap type="topAndBottom"/>
           </v:shape>
-          <o:OLEObject Type="Embed" ProgID="Word.Picture.8" ShapeID="Object 2" DrawAspect="Content" ObjectID="_1775396756" r:id="rId8">
+          <o:OLEObject Type="Embed" ProgID="Word.Picture.8" ShapeID="Object 2" DrawAspect="Content" ObjectID="_1775692770" r:id="rId8">
             <o:FieldCodes>\* MERGEFORMAT</o:FieldCodes>
           </o:OLEObject>
         </w:object>
@@ -17030,11 +17030,6 @@
       </m:oMath>
     </w:p>
     <w:p>
-      <w:pPr>
-        <w:rPr>
-          <w:i/>
-        </w:rPr>
-      </w:pPr>
       <m:oMath>
         <m:acc>
           <m:accPr>
@@ -17357,6 +17352,2932 @@
     </w:p>
     <w:p>
       <w:pPr>
+        <w:rPr>
+          <w:rFonts w:hint="eastAsia"/>
+        </w:rPr>
+      </w:pPr>
+      <w:r>
+        <w:rPr>
+          <w:rFonts w:hint="eastAsia"/>
+        </w:rPr>
+        <w:t>其中</w:t>
+      </w:r>
+      <m:oMath>
+        <m:acc>
+          <m:accPr>
+            <m:chr m:val="̃"/>
+            <m:ctrlPr>
+              <w:rPr>
+                <w:rFonts w:ascii="Cambria Math" w:hAnsi="Cambria Math"/>
+              </w:rPr>
+            </m:ctrlPr>
+          </m:accPr>
+          <m:e>
+            <m:r>
+              <m:rPr>
+                <m:sty m:val="p"/>
+              </m:rPr>
+              <w:rPr>
+                <w:rFonts w:ascii="Cambria Math" w:hAnsi="Cambria Math"/>
+              </w:rPr>
+              <m:t>x</m:t>
+            </m:r>
+          </m:e>
+        </m:acc>
+        <m:d>
+          <m:dPr>
+            <m:ctrlPr>
+              <w:rPr>
+                <w:rFonts w:ascii="Cambria Math" w:hAnsi="Cambria Math"/>
+              </w:rPr>
+            </m:ctrlPr>
+          </m:dPr>
+          <m:e>
+            <m:r>
+              <m:rPr>
+                <m:sty m:val="p"/>
+              </m:rPr>
+              <w:rPr>
+                <w:rFonts w:ascii="Cambria Math" w:hAnsi="Cambria Math"/>
+              </w:rPr>
+              <m:t>t</m:t>
+            </m:r>
+          </m:e>
+        </m:d>
+        <m:r>
+          <m:rPr>
+            <m:sty m:val="p"/>
+          </m:rPr>
+          <w:rPr>
+            <w:rFonts w:ascii="Cambria Math" w:hAnsi="Cambria Math" w:hint="eastAsia"/>
+          </w:rPr>
+          <m:t>=</m:t>
+        </m:r>
+        <m:acc>
+          <m:accPr>
+            <m:ctrlPr>
+              <w:rPr>
+                <w:rFonts w:ascii="Cambria Math" w:hAnsi="Cambria Math"/>
+              </w:rPr>
+            </m:ctrlPr>
+          </m:accPr>
+          <m:e>
+            <m:r>
+              <m:rPr>
+                <m:sty m:val="p"/>
+              </m:rPr>
+              <w:rPr>
+                <w:rFonts w:ascii="Cambria Math" w:hAnsi="Cambria Math"/>
+              </w:rPr>
+              <m:t>x</m:t>
+            </m:r>
+          </m:e>
+        </m:acc>
+        <m:d>
+          <m:dPr>
+            <m:ctrlPr>
+              <w:rPr>
+                <w:rFonts w:ascii="Cambria Math" w:hAnsi="Cambria Math"/>
+              </w:rPr>
+            </m:ctrlPr>
+          </m:dPr>
+          <m:e>
+            <m:r>
+              <m:rPr>
+                <m:sty m:val="p"/>
+              </m:rPr>
+              <w:rPr>
+                <w:rFonts w:ascii="Cambria Math" w:hAnsi="Cambria Math"/>
+              </w:rPr>
+              <m:t>t</m:t>
+            </m:r>
+          </m:e>
+        </m:d>
+        <m:r>
+          <m:rPr>
+            <m:sty m:val="p"/>
+          </m:rPr>
+          <w:rPr>
+            <w:rFonts w:ascii="Cambria Math" w:hAnsi="Cambria Math" w:cs="Cambria Math"/>
+          </w:rPr>
+          <m:t>-</m:t>
+        </m:r>
+        <m:r>
+          <m:rPr>
+            <m:sty m:val="p"/>
+          </m:rPr>
+          <w:rPr>
+            <w:rFonts w:ascii="Cambria Math" w:hAnsi="Cambria Math"/>
+          </w:rPr>
+          <m:t>x</m:t>
+        </m:r>
+        <m:d>
+          <m:dPr>
+            <m:ctrlPr>
+              <w:rPr>
+                <w:rFonts w:ascii="Cambria Math" w:hAnsi="Cambria Math"/>
+              </w:rPr>
+            </m:ctrlPr>
+          </m:dPr>
+          <m:e>
+            <m:r>
+              <m:rPr>
+                <m:sty m:val="p"/>
+              </m:rPr>
+              <w:rPr>
+                <w:rFonts w:ascii="Cambria Math" w:hAnsi="Cambria Math"/>
+              </w:rPr>
+              <m:t>t</m:t>
+            </m:r>
+          </m:e>
+        </m:d>
+      </m:oMath>
+      <w:r>
+        <w:rPr>
+          <w:rFonts w:hint="eastAsia"/>
+        </w:rPr>
+        <w:t>是预测误差，</w:t>
+      </w:r>
+      <m:oMath>
+        <m:r>
+          <m:rPr>
+            <m:sty m:val="p"/>
+          </m:rPr>
+          <w:rPr>
+            <w:rFonts w:ascii="Cambria Math" w:hAnsi="Cambria Math" w:hint="eastAsia"/>
+          </w:rPr>
+          <m:t>Γ</m:t>
+        </m:r>
+        <m:r>
+          <w:rPr>
+            <w:rFonts w:ascii="Cambria Math" w:hAnsi="Cambria Math"/>
+          </w:rPr>
+          <m:t>&gt;0</m:t>
+        </m:r>
+      </m:oMath>
+      <w:r>
+        <w:rPr>
+          <w:rFonts w:hint="eastAsia"/>
+        </w:rPr>
+        <w:t xml:space="preserve"> </w:t>
+      </w:r>
+      <w:r>
+        <w:rPr>
+          <w:rFonts w:hint="eastAsia"/>
+        </w:rPr>
+        <w:t>是一个自适应增益，</w:t>
+      </w:r>
+      <m:oMath>
+        <m:r>
+          <w:rPr>
+            <w:rFonts w:ascii="Cambria Math" w:hAnsi="Cambria Math"/>
+          </w:rPr>
+          <m:t>Proj</m:t>
+        </m:r>
+        <m:d>
+          <m:dPr>
+            <m:ctrlPr>
+              <w:rPr>
+                <w:rFonts w:ascii="Cambria Math" w:hAnsi="Cambria Math"/>
+                <w:i/>
+              </w:rPr>
+            </m:ctrlPr>
+          </m:dPr>
+          <m:e>
+            <m:r>
+              <m:rPr>
+                <m:sty m:val="p"/>
+              </m:rPr>
+              <w:rPr>
+                <w:rFonts w:ascii="Cambria Math" w:hAnsi="Cambria Math" w:cs="Cambria Math"/>
+              </w:rPr>
+              <m:t>⋅</m:t>
+            </m:r>
+            <m:r>
+              <w:rPr>
+                <w:rFonts w:ascii="Cambria Math" w:hAnsi="Cambria Math"/>
+              </w:rPr>
+              <m:t>,</m:t>
+            </m:r>
+            <m:r>
+              <m:rPr>
+                <m:sty m:val="p"/>
+              </m:rPr>
+              <w:rPr>
+                <w:rFonts w:ascii="Cambria Math" w:hAnsi="Cambria Math" w:cs="Cambria Math"/>
+              </w:rPr>
+              <m:t>⋅</m:t>
+            </m:r>
+          </m:e>
+        </m:d>
+      </m:oMath>
+      <w:r>
+        <w:rPr>
+          <w:rFonts w:hint="eastAsia"/>
+        </w:rPr>
+        <w:t xml:space="preserve"> </w:t>
+      </w:r>
+      <w:r>
+        <w:rPr>
+          <w:rFonts w:hint="eastAsia"/>
+        </w:rPr>
+        <w:t>是在定义</w:t>
+      </w:r>
+      <w:r>
+        <w:rPr>
+          <w:rFonts w:hint="eastAsia"/>
+        </w:rPr>
+        <w:t xml:space="preserve"> B.3 </w:t>
+      </w:r>
+      <w:r>
+        <w:rPr>
+          <w:rFonts w:hint="eastAsia"/>
+        </w:rPr>
+        <w:t>中定义的投影算子，可参考文献</w:t>
+      </w:r>
+      <w:r>
+        <w:rPr>
+          <w:rFonts w:hint="eastAsia"/>
+        </w:rPr>
+        <w:t>[10]</w:t>
+      </w:r>
+      <w:r>
+        <w:rPr>
+          <w:rFonts w:hint="eastAsia"/>
+        </w:rPr>
+        <w:t>。投影算子确保每个估计值保持在其期望的域中。矩阵</w:t>
+      </w:r>
+      <w:r>
+        <w:rPr>
+          <w:rFonts w:hint="eastAsia"/>
+        </w:rPr>
+        <w:t xml:space="preserve"> P </w:t>
+      </w:r>
+      <w:r>
+        <w:rPr>
+          <w:rFonts w:hint="eastAsia"/>
+        </w:rPr>
+        <w:t>是一个对称正定矩阵，解决代数李亚普诺夫方程</w:t>
+      </w:r>
+    </w:p>
+    <w:p>
+      <m:oMath>
+        <m:sSub>
+          <m:sSubPr>
+            <m:ctrlPr>
+              <w:rPr>
+                <w:rFonts w:ascii="Cambria Math" w:hAnsi="Cambria Math"/>
+                <w:i/>
+              </w:rPr>
+            </m:ctrlPr>
+          </m:sSubPr>
+          <m:e>
+            <m:r>
+              <w:rPr>
+                <w:rFonts w:ascii="Cambria Math" w:hAnsi="Cambria Math"/>
+              </w:rPr>
+              <m:t>A</m:t>
+            </m:r>
+          </m:e>
+          <m:sub>
+            <m:r>
+              <w:rPr>
+                <w:rFonts w:ascii="Cambria Math" w:hAnsi="Cambria Math"/>
+              </w:rPr>
+              <m:t>m</m:t>
+            </m:r>
+          </m:sub>
+        </m:sSub>
+        <m:r>
+          <w:rPr>
+            <w:rFonts w:ascii="Cambria Math" w:hAnsi="Cambria Math"/>
+          </w:rPr>
+          <m:t>P+P</m:t>
+        </m:r>
+        <m:sSubSup>
+          <m:sSubSupPr>
+            <m:ctrlPr>
+              <w:rPr>
+                <w:rFonts w:ascii="Cambria Math" w:hAnsi="Cambria Math"/>
+                <w:i/>
+              </w:rPr>
+            </m:ctrlPr>
+          </m:sSubSupPr>
+          <m:e>
+            <m:r>
+              <w:rPr>
+                <w:rFonts w:ascii="Cambria Math" w:hAnsi="Cambria Math"/>
+              </w:rPr>
+              <m:t>A</m:t>
+            </m:r>
+          </m:e>
+          <m:sub>
+            <m:r>
+              <w:rPr>
+                <w:rFonts w:ascii="Cambria Math" w:hAnsi="Cambria Math"/>
+              </w:rPr>
+              <m:t>m</m:t>
+            </m:r>
+          </m:sub>
+          <m:sup>
+            <m:r>
+              <m:rPr>
+                <m:sty m:val="p"/>
+              </m:rPr>
+              <w:rPr>
+                <w:rFonts w:ascii="Cambria Math" w:hAnsi="Cambria Math"/>
+              </w:rPr>
+              <m:t>⊤</m:t>
+            </m:r>
+          </m:sup>
+        </m:sSubSup>
+        <m:r>
+          <w:rPr>
+            <w:rFonts w:ascii="Cambria Math" w:hAnsi="Cambria Math"/>
+          </w:rPr>
+          <m:t>=-Q</m:t>
+        </m:r>
+      </m:oMath>
+      <w:r>
+        <w:rPr>
+          <w:rFonts w:hint="eastAsia"/>
+        </w:rPr>
+        <w:t>，其中</w:t>
+      </w:r>
+      <w:r>
+        <w:rPr>
+          <w:rFonts w:hint="eastAsia"/>
+        </w:rPr>
+        <w:t xml:space="preserve"> Q </w:t>
+      </w:r>
+      <w:r>
+        <w:rPr>
+          <w:rFonts w:hint="eastAsia"/>
+        </w:rPr>
+        <w:t>是一个给定的对称正定矩阵。</w:t>
+      </w:r>
+    </w:p>
+    <w:p>
+      <w:r>
+        <w:rPr>
+          <w:rFonts w:hint="eastAsia"/>
+          <w:b/>
+          <w:bCs/>
+        </w:rPr>
+        <w:t>控制律</w:t>
+      </w:r>
+      <w:r>
+        <w:rPr>
+          <w:rFonts w:hint="eastAsia"/>
+        </w:rPr>
+        <w:t>:</w:t>
+      </w:r>
+      <w:r>
+        <w:rPr>
+          <w:rFonts w:hint="eastAsia"/>
+        </w:rPr>
+        <w:t>自适应输入被定义为</w:t>
+      </w:r>
+      <m:oMath>
+        <m:sSub>
+          <m:sSubPr>
+            <m:ctrlPr>
+              <w:rPr>
+                <w:rFonts w:ascii="Cambria Math" w:hAnsi="Cambria Math"/>
+                <w:i/>
+              </w:rPr>
+            </m:ctrlPr>
+          </m:sSubPr>
+          <m:e>
+            <m:r>
+              <w:rPr>
+                <w:rFonts w:ascii="Cambria Math" w:hAnsi="Cambria Math"/>
+              </w:rPr>
+              <m:t>u</m:t>
+            </m:r>
+          </m:e>
+          <m:sub>
+            <m:r>
+              <w:rPr>
+                <w:rFonts w:ascii="Cambria Math" w:hAnsi="Cambria Math"/>
+              </w:rPr>
+              <m:t>ad</m:t>
+            </m:r>
+          </m:sub>
+        </m:sSub>
+        <m:d>
+          <m:dPr>
+            <m:ctrlPr>
+              <w:rPr>
+                <w:rFonts w:ascii="Cambria Math" w:hAnsi="Cambria Math"/>
+                <w:i/>
+              </w:rPr>
+            </m:ctrlPr>
+          </m:dPr>
+          <m:e>
+            <m:r>
+              <w:rPr>
+                <w:rFonts w:ascii="Cambria Math" w:hAnsi="Cambria Math"/>
+              </w:rPr>
+              <m:t>s</m:t>
+            </m:r>
+          </m:e>
+        </m:d>
+        <m:r>
+          <w:rPr>
+            <w:rFonts w:ascii="Cambria Math" w:hAnsi="Cambria Math"/>
+          </w:rPr>
+          <m:t>=-kD</m:t>
+        </m:r>
+        <m:d>
+          <m:dPr>
+            <m:ctrlPr>
+              <w:rPr>
+                <w:rFonts w:ascii="Cambria Math" w:hAnsi="Cambria Math"/>
+                <w:i/>
+              </w:rPr>
+            </m:ctrlPr>
+          </m:dPr>
+          <m:e>
+            <m:r>
+              <w:rPr>
+                <w:rFonts w:ascii="Cambria Math" w:hAnsi="Cambria Math"/>
+              </w:rPr>
+              <m:t>s</m:t>
+            </m:r>
+          </m:e>
+        </m:d>
+        <m:d>
+          <m:dPr>
+            <m:ctrlPr>
+              <w:rPr>
+                <w:rFonts w:ascii="Cambria Math" w:hAnsi="Cambria Math"/>
+                <w:i/>
+              </w:rPr>
+            </m:ctrlPr>
+          </m:dPr>
+          <m:e>
+            <m:r>
+              <w:rPr>
+                <w:rFonts w:ascii="Cambria Math" w:hAnsi="Cambria Math"/>
+              </w:rPr>
+              <m:t>hat</m:t>
+            </m:r>
+            <m:r>
+              <m:rPr>
+                <m:sty m:val="p"/>
+              </m:rPr>
+              <w:rPr>
+                <w:rFonts w:ascii="Cambria Math" w:hAnsi="Cambria Math"/>
+              </w:rPr>
+              <m:t>η</m:t>
+            </m:r>
+            <m:d>
+              <m:dPr>
+                <m:ctrlPr>
+                  <w:rPr>
+                    <w:rFonts w:ascii="Cambria Math" w:hAnsi="Cambria Math"/>
+                    <w:i/>
+                  </w:rPr>
+                </m:ctrlPr>
+              </m:dPr>
+              <m:e>
+                <m:r>
+                  <w:rPr>
+                    <w:rFonts w:ascii="Cambria Math" w:hAnsi="Cambria Math"/>
+                  </w:rPr>
+                  <m:t>s</m:t>
+                </m:r>
+              </m:e>
+            </m:d>
+            <m:r>
+              <w:rPr>
+                <w:rFonts w:ascii="Cambria Math" w:hAnsi="Cambria Math"/>
+              </w:rPr>
+              <m:t>-</m:t>
+            </m:r>
+            <m:sSub>
+              <m:sSubPr>
+                <m:ctrlPr>
+                  <w:rPr>
+                    <w:rFonts w:ascii="Cambria Math" w:hAnsi="Cambria Math"/>
+                    <w:i/>
+                  </w:rPr>
+                </m:ctrlPr>
+              </m:sSubPr>
+              <m:e>
+                <m:r>
+                  <w:rPr>
+                    <w:rFonts w:ascii="Cambria Math" w:hAnsi="Cambria Math"/>
+                  </w:rPr>
+                  <m:t>k</m:t>
+                </m:r>
+              </m:e>
+              <m:sub>
+                <m:r>
+                  <w:rPr>
+                    <w:rFonts w:ascii="Cambria Math" w:hAnsi="Cambria Math"/>
+                  </w:rPr>
+                  <m:t>g</m:t>
+                </m:r>
+              </m:sub>
+            </m:sSub>
+            <m:r>
+              <w:rPr>
+                <w:rFonts w:ascii="Cambria Math" w:hAnsi="Cambria Math"/>
+              </w:rPr>
+              <m:t>r</m:t>
+            </m:r>
+            <m:d>
+              <m:dPr>
+                <m:ctrlPr>
+                  <w:rPr>
+                    <w:rFonts w:ascii="Cambria Math" w:hAnsi="Cambria Math"/>
+                    <w:i/>
+                  </w:rPr>
+                </m:ctrlPr>
+              </m:dPr>
+              <m:e>
+                <m:r>
+                  <w:rPr>
+                    <w:rFonts w:ascii="Cambria Math" w:hAnsi="Cambria Math"/>
+                  </w:rPr>
+                  <m:t>s</m:t>
+                </m:r>
+              </m:e>
+            </m:d>
+          </m:e>
+        </m:d>
+      </m:oMath>
+      <w:r>
+        <w:rPr>
+          <w:rFonts w:hint="eastAsia"/>
+        </w:rPr>
+        <w:t xml:space="preserve"> </w:t>
+      </w:r>
+      <w:r>
+        <w:rPr>
+          <w:rFonts w:hint="eastAsia"/>
+        </w:rPr>
+        <w:t>其中</w:t>
+      </w:r>
+      <m:oMath>
+        <m:r>
+          <w:rPr>
+            <w:rFonts w:ascii="Cambria Math" w:hAnsi="Cambria Math"/>
+          </w:rPr>
+          <m:t>hat</m:t>
+        </m:r>
+        <m:r>
+          <m:rPr>
+            <m:sty m:val="p"/>
+          </m:rPr>
+          <w:rPr>
+            <w:rFonts w:ascii="Cambria Math" w:hAnsi="Cambria Math"/>
+          </w:rPr>
+          <m:t>η</m:t>
+        </m:r>
+        <m:d>
+          <m:dPr>
+            <m:ctrlPr>
+              <w:rPr>
+                <w:rFonts w:ascii="Cambria Math" w:hAnsi="Cambria Math"/>
+                <w:i/>
+              </w:rPr>
+            </m:ctrlPr>
+          </m:dPr>
+          <m:e>
+            <m:r>
+              <w:rPr>
+                <w:rFonts w:ascii="Cambria Math" w:hAnsi="Cambria Math"/>
+              </w:rPr>
+              <m:t>t</m:t>
+            </m:r>
+          </m:e>
+        </m:d>
+        <m:r>
+          <w:rPr>
+            <w:rFonts w:ascii="Cambria Math" w:hAnsi="Cambria Math"/>
+          </w:rPr>
+          <m:t>=</m:t>
+        </m:r>
+        <m:acc>
+          <m:accPr>
+            <m:ctrlPr>
+              <w:rPr>
+                <w:rFonts w:ascii="Cambria Math" w:hAnsi="Cambria Math"/>
+              </w:rPr>
+            </m:ctrlPr>
+          </m:accPr>
+          <m:e>
+            <m:r>
+              <w:rPr>
+                <w:rFonts w:ascii="Cambria Math" w:hAnsi="Cambria Math"/>
+              </w:rPr>
+              <m:t>w</m:t>
+            </m:r>
+          </m:e>
+        </m:acc>
+        <m:d>
+          <m:dPr>
+            <m:ctrlPr>
+              <w:rPr>
+                <w:rFonts w:ascii="Cambria Math" w:hAnsi="Cambria Math"/>
+                <w:i/>
+              </w:rPr>
+            </m:ctrlPr>
+          </m:dPr>
+          <m:e>
+            <m:r>
+              <w:rPr>
+                <w:rFonts w:ascii="Cambria Math" w:hAnsi="Cambria Math"/>
+              </w:rPr>
+              <m:t>t</m:t>
+            </m:r>
+          </m:e>
+        </m:d>
+        <m:sSub>
+          <m:sSubPr>
+            <m:ctrlPr>
+              <w:rPr>
+                <w:rFonts w:ascii="Cambria Math" w:hAnsi="Cambria Math"/>
+                <w:i/>
+              </w:rPr>
+            </m:ctrlPr>
+          </m:sSubPr>
+          <m:e>
+            <m:r>
+              <w:rPr>
+                <w:rFonts w:ascii="Cambria Math" w:hAnsi="Cambria Math"/>
+              </w:rPr>
+              <m:t>u</m:t>
+            </m:r>
+          </m:e>
+          <m:sub>
+            <m:r>
+              <w:rPr>
+                <w:rFonts w:ascii="Cambria Math" w:hAnsi="Cambria Math"/>
+              </w:rPr>
+              <m:t>ad</m:t>
+            </m:r>
+          </m:sub>
+        </m:sSub>
+        <m:d>
+          <m:dPr>
+            <m:ctrlPr>
+              <w:rPr>
+                <w:rFonts w:ascii="Cambria Math" w:hAnsi="Cambria Math"/>
+                <w:i/>
+              </w:rPr>
+            </m:ctrlPr>
+          </m:dPr>
+          <m:e>
+            <m:r>
+              <w:rPr>
+                <w:rFonts w:ascii="Cambria Math" w:hAnsi="Cambria Math"/>
+              </w:rPr>
+              <m:t>t</m:t>
+            </m:r>
+          </m:e>
+        </m:d>
+        <m:r>
+          <w:rPr>
+            <w:rFonts w:ascii="Cambria Math" w:hAnsi="Cambria Math"/>
+          </w:rPr>
+          <m:t>+</m:t>
+        </m:r>
+        <m:acc>
+          <m:accPr>
+            <m:ctrlPr>
+              <w:rPr>
+                <w:rFonts w:ascii="Cambria Math" w:hAnsi="Cambria Math"/>
+              </w:rPr>
+            </m:ctrlPr>
+          </m:accPr>
+          <m:e>
+            <m:sSup>
+              <m:sSupPr>
+                <m:ctrlPr>
+                  <w:rPr>
+                    <w:rFonts w:ascii="Cambria Math" w:hAnsi="Cambria Math"/>
+                    <w:i/>
+                  </w:rPr>
+                </m:ctrlPr>
+              </m:sSupPr>
+              <m:e>
+                <m:r>
+                  <m:rPr>
+                    <m:sty m:val="p"/>
+                  </m:rPr>
+                  <w:rPr>
+                    <w:rFonts w:ascii="Cambria Math" w:hAnsi="Cambria Math"/>
+                  </w:rPr>
+                  <m:t>θ</m:t>
+                </m:r>
+                <m:ctrlPr>
+                  <w:rPr>
+                    <w:rFonts w:ascii="Cambria Math" w:hAnsi="Cambria Math"/>
+                  </w:rPr>
+                </m:ctrlPr>
+              </m:e>
+              <m:sup>
+                <m:d>
+                  <m:dPr>
+                    <m:ctrlPr>
+                      <w:rPr>
+                        <w:rFonts w:ascii="Cambria Math" w:hAnsi="Cambria Math"/>
+                        <w:i/>
+                      </w:rPr>
+                    </m:ctrlPr>
+                  </m:dPr>
+                  <m:e>
+                    <m:r>
+                      <w:rPr>
+                        <w:rFonts w:ascii="Cambria Math" w:hAnsi="Cambria Math"/>
+                      </w:rPr>
+                      <m:t>t</m:t>
+                    </m:r>
+                  </m:e>
+                </m:d>
+              </m:sup>
+            </m:sSup>
+          </m:e>
+        </m:acc>
+        <m:r>
+          <w:rPr>
+            <w:rFonts w:ascii="Cambria Math" w:hAnsi="Cambria Math"/>
+          </w:rPr>
+          <m:t>x</m:t>
+        </m:r>
+        <m:d>
+          <m:dPr>
+            <m:ctrlPr>
+              <w:rPr>
+                <w:rFonts w:ascii="Cambria Math" w:hAnsi="Cambria Math"/>
+                <w:i/>
+              </w:rPr>
+            </m:ctrlPr>
+          </m:dPr>
+          <m:e>
+            <m:r>
+              <w:rPr>
+                <w:rFonts w:ascii="Cambria Math" w:hAnsi="Cambria Math"/>
+              </w:rPr>
+              <m:t>t</m:t>
+            </m:r>
+          </m:e>
+        </m:d>
+        <m:r>
+          <w:rPr>
+            <w:rFonts w:ascii="Cambria Math" w:hAnsi="Cambria Math"/>
+          </w:rPr>
+          <m:t>+</m:t>
+        </m:r>
+        <m:acc>
+          <m:accPr>
+            <m:ctrlPr>
+              <w:rPr>
+                <w:rFonts w:ascii="Cambria Math" w:hAnsi="Cambria Math"/>
+              </w:rPr>
+            </m:ctrlPr>
+          </m:accPr>
+          <m:e>
+            <m:r>
+              <m:rPr>
+                <m:sty m:val="p"/>
+              </m:rPr>
+              <w:rPr>
+                <w:rFonts w:ascii="Cambria Math" w:hAnsi="Cambria Math"/>
+              </w:rPr>
+              <m:t>σ</m:t>
+            </m:r>
+          </m:e>
+        </m:acc>
+        <m:d>
+          <m:dPr>
+            <m:ctrlPr>
+              <w:rPr>
+                <w:rFonts w:ascii="Cambria Math" w:hAnsi="Cambria Math"/>
+                <w:i/>
+              </w:rPr>
+            </m:ctrlPr>
+          </m:dPr>
+          <m:e>
+            <m:r>
+              <w:rPr>
+                <w:rFonts w:ascii="Cambria Math" w:hAnsi="Cambria Math"/>
+              </w:rPr>
+              <m:t>t</m:t>
+            </m:r>
+          </m:e>
+        </m:d>
+      </m:oMath>
+      <w:r>
+        <w:rPr>
+          <w:rFonts w:hint="eastAsia"/>
+        </w:rPr>
+        <w:t>,</w:t>
+      </w:r>
+      <w:r>
+        <w:rPr>
+          <w:rFonts w:hint="eastAsia"/>
+        </w:rPr>
+        <w:t>并且</w:t>
+      </w:r>
+      <w:r>
+        <w:rPr>
+          <w:rFonts w:hint="eastAsia"/>
+        </w:rPr>
+        <w:t xml:space="preserve"> </w:t>
+      </w:r>
+      <m:oMath>
+        <m:sSub>
+          <m:sSubPr>
+            <m:ctrlPr>
+              <w:rPr>
+                <w:rFonts w:ascii="Cambria Math" w:hAnsi="Cambria Math"/>
+                <w:i/>
+              </w:rPr>
+            </m:ctrlPr>
+          </m:sSubPr>
+          <m:e>
+            <m:r>
+              <w:rPr>
+                <w:rFonts w:ascii="Cambria Math" w:hAnsi="Cambria Math"/>
+              </w:rPr>
+              <m:t>k</m:t>
+            </m:r>
+          </m:e>
+          <m:sub>
+            <m:r>
+              <w:rPr>
+                <w:rFonts w:ascii="Cambria Math" w:hAnsi="Cambria Math"/>
+              </w:rPr>
+              <m:t>g</m:t>
+            </m:r>
+          </m:sub>
+        </m:sSub>
+        <m:r>
+          <w:rPr>
+            <w:rFonts w:ascii="Cambria Math" w:hAnsi="Cambria Math"/>
+          </w:rPr>
+          <m:t>=-1</m:t>
+        </m:r>
+        <m:r>
+          <m:rPr>
+            <m:lit/>
+          </m:rPr>
+          <w:rPr>
+            <w:rFonts w:ascii="Cambria Math" w:hAnsi="Cambria Math"/>
+          </w:rPr>
+          <m:t>/</m:t>
+        </m:r>
+        <m:d>
+          <m:dPr>
+            <m:ctrlPr>
+              <w:rPr>
+                <w:rFonts w:ascii="Cambria Math" w:hAnsi="Cambria Math"/>
+                <w:i/>
+              </w:rPr>
+            </m:ctrlPr>
+          </m:dPr>
+          <m:e>
+            <m:sSup>
+              <m:sSupPr>
+                <m:ctrlPr>
+                  <w:rPr>
+                    <w:rFonts w:ascii="Cambria Math" w:hAnsi="Cambria Math"/>
+                    <w:i/>
+                  </w:rPr>
+                </m:ctrlPr>
+              </m:sSupPr>
+              <m:e>
+                <m:r>
+                  <w:rPr>
+                    <w:rFonts w:ascii="Cambria Math" w:hAnsi="Cambria Math"/>
+                  </w:rPr>
+                  <m:t>c</m:t>
+                </m:r>
+              </m:e>
+              <m:sup>
+                <m:r>
+                  <w:rPr>
+                    <w:rFonts w:ascii="Cambria Math" w:hAnsi="Cambria Math"/>
+                  </w:rPr>
+                  <m:t>t</m:t>
+                </m:r>
+              </m:sup>
+            </m:sSup>
+            <m:r>
+              <w:rPr>
+                <w:rFonts w:ascii="Cambria Math" w:hAnsi="Cambria Math"/>
+              </w:rPr>
+              <m:t>op</m:t>
+            </m:r>
+            <m:sSubSup>
+              <m:sSubSupPr>
+                <m:ctrlPr>
+                  <w:rPr>
+                    <w:rFonts w:ascii="Cambria Math" w:hAnsi="Cambria Math"/>
+                    <w:i/>
+                  </w:rPr>
+                </m:ctrlPr>
+              </m:sSubSupPr>
+              <m:e>
+                <m:r>
+                  <w:rPr>
+                    <w:rFonts w:ascii="Cambria Math" w:hAnsi="Cambria Math"/>
+                  </w:rPr>
+                  <m:t>A</m:t>
+                </m:r>
+              </m:e>
+              <m:sub>
+                <m:r>
+                  <w:rPr>
+                    <w:rFonts w:ascii="Cambria Math" w:hAnsi="Cambria Math"/>
+                  </w:rPr>
+                  <m:t>m</m:t>
+                </m:r>
+              </m:sub>
+              <m:sup>
+                <m:r>
+                  <w:rPr>
+                    <w:rFonts w:ascii="Cambria Math" w:hAnsi="Cambria Math"/>
+                  </w:rPr>
+                  <m:t>-1</m:t>
+                </m:r>
+              </m:sup>
+            </m:sSubSup>
+            <m:sSub>
+              <m:sSubPr>
+                <m:ctrlPr>
+                  <w:rPr>
+                    <w:rFonts w:ascii="Cambria Math" w:hAnsi="Cambria Math"/>
+                    <w:i/>
+                  </w:rPr>
+                </m:ctrlPr>
+              </m:sSubPr>
+              <m:e>
+                <m:r>
+                  <w:rPr>
+                    <w:rFonts w:ascii="Cambria Math" w:hAnsi="Cambria Math"/>
+                  </w:rPr>
+                  <m:t>b</m:t>
+                </m:r>
+              </m:e>
+              <m:sub>
+                <m:r>
+                  <w:rPr>
+                    <w:rFonts w:ascii="Cambria Math" w:hAnsi="Cambria Math"/>
+                  </w:rPr>
+                  <m:t>m</m:t>
+                </m:r>
+              </m:sub>
+            </m:sSub>
+          </m:e>
+        </m:d>
+      </m:oMath>
+      <w:r>
+        <w:rPr>
+          <w:rFonts w:hint="eastAsia"/>
+        </w:rPr>
+        <w:t xml:space="preserve"> </w:t>
+      </w:r>
+      <w:r>
+        <w:rPr>
+          <w:rFonts w:hint="eastAsia"/>
+        </w:rPr>
+        <w:t>并且</w:t>
+      </w:r>
+      <w:r>
+        <w:rPr>
+          <w:rFonts w:hint="eastAsia"/>
+        </w:rPr>
+        <w:t xml:space="preserve"> </w:t>
+      </w:r>
+      <m:oMath>
+        <m:r>
+          <w:rPr>
+            <w:rFonts w:ascii="Cambria Math" w:hAnsi="Cambria Math"/>
+          </w:rPr>
+          <m:t>k&gt;0</m:t>
+        </m:r>
+      </m:oMath>
+      <w:r>
+        <w:rPr>
+          <w:rFonts w:hint="eastAsia"/>
+        </w:rPr>
+        <w:t xml:space="preserve"> </w:t>
+      </w:r>
+      <w:r>
+        <w:rPr>
+          <w:rFonts w:hint="eastAsia"/>
+        </w:rPr>
+        <w:t>是一个常数。参考信号的拉普拉斯变换信号</w:t>
+      </w:r>
+      <w:r>
+        <w:rPr>
+          <w:rFonts w:hint="eastAsia"/>
+        </w:rPr>
+        <w:t xml:space="preserve"> </w:t>
+      </w:r>
+      <m:oMath>
+        <m:r>
+          <w:rPr>
+            <w:rFonts w:ascii="Cambria Math" w:hAnsi="Cambria Math"/>
+          </w:rPr>
+          <m:t>r</m:t>
+        </m:r>
+        <m:d>
+          <m:dPr>
+            <m:ctrlPr>
+              <w:rPr>
+                <w:rFonts w:ascii="Cambria Math" w:hAnsi="Cambria Math"/>
+                <w:i/>
+              </w:rPr>
+            </m:ctrlPr>
+          </m:dPr>
+          <m:e>
+            <m:r>
+              <w:rPr>
+                <w:rFonts w:ascii="Cambria Math" w:hAnsi="Cambria Math"/>
+              </w:rPr>
+              <m:t>s</m:t>
+            </m:r>
+          </m:e>
+        </m:d>
+      </m:oMath>
+      <w:r>
+        <w:rPr>
+          <w:rFonts w:hint="eastAsia"/>
+        </w:rPr>
+        <w:t>和严格真传递函数</w:t>
+      </w:r>
+      <w:r>
+        <w:rPr>
+          <w:rFonts w:hint="eastAsia"/>
+        </w:rPr>
+        <w:t xml:space="preserve"> </w:t>
+      </w:r>
+      <m:oMath>
+        <m:r>
+          <w:rPr>
+            <w:rFonts w:ascii="Cambria Math" w:hAnsi="Cambria Math"/>
+          </w:rPr>
+          <m:t>D</m:t>
+        </m:r>
+        <m:d>
+          <m:dPr>
+            <m:ctrlPr>
+              <w:rPr>
+                <w:rFonts w:ascii="Cambria Math" w:hAnsi="Cambria Math"/>
+                <w:i/>
+              </w:rPr>
+            </m:ctrlPr>
+          </m:dPr>
+          <m:e>
+            <m:r>
+              <w:rPr>
+                <w:rFonts w:ascii="Cambria Math" w:hAnsi="Cambria Math"/>
+              </w:rPr>
+              <m:t>s</m:t>
+            </m:r>
+          </m:e>
+        </m:d>
+      </m:oMath>
+      <w:r>
+        <w:rPr>
+          <w:rFonts w:hint="eastAsia"/>
+        </w:rPr>
+        <w:t xml:space="preserve"> </w:t>
+      </w:r>
+      <w:r>
+        <w:rPr>
+          <w:rFonts w:hint="eastAsia"/>
+        </w:rPr>
+        <w:t>构成了严格真稳定的低通滤波器。</w:t>
+      </w:r>
+    </w:p>
+    <w:p>
+      <w:pPr>
+        <w:rPr>
+          <w:rFonts w:hint="eastAsia"/>
+        </w:rPr>
+      </w:pPr>
+      <m:oMathPara>
+        <m:oMath>
+          <m:r>
+            <w:rPr>
+              <w:rFonts w:ascii="Cambria Math" w:hAnsi="Cambria Math"/>
+            </w:rPr>
+            <m:t>C</m:t>
+          </m:r>
+          <m:d>
+            <m:dPr>
+              <m:ctrlPr>
+                <w:rPr>
+                  <w:rFonts w:ascii="Cambria Math" w:hAnsi="Cambria Math"/>
+                  <w:i/>
+                </w:rPr>
+              </m:ctrlPr>
+            </m:dPr>
+            <m:e>
+              <m:r>
+                <w:rPr>
+                  <w:rFonts w:ascii="Cambria Math" w:hAnsi="Cambria Math"/>
+                </w:rPr>
+                <m:t>s</m:t>
+              </m:r>
+            </m:e>
+          </m:d>
+          <m:r>
+            <w:rPr>
+              <w:rFonts w:ascii="Cambria Math" w:hAnsi="Cambria Math"/>
+            </w:rPr>
+            <m:t>=</m:t>
+          </m:r>
+          <m:f>
+            <m:fPr>
+              <m:ctrlPr>
+                <w:rPr>
+                  <w:rFonts w:ascii="Cambria Math" w:hAnsi="Cambria Math"/>
+                </w:rPr>
+              </m:ctrlPr>
+            </m:fPr>
+            <m:num>
+              <m:r>
+                <w:rPr>
+                  <w:rFonts w:ascii="Cambria Math" w:hAnsi="Cambria Math"/>
+                </w:rPr>
+                <m:t>wkD</m:t>
+              </m:r>
+              <m:d>
+                <m:dPr>
+                  <m:ctrlPr>
+                    <w:rPr>
+                      <w:rFonts w:ascii="Cambria Math" w:hAnsi="Cambria Math"/>
+                      <w:i/>
+                    </w:rPr>
+                  </m:ctrlPr>
+                </m:dPr>
+                <m:e>
+                  <m:r>
+                    <w:rPr>
+                      <w:rFonts w:ascii="Cambria Math" w:hAnsi="Cambria Math"/>
+                    </w:rPr>
+                    <m:t>s</m:t>
+                  </m:r>
+                </m:e>
+              </m:d>
+              <m:ctrlPr>
+                <w:rPr>
+                  <w:rFonts w:ascii="Cambria Math" w:hAnsi="Cambria Math"/>
+                  <w:i/>
+                </w:rPr>
+              </m:ctrlPr>
+            </m:num>
+            <m:den>
+              <m:r>
+                <w:rPr>
+                  <w:rFonts w:ascii="Cambria Math" w:hAnsi="Cambria Math"/>
+                </w:rPr>
+                <m:t>1+wkD</m:t>
+              </m:r>
+              <m:d>
+                <m:dPr>
+                  <m:ctrlPr>
+                    <w:rPr>
+                      <w:rFonts w:ascii="Cambria Math" w:hAnsi="Cambria Math"/>
+                      <w:i/>
+                    </w:rPr>
+                  </m:ctrlPr>
+                </m:dPr>
+                <m:e>
+                  <m:r>
+                    <w:rPr>
+                      <w:rFonts w:ascii="Cambria Math" w:hAnsi="Cambria Math"/>
+                    </w:rPr>
+                    <m:t>s</m:t>
+                  </m:r>
+                </m:e>
+              </m:d>
+              <m:ctrlPr>
+                <w:rPr>
+                  <w:rFonts w:ascii="Cambria Math" w:hAnsi="Cambria Math"/>
+                  <w:i/>
+                </w:rPr>
+              </m:ctrlPr>
+            </m:den>
+          </m:f>
+        </m:oMath>
+      </m:oMathPara>
+    </w:p>
+    <w:p>
+      <w:pPr>
+        <w:rPr>
+          <w:rFonts w:hint="eastAsia"/>
+        </w:rPr>
+      </w:pPr>
+      <w:r>
+        <w:rPr>
+          <w:rFonts w:hint="eastAsia"/>
+        </w:rPr>
+        <w:lastRenderedPageBreak/>
+        <w:t>其中</w:t>
+      </w:r>
+      <m:oMath>
+        <m:r>
+          <w:rPr>
+            <w:rFonts w:ascii="Cambria Math" w:hAnsi="Cambria Math"/>
+          </w:rPr>
+          <m:t>C</m:t>
+        </m:r>
+        <m:d>
+          <m:dPr>
+            <m:ctrlPr>
+              <w:rPr>
+                <w:rFonts w:ascii="Cambria Math" w:hAnsi="Cambria Math"/>
+                <w:i/>
+              </w:rPr>
+            </m:ctrlPr>
+          </m:dPr>
+          <m:e>
+            <m:r>
+              <w:rPr>
+                <w:rFonts w:ascii="Cambria Math" w:hAnsi="Cambria Math"/>
+              </w:rPr>
+              <m:t>0</m:t>
+            </m:r>
+          </m:e>
+        </m:d>
+        <m:r>
+          <w:rPr>
+            <w:rFonts w:ascii="Cambria Math" w:hAnsi="Cambria Math"/>
+          </w:rPr>
+          <m:t>=1</m:t>
+        </m:r>
+      </m:oMath>
+      <w:r>
+        <w:rPr>
+          <w:rFonts w:hint="eastAsia"/>
+        </w:rPr>
+        <w:t>。在本文中，我们选择</w:t>
+      </w:r>
+      <w:r>
+        <w:rPr>
+          <w:rFonts w:hint="eastAsia"/>
+        </w:rPr>
+        <w:t xml:space="preserve"> </w:t>
+      </w:r>
+      <m:oMath>
+        <m:r>
+          <w:rPr>
+            <w:rFonts w:ascii="Cambria Math" w:hAnsi="Cambria Math" w:hint="eastAsia"/>
+          </w:rPr>
+          <m:t>D</m:t>
+        </m:r>
+        <m:d>
+          <m:dPr>
+            <m:ctrlPr>
+              <w:rPr>
+                <w:rFonts w:ascii="Cambria Math" w:hAnsi="Cambria Math"/>
+                <w:i/>
+              </w:rPr>
+            </m:ctrlPr>
+          </m:dPr>
+          <m:e>
+            <m:r>
+              <w:rPr>
+                <w:rFonts w:ascii="Cambria Math" w:hAnsi="Cambria Math" w:hint="eastAsia"/>
+              </w:rPr>
+              <m:t>s</m:t>
+            </m:r>
+          </m:e>
+        </m:d>
+        <m:r>
+          <w:rPr>
+            <w:rFonts w:ascii="Cambria Math" w:hAnsi="Cambria Math" w:hint="eastAsia"/>
+          </w:rPr>
+          <m:t>=</m:t>
+        </m:r>
+        <m:f>
+          <m:fPr>
+            <m:ctrlPr>
+              <w:rPr>
+                <w:rFonts w:ascii="Cambria Math" w:hAnsi="Cambria Math"/>
+              </w:rPr>
+            </m:ctrlPr>
+          </m:fPr>
+          <m:num>
+            <m:r>
+              <w:rPr>
+                <w:rFonts w:ascii="Cambria Math" w:hAnsi="Cambria Math" w:hint="eastAsia"/>
+              </w:rPr>
+              <m:t>1</m:t>
+            </m:r>
+            <m:ctrlPr>
+              <w:rPr>
+                <w:rFonts w:ascii="Cambria Math" w:hAnsi="Cambria Math"/>
+                <w:i/>
+              </w:rPr>
+            </m:ctrlPr>
+          </m:num>
+          <m:den>
+            <m:r>
+              <w:rPr>
+                <w:rFonts w:ascii="Cambria Math" w:hAnsi="Cambria Math" w:hint="eastAsia"/>
+              </w:rPr>
+              <m:t>s</m:t>
+            </m:r>
+            <m:ctrlPr>
+              <w:rPr>
+                <w:rFonts w:ascii="Cambria Math" w:hAnsi="Cambria Math"/>
+                <w:i/>
+              </w:rPr>
+            </m:ctrlPr>
+          </m:den>
+        </m:f>
+      </m:oMath>
+      <w:r>
+        <w:rPr>
+          <w:rFonts w:hint="eastAsia"/>
+        </w:rPr>
+        <w:t>。我们需要选择控制器，使得</w:t>
+      </w:r>
+    </w:p>
+    <w:p>
+      <w:pPr>
+        <w:rPr>
+          <w:rFonts w:hint="eastAsia"/>
+        </w:rPr>
+      </w:pPr>
+      <m:oMath>
+        <m:r>
+          <w:rPr>
+            <w:rFonts w:ascii="Cambria Math" w:hAnsi="Cambria Math" w:hint="eastAsia"/>
+          </w:rPr>
+          <m:t>L</m:t>
+        </m:r>
+        <m:sSub>
+          <m:sSubPr>
+            <m:ctrlPr>
+              <w:rPr>
+                <w:rFonts w:ascii="Cambria Math" w:hAnsi="Cambria Math"/>
+                <w:i/>
+              </w:rPr>
+            </m:ctrlPr>
+          </m:sSubPr>
+          <m:e>
+            <m:r>
+              <w:rPr>
+                <w:rFonts w:ascii="Cambria Math" w:hAnsi="Cambria Math" w:hint="eastAsia"/>
+              </w:rPr>
+              <m:t>L</m:t>
+            </m:r>
+            <m:ctrlPr>
+              <w:rPr>
+                <w:rFonts w:ascii="Cambria Math" w:hAnsi="Cambria Math" w:hint="eastAsia"/>
+                <w:i/>
+              </w:rPr>
+            </m:ctrlPr>
+          </m:e>
+          <m:sub>
+            <m:r>
+              <w:rPr>
+                <w:rFonts w:ascii="Cambria Math" w:hAnsi="Cambria Math" w:hint="eastAsia"/>
+              </w:rPr>
+              <m:t>1</m:t>
+            </m:r>
+          </m:sub>
+        </m:sSub>
+      </m:oMath>
+      <w:r>
+        <w:rPr>
+          <w:rFonts w:hint="eastAsia"/>
+        </w:rPr>
+        <w:t>范数条件得到满足：</w:t>
+      </w:r>
+      <m:oMath>
+        <m:r>
+          <m:rPr>
+            <m:lit/>
+          </m:rPr>
+          <w:rPr>
+            <w:rFonts w:ascii="Cambria Math" w:hAnsi="Cambria Math" w:hint="eastAsia"/>
+          </w:rPr>
+          <m:t>|</m:t>
+        </m:r>
+        <m:r>
+          <w:rPr>
+            <w:rFonts w:ascii="Cambria Math" w:hAnsi="Cambria Math" w:hint="eastAsia"/>
+          </w:rPr>
+          <m:t>G</m:t>
+        </m:r>
+        <m:d>
+          <m:dPr>
+            <m:ctrlPr>
+              <w:rPr>
+                <w:rFonts w:ascii="Cambria Math" w:hAnsi="Cambria Math"/>
+                <w:i/>
+              </w:rPr>
+            </m:ctrlPr>
+          </m:dPr>
+          <m:e>
+            <m:r>
+              <w:rPr>
+                <w:rFonts w:ascii="Cambria Math" w:hAnsi="Cambria Math" w:hint="eastAsia"/>
+              </w:rPr>
+              <m:t>s</m:t>
+            </m:r>
+          </m:e>
+        </m:d>
+        <m:sSub>
+          <m:sSubPr>
+            <m:ctrlPr>
+              <w:rPr>
+                <w:rFonts w:ascii="Cambria Math" w:hAnsi="Cambria Math"/>
+                <w:i/>
+              </w:rPr>
+            </m:ctrlPr>
+          </m:sSubPr>
+          <m:e>
+            <m:r>
+              <m:rPr>
+                <m:lit/>
+              </m:rPr>
+              <w:rPr>
+                <w:rFonts w:ascii="Cambria Math" w:hAnsi="Cambria Math" w:hint="eastAsia"/>
+              </w:rPr>
+              <m:t>|</m:t>
+            </m:r>
+            <m:ctrlPr>
+              <w:rPr>
+                <w:rFonts w:ascii="Cambria Math" w:hAnsi="Cambria Math" w:hint="eastAsia"/>
+                <w:i/>
+              </w:rPr>
+            </m:ctrlPr>
+          </m:e>
+          <m:sub>
+            <m:r>
+              <w:rPr>
+                <w:rFonts w:ascii="Cambria Math" w:hAnsi="Cambria Math" w:hint="eastAsia"/>
+              </w:rPr>
+              <m:t>\L</m:t>
+            </m:r>
+            <m:sSub>
+              <m:sSubPr>
+                <m:ctrlPr>
+                  <w:rPr>
+                    <w:rFonts w:ascii="Cambria Math" w:hAnsi="Cambria Math"/>
+                    <w:i/>
+                  </w:rPr>
+                </m:ctrlPr>
+              </m:sSubPr>
+              <m:e>
+                <m:r>
+                  <w:rPr>
+                    <w:rFonts w:ascii="Cambria Math" w:hAnsi="Cambria Math" w:hint="eastAsia"/>
+                  </w:rPr>
+                  <m:t>L</m:t>
+                </m:r>
+                <m:ctrlPr>
+                  <w:rPr>
+                    <w:rFonts w:ascii="Cambria Math" w:hAnsi="Cambria Math" w:hint="eastAsia"/>
+                    <w:i/>
+                  </w:rPr>
+                </m:ctrlPr>
+              </m:e>
+              <m:sub>
+                <m:r>
+                  <w:rPr>
+                    <w:rFonts w:ascii="Cambria Math" w:hAnsi="Cambria Math" w:hint="eastAsia"/>
+                  </w:rPr>
+                  <m:t>1</m:t>
+                </m:r>
+              </m:sub>
+            </m:sSub>
+          </m:sub>
+        </m:sSub>
+        <m:r>
+          <w:rPr>
+            <w:rFonts w:ascii="Cambria Math" w:hAnsi="Cambria Math" w:hint="eastAsia"/>
+          </w:rPr>
+          <m:t>L&lt;1</m:t>
+        </m:r>
+      </m:oMath>
+      <w:r>
+        <w:rPr>
+          <w:rFonts w:hint="eastAsia"/>
+        </w:rPr>
+        <w:t>，其中</w:t>
+      </w:r>
+      <w:r>
+        <w:rPr>
+          <w:rFonts w:hint="eastAsia"/>
+        </w:rPr>
+        <w:t xml:space="preserve"> </w:t>
+      </w:r>
+      <m:oMath>
+        <m:r>
+          <w:rPr>
+            <w:rFonts w:ascii="Cambria Math" w:hAnsi="Cambria Math" w:hint="eastAsia"/>
+          </w:rPr>
+          <m:t>G</m:t>
+        </m:r>
+        <m:d>
+          <m:dPr>
+            <m:ctrlPr>
+              <w:rPr>
+                <w:rFonts w:ascii="Cambria Math" w:hAnsi="Cambria Math"/>
+                <w:i/>
+              </w:rPr>
+            </m:ctrlPr>
+          </m:dPr>
+          <m:e>
+            <m:r>
+              <w:rPr>
+                <w:rFonts w:ascii="Cambria Math" w:hAnsi="Cambria Math" w:hint="eastAsia"/>
+              </w:rPr>
+              <m:t>s</m:t>
+            </m:r>
+          </m:e>
+        </m:d>
+        <m:r>
+          <w:rPr>
+            <w:rFonts w:ascii="Cambria Math" w:hAnsi="Cambria Math" w:hint="eastAsia"/>
+          </w:rPr>
+          <m:t>=H</m:t>
+        </m:r>
+        <m:d>
+          <m:dPr>
+            <m:ctrlPr>
+              <w:rPr>
+                <w:rFonts w:ascii="Cambria Math" w:hAnsi="Cambria Math"/>
+                <w:i/>
+              </w:rPr>
+            </m:ctrlPr>
+          </m:dPr>
+          <m:e>
+            <m:r>
+              <w:rPr>
+                <w:rFonts w:ascii="Cambria Math" w:hAnsi="Cambria Math" w:hint="eastAsia"/>
+              </w:rPr>
+              <m:t>s</m:t>
+            </m:r>
+          </m:e>
+        </m:d>
+        <m:d>
+          <m:dPr>
+            <m:ctrlPr>
+              <w:rPr>
+                <w:rFonts w:ascii="Cambria Math" w:hAnsi="Cambria Math"/>
+                <w:i/>
+              </w:rPr>
+            </m:ctrlPr>
+          </m:dPr>
+          <m:e>
+            <m:r>
+              <w:rPr>
+                <w:rFonts w:ascii="Cambria Math" w:hAnsi="Cambria Math" w:hint="eastAsia"/>
+              </w:rPr>
+              <m:t>1</m:t>
+            </m:r>
+            <m:r>
+              <w:rPr>
+                <w:rFonts w:ascii="Cambria Math" w:hAnsi="Cambria Math" w:cs="Cambria Math"/>
+              </w:rPr>
+              <m:t>-</m:t>
+            </m:r>
+            <m:r>
+              <w:rPr>
+                <w:rFonts w:ascii="Cambria Math" w:hAnsi="Cambria Math" w:hint="eastAsia"/>
+              </w:rPr>
+              <m:t>C</m:t>
+            </m:r>
+            <m:d>
+              <m:dPr>
+                <m:ctrlPr>
+                  <w:rPr>
+                    <w:rFonts w:ascii="Cambria Math" w:hAnsi="Cambria Math"/>
+                    <w:i/>
+                  </w:rPr>
+                </m:ctrlPr>
+              </m:dPr>
+              <m:e>
+                <m:r>
+                  <w:rPr>
+                    <w:rFonts w:ascii="Cambria Math" w:hAnsi="Cambria Math" w:hint="eastAsia"/>
+                  </w:rPr>
+                  <m:t>s</m:t>
+                </m:r>
+              </m:e>
+            </m:d>
+          </m:e>
+        </m:d>
+      </m:oMath>
+      <w:r>
+        <w:rPr>
+          <w:rFonts w:hint="eastAsia"/>
+        </w:rPr>
+        <w:t>，</w:t>
+      </w:r>
+      <m:oMath>
+        <m:r>
+          <w:rPr>
+            <w:rFonts w:ascii="Cambria Math" w:hAnsi="Cambria Math" w:hint="eastAsia"/>
+          </w:rPr>
+          <m:t>H</m:t>
+        </m:r>
+        <m:d>
+          <m:dPr>
+            <m:ctrlPr>
+              <w:rPr>
+                <w:rFonts w:ascii="Cambria Math" w:hAnsi="Cambria Math"/>
+                <w:i/>
+              </w:rPr>
+            </m:ctrlPr>
+          </m:dPr>
+          <m:e>
+            <m:r>
+              <w:rPr>
+                <w:rFonts w:ascii="Cambria Math" w:hAnsi="Cambria Math" w:hint="eastAsia"/>
+              </w:rPr>
+              <m:t>s</m:t>
+            </m:r>
+          </m:e>
+        </m:d>
+        <m:r>
+          <w:rPr>
+            <w:rFonts w:ascii="Cambria Math" w:hAnsi="Cambria Math" w:hint="eastAsia"/>
+          </w:rPr>
+          <m:t>=</m:t>
+        </m:r>
+        <m:sSup>
+          <m:sSupPr>
+            <m:ctrlPr>
+              <w:rPr>
+                <w:rFonts w:ascii="Cambria Math" w:hAnsi="Cambria Math"/>
+                <w:i/>
+              </w:rPr>
+            </m:ctrlPr>
+          </m:sSupPr>
+          <m:e>
+            <m:d>
+              <m:dPr>
+                <m:ctrlPr>
+                  <w:rPr>
+                    <w:rFonts w:ascii="Cambria Math" w:hAnsi="Cambria Math"/>
+                    <w:i/>
+                  </w:rPr>
+                </m:ctrlPr>
+              </m:dPr>
+              <m:e>
+                <m:r>
+                  <w:rPr>
+                    <w:rFonts w:ascii="Cambria Math" w:hAnsi="Cambria Math" w:hint="eastAsia"/>
+                  </w:rPr>
+                  <m:t>s\II</m:t>
+                </m:r>
+                <m:r>
+                  <w:rPr>
+                    <w:rFonts w:ascii="Cambria Math" w:hAnsi="Cambria Math" w:cs="Cambria Math"/>
+                  </w:rPr>
+                  <m:t>-</m:t>
+                </m:r>
+                <m:sSub>
+                  <m:sSubPr>
+                    <m:ctrlPr>
+                      <w:rPr>
+                        <w:rFonts w:ascii="Cambria Math" w:hAnsi="Cambria Math"/>
+                        <w:i/>
+                      </w:rPr>
+                    </m:ctrlPr>
+                  </m:sSubPr>
+                  <m:e>
+                    <m:r>
+                      <w:rPr>
+                        <w:rFonts w:ascii="Cambria Math" w:hAnsi="Cambria Math" w:hint="eastAsia"/>
+                      </w:rPr>
+                      <m:t>A</m:t>
+                    </m:r>
+                    <m:ctrlPr>
+                      <w:rPr>
+                        <w:rFonts w:ascii="Cambria Math" w:hAnsi="Cambria Math" w:cs="Cambria Math"/>
+                        <w:i/>
+                      </w:rPr>
+                    </m:ctrlPr>
+                  </m:e>
+                  <m:sub>
+                    <m:r>
+                      <w:rPr>
+                        <w:rFonts w:ascii="Cambria Math" w:hAnsi="Cambria Math" w:hint="eastAsia"/>
+                      </w:rPr>
+                      <m:t>m</m:t>
+                    </m:r>
+                  </m:sub>
+                </m:sSub>
+              </m:e>
+            </m:d>
+          </m:e>
+          <m:sup>
+            <m:r>
+              <w:rPr>
+                <w:rFonts w:ascii="Cambria Math" w:hAnsi="Cambria Math" w:cs="Cambria Math"/>
+              </w:rPr>
+              <m:t>-</m:t>
+            </m:r>
+            <m:r>
+              <w:rPr>
+                <w:rFonts w:ascii="Cambria Math" w:hAnsi="Cambria Math" w:hint="eastAsia"/>
+              </w:rPr>
+              <m:t>1</m:t>
+            </m:r>
+          </m:sup>
+        </m:sSup>
+        <m:sSub>
+          <m:sSubPr>
+            <m:ctrlPr>
+              <w:rPr>
+                <w:rFonts w:ascii="Cambria Math" w:hAnsi="Cambria Math"/>
+                <w:i/>
+              </w:rPr>
+            </m:ctrlPr>
+          </m:sSubPr>
+          <m:e>
+            <m:r>
+              <w:rPr>
+                <w:rFonts w:ascii="Cambria Math" w:hAnsi="Cambria Math" w:hint="eastAsia"/>
+              </w:rPr>
+              <m:t>b</m:t>
+            </m:r>
+            <m:ctrlPr>
+              <w:rPr>
+                <w:rFonts w:ascii="Cambria Math" w:hAnsi="Cambria Math" w:hint="eastAsia"/>
+                <w:i/>
+              </w:rPr>
+            </m:ctrlPr>
+          </m:e>
+          <m:sub>
+            <m:r>
+              <w:rPr>
+                <w:rFonts w:ascii="Cambria Math" w:hAnsi="Cambria Math" w:hint="eastAsia"/>
+              </w:rPr>
+              <m:t>m</m:t>
+            </m:r>
+          </m:sub>
+        </m:sSub>
+      </m:oMath>
+      <w:r>
+        <w:rPr>
+          <w:rFonts w:hint="eastAsia"/>
+        </w:rPr>
+        <w:t>，且</w:t>
+      </w:r>
+      <w:r>
+        <w:rPr>
+          <w:rFonts w:hint="eastAsia"/>
+        </w:rPr>
+        <w:t xml:space="preserve"> </w:t>
+      </w:r>
+      <m:oMath>
+        <m:r>
+          <w:rPr>
+            <w:rFonts w:ascii="Cambria Math" w:hAnsi="Cambria Math" w:hint="eastAsia"/>
+          </w:rPr>
+          <m:t>L=</m:t>
+        </m:r>
+        <m:func>
+          <m:funcPr>
+            <m:ctrlPr>
+              <w:rPr>
+                <w:rFonts w:ascii="Cambria Math" w:hAnsi="Cambria Math"/>
+              </w:rPr>
+            </m:ctrlPr>
+          </m:funcPr>
+          <m:fName>
+            <m:limLow>
+              <m:limLowPr>
+                <m:ctrlPr>
+                  <w:rPr>
+                    <w:rFonts w:ascii="Cambria Math" w:hAnsi="Cambria Math"/>
+                    <w:i/>
+                  </w:rPr>
+                </m:ctrlPr>
+              </m:limLowPr>
+              <m:e>
+                <m:r>
+                  <m:rPr>
+                    <m:sty m:val="p"/>
+                  </m:rPr>
+                  <w:rPr>
+                    <w:rFonts w:ascii="Cambria Math" w:hAnsi="Cambria Math"/>
+                  </w:rPr>
+                  <m:t>max</m:t>
+                </m:r>
+              </m:e>
+              <m:lim>
+                <m:r>
+                  <m:rPr>
+                    <m:sty m:val="p"/>
+                  </m:rPr>
+                  <w:rPr>
+                    <w:rFonts w:ascii="Cambria Math" w:hAnsi="Cambria Math"/>
+                  </w:rPr>
+                  <m:t>θ</m:t>
+                </m:r>
+                <m:r>
+                  <m:rPr>
+                    <m:sty m:val="p"/>
+                  </m:rPr>
+                  <w:rPr>
+                    <w:rFonts w:ascii="Cambria Math" w:hAnsi="Cambria Math" w:hint="eastAsia"/>
+                  </w:rPr>
+                  <m:t>∈Θ</m:t>
+                </m:r>
+                <m:ctrlPr>
+                  <w:rPr>
+                    <w:rFonts w:ascii="Cambria Math" w:hAnsi="Cambria Math"/>
+                  </w:rPr>
+                </m:ctrlPr>
+              </m:lim>
+            </m:limLow>
+            <m:ctrlPr>
+              <w:rPr>
+                <w:rFonts w:ascii="Cambria Math" w:hAnsi="Cambria Math"/>
+                <w:i/>
+              </w:rPr>
+            </m:ctrlPr>
+          </m:fName>
+          <m:e>
+            <m:ctrlPr>
+              <w:rPr>
+                <w:rFonts w:ascii="Cambria Math" w:hAnsi="Cambria Math"/>
+                <w:i/>
+              </w:rPr>
+            </m:ctrlPr>
+          </m:e>
+        </m:func>
+        <m:r>
+          <m:rPr>
+            <m:lit/>
+          </m:rPr>
+          <w:rPr>
+            <w:rFonts w:ascii="Cambria Math" w:hAnsi="Cambria Math" w:hint="eastAsia"/>
+          </w:rPr>
+          <m:t>|</m:t>
+        </m:r>
+        <m:r>
+          <m:rPr>
+            <m:sty m:val="p"/>
+          </m:rPr>
+          <w:rPr>
+            <w:rFonts w:ascii="Cambria Math" w:hAnsi="Cambria Math"/>
+          </w:rPr>
+          <m:t>θ</m:t>
+        </m:r>
+        <m:sSub>
+          <m:sSubPr>
+            <m:ctrlPr>
+              <w:rPr>
+                <w:rFonts w:ascii="Cambria Math" w:hAnsi="Cambria Math"/>
+                <w:i/>
+              </w:rPr>
+            </m:ctrlPr>
+          </m:sSubPr>
+          <m:e>
+            <m:r>
+              <m:rPr>
+                <m:lit/>
+              </m:rPr>
+              <w:rPr>
+                <w:rFonts w:ascii="Cambria Math" w:hAnsi="Cambria Math" w:hint="eastAsia"/>
+              </w:rPr>
+              <m:t>|</m:t>
+            </m:r>
+            <m:ctrlPr>
+              <w:rPr>
+                <w:rFonts w:ascii="Cambria Math" w:hAnsi="Cambria Math" w:hint="eastAsia"/>
+                <w:i/>
+              </w:rPr>
+            </m:ctrlPr>
+          </m:e>
+          <m:sub>
+            <m:r>
+              <w:rPr>
+                <w:rFonts w:ascii="Cambria Math" w:hAnsi="Cambria Math" w:hint="eastAsia"/>
+              </w:rPr>
+              <m:t>1</m:t>
+            </m:r>
+          </m:sub>
+        </m:sSub>
+      </m:oMath>
+      <w:r>
+        <w:rPr>
+          <w:rFonts w:hint="eastAsia"/>
+        </w:rPr>
+        <w:t>。</w:t>
+      </w:r>
+    </w:p>
+    <w:p>
+      <w:r>
+        <w:rPr>
+          <w:rFonts w:hint="eastAsia"/>
+        </w:rPr>
+        <w:t>由于</w:t>
+      </w:r>
+      <m:oMath>
+        <m:r>
+          <m:rPr>
+            <m:sty m:val="p"/>
+          </m:rPr>
+          <w:rPr>
+            <w:rFonts w:ascii="Cambria Math" w:hAnsi="Cambria Math"/>
+          </w:rPr>
+          <m:t>θ</m:t>
+        </m:r>
+      </m:oMath>
+      <w:r>
+        <w:rPr>
+          <w:rFonts w:hint="eastAsia"/>
+        </w:rPr>
+        <w:t xml:space="preserve"> </w:t>
+      </w:r>
+      <w:r>
+        <w:rPr>
+          <w:rFonts w:hint="eastAsia"/>
+        </w:rPr>
+        <w:t>是常数并且</w:t>
+      </w:r>
+      <w:r>
+        <w:rPr>
+          <w:rFonts w:hint="eastAsia"/>
+        </w:rPr>
+        <w:t xml:space="preserve"> </w:t>
+      </w:r>
+      <m:oMath>
+        <m:r>
+          <w:rPr>
+            <w:rFonts w:ascii="Cambria Math" w:hAnsi="Cambria Math" w:hint="eastAsia"/>
+          </w:rPr>
+          <m:t>D</m:t>
+        </m:r>
+        <m:d>
+          <m:dPr>
+            <m:ctrlPr>
+              <w:rPr>
+                <w:rFonts w:ascii="Cambria Math" w:hAnsi="Cambria Math"/>
+                <w:i/>
+              </w:rPr>
+            </m:ctrlPr>
+          </m:dPr>
+          <m:e>
+            <m:r>
+              <w:rPr>
+                <w:rFonts w:ascii="Cambria Math" w:hAnsi="Cambria Math" w:hint="eastAsia"/>
+              </w:rPr>
+              <m:t>s</m:t>
+            </m:r>
+          </m:e>
+        </m:d>
+        <m:r>
+          <w:rPr>
+            <w:rFonts w:ascii="Cambria Math" w:hAnsi="Cambria Math" w:hint="eastAsia"/>
+          </w:rPr>
+          <m:t>=</m:t>
+        </m:r>
+        <m:f>
+          <m:fPr>
+            <m:ctrlPr>
+              <w:rPr>
+                <w:rFonts w:ascii="Cambria Math" w:hAnsi="Cambria Math"/>
+              </w:rPr>
+            </m:ctrlPr>
+          </m:fPr>
+          <m:num>
+            <m:r>
+              <w:rPr>
+                <w:rFonts w:ascii="Cambria Math" w:hAnsi="Cambria Math" w:hint="eastAsia"/>
+              </w:rPr>
+              <m:t>1</m:t>
+            </m:r>
+            <m:ctrlPr>
+              <w:rPr>
+                <w:rFonts w:ascii="Cambria Math" w:hAnsi="Cambria Math"/>
+                <w:i/>
+              </w:rPr>
+            </m:ctrlPr>
+          </m:num>
+          <m:den>
+            <m:r>
+              <w:rPr>
+                <w:rFonts w:ascii="Cambria Math" w:hAnsi="Cambria Math" w:hint="eastAsia"/>
+              </w:rPr>
+              <m:t>s</m:t>
+            </m:r>
+            <m:ctrlPr>
+              <w:rPr>
+                <w:rFonts w:ascii="Cambria Math" w:hAnsi="Cambria Math"/>
+                <w:i/>
+              </w:rPr>
+            </m:ctrlPr>
+          </m:den>
+        </m:f>
+      </m:oMath>
+      <w:r>
+        <w:rPr>
+          <w:rFonts w:hint="eastAsia"/>
+        </w:rPr>
+        <w:t>，</w:t>
+      </w:r>
+      <m:oMath>
+        <m:r>
+          <w:rPr>
+            <w:rFonts w:ascii="Cambria Math" w:hAnsi="Cambria Math" w:hint="eastAsia"/>
+          </w:rPr>
+          <m:t>L</m:t>
+        </m:r>
+        <m:sSub>
+          <m:sSubPr>
+            <m:ctrlPr>
+              <w:rPr>
+                <w:rFonts w:ascii="Cambria Math" w:hAnsi="Cambria Math"/>
+                <w:i/>
+              </w:rPr>
+            </m:ctrlPr>
+          </m:sSubPr>
+          <m:e>
+            <m:r>
+              <w:rPr>
+                <w:rFonts w:ascii="Cambria Math" w:hAnsi="Cambria Math" w:hint="eastAsia"/>
+              </w:rPr>
+              <m:t>L</m:t>
+            </m:r>
+            <m:ctrlPr>
+              <w:rPr>
+                <w:rFonts w:ascii="Cambria Math" w:hAnsi="Cambria Math" w:hint="eastAsia"/>
+                <w:i/>
+              </w:rPr>
+            </m:ctrlPr>
+          </m:e>
+          <m:sub>
+            <m:r>
+              <w:rPr>
+                <w:rFonts w:ascii="Cambria Math" w:hAnsi="Cambria Math" w:hint="eastAsia"/>
+              </w:rPr>
+              <m:t>1</m:t>
+            </m:r>
+          </m:sub>
+        </m:sSub>
+      </m:oMath>
+      <w:r>
+        <w:rPr>
+          <w:rFonts w:hint="eastAsia"/>
+        </w:rPr>
+        <w:t>-</w:t>
+      </w:r>
+      <w:r>
+        <w:rPr>
+          <w:rFonts w:hint="eastAsia"/>
+        </w:rPr>
+        <w:t>范数条件简化为：</w:t>
+      </w:r>
+    </w:p>
+    <w:p>
+      <w:pPr>
+        <w:rPr>
+          <w:rFonts w:hint="eastAsia"/>
+        </w:rPr>
+      </w:pPr>
+      <w:r>
+        <w:rPr>
+          <w:rFonts w:hint="eastAsia"/>
+          <w:noProof/>
+        </w:rPr>
+        <w:drawing>
+          <wp:inline distT="0" distB="0" distL="0" distR="0" wp14:anchorId="3BAA20E5" wp14:editId="4EB458D8">
+            <wp:extent cx="3454400" cy="787400"/>
+            <wp:effectExtent l="0" t="0" r="0" b="0"/>
+            <wp:docPr id="1926529263" name="图片 1" descr="文本&#10;&#10;描述已自动生成"/>
+            <wp:cNvGraphicFramePr>
+              <a:graphicFrameLocks xmlns:a="http://schemas.openxmlformats.org/drawingml/2006/main" noChangeAspect="1"/>
+            </wp:cNvGraphicFramePr>
+            <a:graphic xmlns:a="http://schemas.openxmlformats.org/drawingml/2006/main">
+              <a:graphicData uri="http://schemas.openxmlformats.org/drawingml/2006/picture">
+                <pic:pic xmlns:pic="http://schemas.openxmlformats.org/drawingml/2006/picture">
+                  <pic:nvPicPr>
+                    <pic:cNvPr id="1926529263" name="图片 1" descr="文本&#10;&#10;描述已自动生成"/>
+                    <pic:cNvPicPr/>
+                  </pic:nvPicPr>
+                  <pic:blipFill>
+                    <a:blip r:embed="rId19">
+                      <a:extLst>
+                        <a:ext uri="{28A0092B-C50C-407E-A947-70E740481C1C}">
+                          <a14:useLocalDpi xmlns:a14="http://schemas.microsoft.com/office/drawing/2010/main" val="0"/>
+                        </a:ext>
+                      </a:extLst>
+                    </a:blip>
+                    <a:stretch>
+                      <a:fillRect/>
+                    </a:stretch>
+                  </pic:blipFill>
+                  <pic:spPr>
+                    <a:xfrm>
+                      <a:off x="0" y="0"/>
+                      <a:ext cx="3454400" cy="787400"/>
+                    </a:xfrm>
+                    <a:prstGeom prst="rect">
+                      <a:avLst/>
+                    </a:prstGeom>
+                  </pic:spPr>
+                </pic:pic>
+              </a:graphicData>
+            </a:graphic>
+          </wp:inline>
+        </w:drawing>
+      </w:r>
+    </w:p>
+    <w:p>
+      <w:pPr>
+        <w:rPr>
+          <w:rFonts w:hint="eastAsia"/>
+        </w:rPr>
+      </w:pPr>
+      <w:r>
+        <w:rPr>
+          <w:rFonts w:hint="eastAsia"/>
+        </w:rPr>
+        <w:t>对于所有的</w:t>
+      </w:r>
+      <w:r>
+        <w:rPr>
+          <w:rFonts w:hint="eastAsia"/>
+        </w:rPr>
+        <w:t xml:space="preserve"> </w:t>
+      </w:r>
+      <w:r>
+        <w:rPr>
+          <w:rFonts w:hint="eastAsia"/>
+        </w:rPr>
+        <w:t>θ</w:t>
+      </w:r>
+      <w:r>
+        <w:rPr>
+          <w:rFonts w:hint="eastAsia"/>
+        </w:rPr>
+        <w:t xml:space="preserve"> </w:t>
+      </w:r>
+      <w:r>
+        <w:rPr>
+          <w:rFonts w:hint="eastAsia"/>
+        </w:rPr>
+        <w:t>∈</w:t>
+      </w:r>
+      <w:r>
+        <w:rPr>
+          <w:rFonts w:hint="eastAsia"/>
+        </w:rPr>
+        <w:t xml:space="preserve"> </w:t>
+      </w:r>
+      <w:r>
+        <w:rPr>
+          <w:rFonts w:hint="eastAsia"/>
+        </w:rPr>
+        <w:t>Θ</w:t>
+      </w:r>
+      <w:r>
+        <w:rPr>
+          <w:rFonts w:hint="eastAsia"/>
+        </w:rPr>
+        <w:t xml:space="preserve"> </w:t>
+      </w:r>
+      <w:r>
+        <w:rPr>
+          <w:rFonts w:hint="eastAsia"/>
+        </w:rPr>
+        <w:t>和</w:t>
+      </w:r>
+      <w:r>
+        <w:rPr>
+          <w:rFonts w:hint="eastAsia"/>
+        </w:rPr>
+        <w:t xml:space="preserve"> w </w:t>
+      </w:r>
+      <w:r>
+        <w:rPr>
+          <w:rFonts w:hint="eastAsia"/>
+        </w:rPr>
+        <w:t>∈</w:t>
+      </w:r>
+      <w:r>
+        <w:rPr>
+          <w:rFonts w:hint="eastAsia"/>
+        </w:rPr>
+        <w:t xml:space="preserve"> </w:t>
+      </w:r>
+      <w:r>
+        <w:rPr>
+          <w:rFonts w:hint="eastAsia"/>
+        </w:rPr>
+        <w:t>Ω</w:t>
+      </w:r>
+      <w:r>
+        <w:rPr>
+          <w:rFonts w:hint="eastAsia"/>
+        </w:rPr>
+        <w:t>_0</w:t>
+      </w:r>
+      <w:r>
+        <w:rPr>
+          <w:rFonts w:hint="eastAsia"/>
+        </w:rPr>
+        <w:t>，保证系统是赫尔维茨的。</w:t>
+      </w:r>
+    </w:p>
+    <w:p>
+      <w:pPr>
+        <w:pStyle w:val="3"/>
+      </w:pPr>
+      <w:r>
+        <w:rPr>
+          <w:rFonts w:hint="eastAsia"/>
+        </w:rPr>
+        <w:t>系统变换与不确定性界</w:t>
+      </w:r>
+    </w:p>
+    <w:p>
+      <w:pPr>
+        <w:pStyle w:val="a0"/>
+        <w:ind w:firstLine="480"/>
+        <w:rPr>
+          <w:rFonts w:hint="eastAsia"/>
+        </w:rPr>
+      </w:pPr>
+      <w:r>
+        <w:rPr>
+          <w:rFonts w:hint="eastAsia"/>
+        </w:rPr>
+        <w:t>系统</w:t>
+      </w:r>
+      <w:r>
+        <w:rPr>
+          <w:rFonts w:hint="eastAsia"/>
+        </w:rPr>
+        <w:t xml:space="preserve"> </w:t>
+      </w:r>
+      <w:r>
+        <w:rPr>
+          <w:rFonts w:hint="eastAsia"/>
+        </w:rPr>
+        <w:t>(1)</w:t>
+      </w:r>
+      <w:r>
+        <w:rPr>
+          <w:rFonts w:hint="eastAsia"/>
+        </w:rPr>
+        <w:t xml:space="preserve"> </w:t>
+      </w:r>
+      <w:r>
+        <w:rPr>
+          <w:rFonts w:hint="eastAsia"/>
+        </w:rPr>
+        <w:t>是不确定的，其中系统矩阵</w:t>
+      </w:r>
+      <w:r>
+        <w:rPr>
+          <w:rFonts w:hint="eastAsia"/>
+        </w:rPr>
+        <w:t xml:space="preserve"> </w:t>
+      </w:r>
+      <m:oMath>
+        <m:r>
+          <w:rPr>
+            <w:rFonts w:ascii="Cambria Math" w:hAnsi="Cambria Math" w:hint="eastAsia"/>
+          </w:rPr>
+          <m:t>A</m:t>
+        </m:r>
+        <m:d>
+          <m:dPr>
+            <m:ctrlPr>
+              <w:rPr>
+                <w:rFonts w:ascii="Cambria Math" w:hAnsi="Cambria Math"/>
+                <w:i/>
+              </w:rPr>
+            </m:ctrlPr>
+          </m:dPr>
+          <m:e>
+            <m:r>
+              <w:rPr>
+                <w:rFonts w:ascii="Cambria Math" w:hAnsi="Cambria Math" w:hint="eastAsia"/>
+              </w:rPr>
+              <m:t>V,</m:t>
+            </m:r>
+            <m:sSub>
+              <m:sSubPr>
+                <m:ctrlPr>
+                  <w:rPr>
+                    <w:rFonts w:ascii="Cambria Math" w:hAnsi="Cambria Math"/>
+                    <w:i/>
+                  </w:rPr>
+                </m:ctrlPr>
+              </m:sSubPr>
+              <m:e>
+                <m:r>
+                  <w:rPr>
+                    <w:rFonts w:ascii="Cambria Math" w:hAnsi="Cambria Math" w:hint="eastAsia"/>
+                  </w:rPr>
+                  <m:t>C</m:t>
+                </m:r>
+              </m:e>
+              <m:sub>
+                <m:r>
+                  <w:rPr>
+                    <w:rFonts w:ascii="Cambria Math" w:hAnsi="Cambria Math" w:hint="eastAsia"/>
+                  </w:rPr>
+                  <m:t>f</m:t>
+                </m:r>
+              </m:sub>
+            </m:sSub>
+            <m:r>
+              <w:rPr>
+                <w:rFonts w:ascii="Cambria Math" w:hAnsi="Cambria Math" w:hint="eastAsia"/>
+              </w:rPr>
+              <m:t>,</m:t>
+            </m:r>
+            <m:sSub>
+              <m:sSubPr>
+                <m:ctrlPr>
+                  <w:rPr>
+                    <w:rFonts w:ascii="Cambria Math" w:hAnsi="Cambria Math"/>
+                    <w:i/>
+                  </w:rPr>
+                </m:ctrlPr>
+              </m:sSubPr>
+              <m:e>
+                <m:r>
+                  <w:rPr>
+                    <w:rFonts w:ascii="Cambria Math" w:hAnsi="Cambria Math" w:hint="eastAsia"/>
+                  </w:rPr>
+                  <m:t>C</m:t>
+                </m:r>
+              </m:e>
+              <m:sub>
+                <m:r>
+                  <w:rPr>
+                    <w:rFonts w:ascii="Cambria Math" w:hAnsi="Cambria Math" w:hint="eastAsia"/>
+                  </w:rPr>
+                  <m:t>r</m:t>
+                </m:r>
+              </m:sub>
+            </m:sSub>
+          </m:e>
+        </m:d>
+      </m:oMath>
+      <w:r>
+        <w:rPr>
+          <w:rFonts w:hint="eastAsia"/>
+        </w:rPr>
+        <w:t xml:space="preserve"> </w:t>
+      </w:r>
+      <w:r>
+        <w:rPr>
+          <w:rFonts w:hint="eastAsia"/>
+        </w:rPr>
+        <w:t>和</w:t>
+      </w:r>
+      <w:r>
+        <w:rPr>
+          <w:rFonts w:hint="eastAsia"/>
+        </w:rPr>
+        <w:t xml:space="preserve"> </w:t>
+      </w:r>
+      <m:oMath>
+        <m:r>
+          <w:rPr>
+            <w:rFonts w:ascii="Cambria Math" w:hAnsi="Cambria Math" w:hint="eastAsia"/>
+          </w:rPr>
+          <m:t>b</m:t>
+        </m:r>
+        <m:d>
+          <m:dPr>
+            <m:ctrlPr>
+              <w:rPr>
+                <w:rFonts w:ascii="Cambria Math" w:hAnsi="Cambria Math"/>
+                <w:i/>
+              </w:rPr>
+            </m:ctrlPr>
+          </m:dPr>
+          <m:e>
+            <m:sSub>
+              <m:sSubPr>
+                <m:ctrlPr>
+                  <w:rPr>
+                    <w:rFonts w:ascii="Cambria Math" w:hAnsi="Cambria Math"/>
+                    <w:i/>
+                  </w:rPr>
+                </m:ctrlPr>
+              </m:sSubPr>
+              <m:e>
+                <m:r>
+                  <w:rPr>
+                    <w:rFonts w:ascii="Cambria Math" w:hAnsi="Cambria Math" w:hint="eastAsia"/>
+                  </w:rPr>
+                  <m:t>C</m:t>
+                </m:r>
+              </m:e>
+              <m:sub>
+                <m:r>
+                  <w:rPr>
+                    <w:rFonts w:ascii="Cambria Math" w:hAnsi="Cambria Math" w:hint="eastAsia"/>
+                  </w:rPr>
+                  <m:t>f</m:t>
+                </m:r>
+              </m:sub>
+            </m:sSub>
+          </m:e>
+        </m:d>
+      </m:oMath>
+      <w:r>
+        <w:rPr>
+          <w:rFonts w:hint="eastAsia"/>
+        </w:rPr>
+        <w:t xml:space="preserve"> </w:t>
+      </w:r>
+      <w:r>
+        <w:rPr>
+          <w:rFonts w:hint="eastAsia"/>
+        </w:rPr>
+        <w:t>取决于未知的侧偏刚度</w:t>
+      </w:r>
+      <w:r>
+        <w:rPr>
+          <w:rFonts w:hint="eastAsia"/>
+        </w:rPr>
+        <w:t xml:space="preserve"> </w:t>
+      </w:r>
+      <m:oMath>
+        <m:sSub>
+          <m:sSubPr>
+            <m:ctrlPr>
+              <w:rPr>
+                <w:rFonts w:ascii="Cambria Math" w:hAnsi="Cambria Math"/>
+                <w:i/>
+              </w:rPr>
+            </m:ctrlPr>
+          </m:sSubPr>
+          <m:e>
+            <m:r>
+              <w:rPr>
+                <w:rFonts w:ascii="Cambria Math" w:hAnsi="Cambria Math" w:hint="eastAsia"/>
+              </w:rPr>
+              <m:t>C</m:t>
+            </m:r>
+            <m:ctrlPr>
+              <w:rPr>
+                <w:rFonts w:ascii="Cambria Math" w:hAnsi="Cambria Math" w:hint="eastAsia"/>
+                <w:i/>
+              </w:rPr>
+            </m:ctrlPr>
+          </m:e>
+          <m:sub>
+            <m:r>
+              <w:rPr>
+                <w:rFonts w:ascii="Cambria Math" w:hAnsi="Cambria Math" w:hint="eastAsia"/>
+              </w:rPr>
+              <m:t>f</m:t>
+            </m:r>
+          </m:sub>
+        </m:sSub>
+      </m:oMath>
+      <w:r>
+        <w:rPr>
+          <w:rFonts w:hint="eastAsia"/>
+        </w:rPr>
+        <w:t xml:space="preserve"> </w:t>
+      </w:r>
+      <w:r>
+        <w:rPr>
+          <w:rFonts w:hint="eastAsia"/>
+        </w:rPr>
+        <w:t>和</w:t>
+      </w:r>
+      <m:oMath>
+        <m:sSub>
+          <m:sSubPr>
+            <m:ctrlPr>
+              <w:rPr>
+                <w:rFonts w:ascii="Cambria Math" w:hAnsi="Cambria Math"/>
+                <w:i/>
+              </w:rPr>
+            </m:ctrlPr>
+          </m:sSubPr>
+          <m:e>
+            <m:r>
+              <w:rPr>
+                <w:rFonts w:ascii="Cambria Math" w:hAnsi="Cambria Math" w:hint="eastAsia"/>
+              </w:rPr>
+              <m:t>C</m:t>
+            </m:r>
+          </m:e>
+          <m:sub>
+            <m:r>
+              <w:rPr>
+                <w:rFonts w:ascii="Cambria Math" w:hAnsi="Cambria Math" w:hint="eastAsia"/>
+              </w:rPr>
+              <m:t>r</m:t>
+            </m:r>
+          </m:sub>
+        </m:sSub>
+      </m:oMath>
+      <w:r>
+        <w:rPr>
+          <w:rFonts w:hint="eastAsia"/>
+        </w:rPr>
+        <w:t>，而在</w:t>
+      </w:r>
+      <w:r>
+        <w:rPr>
+          <w:rFonts w:hint="eastAsia"/>
+        </w:rPr>
+        <w:t>(3)</w:t>
+      </w:r>
+      <w:r>
+        <w:rPr>
+          <w:rFonts w:hint="eastAsia"/>
+        </w:rPr>
+        <w:t>中的</w:t>
+      </w:r>
+      <w:r>
+        <w:rPr>
+          <w:rFonts w:hint="eastAsia"/>
+        </w:rPr>
+        <w:t xml:space="preserve"> </w:t>
+      </w:r>
+      <m:oMath>
+        <m:r>
+          <w:rPr>
+            <w:rFonts w:ascii="Cambria Math" w:hAnsi="Cambria Math" w:hint="eastAsia"/>
+          </w:rPr>
+          <m:t>A_m</m:t>
+        </m:r>
+      </m:oMath>
+      <w:r>
+        <w:rPr>
+          <w:rFonts w:hint="eastAsia"/>
+        </w:rPr>
+        <w:t xml:space="preserve"> </w:t>
+      </w:r>
+      <w:r>
+        <w:rPr>
+          <w:rFonts w:hint="eastAsia"/>
+        </w:rPr>
+        <w:t>和</w:t>
+      </w:r>
+      <w:r>
+        <w:rPr>
+          <w:rFonts w:hint="eastAsia"/>
+        </w:rPr>
+        <w:t xml:space="preserve"> </w:t>
+      </w:r>
+      <m:oMath>
+        <m:r>
+          <w:rPr>
+            <w:rFonts w:ascii="Cambria Math" w:hAnsi="Cambria Math" w:hint="eastAsia"/>
+          </w:rPr>
+          <m:t>b_m</m:t>
+        </m:r>
+      </m:oMath>
+      <w:r>
+        <w:rPr>
+          <w:rFonts w:hint="eastAsia"/>
+        </w:rPr>
+        <w:t xml:space="preserve"> </w:t>
+      </w:r>
+      <w:r>
+        <w:rPr>
+          <w:rFonts w:hint="eastAsia"/>
+        </w:rPr>
+        <w:t>是已知的。</w:t>
+      </w:r>
+    </w:p>
+    <w:p>
+      <w:pPr>
+        <w:pStyle w:val="a0"/>
+        <w:ind w:firstLine="480"/>
+        <w:rPr>
+          <w:rFonts w:hint="eastAsia"/>
+        </w:rPr>
+      </w:pPr>
+      <w:r>
+        <w:rPr>
+          <w:rFonts w:hint="eastAsia"/>
+        </w:rPr>
+        <w:t>我们将使用先前分布的均值</w:t>
+      </w:r>
+      <w:r>
+        <w:rPr>
+          <w:rFonts w:hint="eastAsia"/>
+        </w:rPr>
+        <w:t xml:space="preserve"> \hat{C}_f = \hat{q}_{s_*,k}</w:t>
+      </w:r>
+      <w:r>
+        <w:rPr>
+          <w:rFonts w:hint="eastAsia"/>
+        </w:rPr>
+        <w:t>（以及对后侧偏刚度</w:t>
+      </w:r>
+      <w:r>
+        <w:rPr>
+          <w:rFonts w:hint="eastAsia"/>
+        </w:rPr>
+        <w:t xml:space="preserve"> \hat{C}_r=\hat{q}_{s_*,k}'</w:t>
+      </w:r>
+      <w:r>
+        <w:rPr>
+          <w:rFonts w:hint="eastAsia"/>
+        </w:rPr>
+        <w:t>），来构建未受控的标称系统矩阵，即</w:t>
+      </w:r>
+      <w:r>
+        <w:rPr>
+          <w:rFonts w:hint="eastAsia"/>
+        </w:rPr>
+        <w:t xml:space="preserve"> A(V, \hat{C}_f, \hat{C}_r) </w:t>
+      </w:r>
+      <w:r>
+        <w:rPr>
+          <w:rFonts w:hint="eastAsia"/>
+        </w:rPr>
+        <w:t>和</w:t>
+      </w:r>
+      <w:r>
+        <w:rPr>
+          <w:rFonts w:hint="eastAsia"/>
+        </w:rPr>
+        <w:t xml:space="preserve"> b(\hat{C}_f)</w:t>
+      </w:r>
+      <w:r>
+        <w:rPr>
+          <w:rFonts w:hint="eastAsia"/>
+        </w:rPr>
+        <w:t>。</w:t>
+      </w:r>
+    </w:p>
+    <w:p>
+      <w:pPr>
+        <w:pStyle w:val="a0"/>
+        <w:ind w:firstLine="480"/>
+        <w:rPr>
+          <w:rFonts w:hint="eastAsia"/>
+        </w:rPr>
+      </w:pPr>
+      <w:r>
+        <w:rPr>
+          <w:rFonts w:hint="eastAsia"/>
+        </w:rPr>
+        <w:t>考虑控制输入</w:t>
+      </w:r>
+      <w:r>
+        <w:rPr>
+          <w:rFonts w:hint="eastAsia"/>
+        </w:rPr>
+        <w:t xml:space="preserve"> u = u_{m} + u_{ad</w:t>
+      </w:r>
+      <w:r>
+        <w:rPr>
+          <w:rFonts w:hint="eastAsia"/>
+        </w:rPr>
+        <w:t>，其中我们稍后将选择</w:t>
+      </w:r>
+      <w:r>
+        <w:rPr>
+          <w:rFonts w:hint="eastAsia"/>
+        </w:rPr>
+        <w:t xml:space="preserve"> u_{m} \</w:t>
+      </w:r>
+      <w:proofErr w:type="spellStart"/>
+      <w:r>
+        <w:rPr>
+          <w:rFonts w:hint="eastAsia"/>
+        </w:rPr>
+        <w:t>triangleq</w:t>
+      </w:r>
+      <w:proofErr w:type="spellEnd"/>
+      <w:r>
+        <w:rPr>
+          <w:rFonts w:hint="eastAsia"/>
+        </w:rPr>
+        <w:t xml:space="preserve"> -</w:t>
+      </w:r>
+      <w:proofErr w:type="spellStart"/>
+      <w:r>
+        <w:rPr>
+          <w:rFonts w:hint="eastAsia"/>
+        </w:rPr>
+        <w:t>k_m</w:t>
+      </w:r>
+      <w:proofErr w:type="spellEnd"/>
+      <w:r>
+        <w:rPr>
+          <w:rFonts w:hint="eastAsia"/>
+        </w:rPr>
+        <w:t xml:space="preserve"> x </w:t>
+      </w:r>
+      <w:r>
+        <w:rPr>
+          <w:rFonts w:hint="eastAsia"/>
+        </w:rPr>
+        <w:t>使得</w:t>
+      </w:r>
+      <w:r>
+        <w:rPr>
+          <w:rFonts w:hint="eastAsia"/>
+        </w:rPr>
+        <w:t xml:space="preserve"> </w:t>
+      </w:r>
+      <w:proofErr w:type="spellStart"/>
+      <w:r>
+        <w:rPr>
+          <w:rFonts w:hint="eastAsia"/>
+        </w:rPr>
+        <w:t>A_m</w:t>
+      </w:r>
+      <w:proofErr w:type="spellEnd"/>
+      <w:r>
+        <w:rPr>
+          <w:rFonts w:hint="eastAsia"/>
+        </w:rPr>
+        <w:t xml:space="preserve">(V) = A(V, \hat{C}_f, \hat{C}_r) - </w:t>
+      </w:r>
+      <w:proofErr w:type="spellStart"/>
+      <w:r>
+        <w:rPr>
+          <w:rFonts w:hint="eastAsia"/>
+        </w:rPr>
+        <w:t>b_m</w:t>
+      </w:r>
+      <w:proofErr w:type="spellEnd"/>
+      <w:r>
+        <w:rPr>
+          <w:rFonts w:hint="eastAsia"/>
+        </w:rPr>
+        <w:t xml:space="preserve"> </w:t>
+      </w:r>
+      <w:proofErr w:type="spellStart"/>
+      <w:r>
+        <w:rPr>
+          <w:rFonts w:hint="eastAsia"/>
+        </w:rPr>
+        <w:t>k_m</w:t>
+      </w:r>
+      <w:proofErr w:type="spellEnd"/>
+      <w:r>
+        <w:rPr>
+          <w:rFonts w:hint="eastAsia"/>
+        </w:rPr>
+        <w:t xml:space="preserve"> </w:t>
+      </w:r>
+      <w:r>
+        <w:rPr>
+          <w:rFonts w:hint="eastAsia"/>
+        </w:rPr>
+        <w:t>成为赫尔维茨，且</w:t>
+      </w:r>
+      <w:r>
+        <w:rPr>
+          <w:rFonts w:hint="eastAsia"/>
+        </w:rPr>
+        <w:t xml:space="preserve"> </w:t>
+      </w:r>
+      <w:proofErr w:type="spellStart"/>
+      <w:r>
+        <w:rPr>
+          <w:rFonts w:hint="eastAsia"/>
+        </w:rPr>
+        <w:t>b_m</w:t>
+      </w:r>
+      <w:proofErr w:type="spellEnd"/>
+      <w:r>
+        <w:rPr>
+          <w:rFonts w:hint="eastAsia"/>
+        </w:rPr>
+        <w:t xml:space="preserve"> \</w:t>
+      </w:r>
+      <w:proofErr w:type="spellStart"/>
+      <w:r>
+        <w:rPr>
+          <w:rFonts w:hint="eastAsia"/>
+        </w:rPr>
+        <w:t>triangleq</w:t>
+      </w:r>
+      <w:proofErr w:type="spellEnd"/>
+      <w:r>
+        <w:rPr>
+          <w:rFonts w:hint="eastAsia"/>
+        </w:rPr>
+        <w:t xml:space="preserve"> b(\hat{C}_f)</w:t>
+      </w:r>
+      <w:r>
+        <w:rPr>
+          <w:rFonts w:hint="eastAsia"/>
+        </w:rPr>
+        <w:t>。</w:t>
+      </w:r>
+    </w:p>
+    <w:p>
+      <w:pPr>
+        <w:pStyle w:val="a0"/>
+        <w:ind w:firstLine="480"/>
+        <w:rPr>
+          <w:rFonts w:hint="eastAsia"/>
+        </w:rPr>
+      </w:pPr>
+      <w:r>
+        <w:rPr>
+          <w:rFonts w:hint="eastAsia"/>
+        </w:rPr>
+        <w:t>然后，系统</w:t>
+      </w:r>
+      <w:r>
+        <w:rPr>
+          <w:rFonts w:hint="eastAsia"/>
+        </w:rPr>
+        <w:t xml:space="preserve"> </w:t>
+      </w:r>
+      <w:proofErr w:type="spellStart"/>
+      <w:r>
+        <w:rPr>
+          <w:rFonts w:hint="eastAsia"/>
+        </w:rPr>
+        <w:t>eqref</w:t>
+      </w:r>
+      <w:proofErr w:type="spellEnd"/>
+      <w:r>
+        <w:rPr>
+          <w:rFonts w:hint="eastAsia"/>
+        </w:rPr>
+        <w:t>{</w:t>
+      </w:r>
+      <w:proofErr w:type="spellStart"/>
+      <w:r>
+        <w:rPr>
+          <w:rFonts w:hint="eastAsia"/>
+        </w:rPr>
+        <w:t>eq:dynamic</w:t>
+      </w:r>
+      <w:proofErr w:type="spellEnd"/>
+      <w:r>
+        <w:rPr>
+          <w:rFonts w:hint="eastAsia"/>
+        </w:rPr>
+        <w:t xml:space="preserve">} </w:t>
+      </w:r>
+      <w:r>
+        <w:rPr>
+          <w:rFonts w:hint="eastAsia"/>
+        </w:rPr>
+        <w:t>成为了</w:t>
+      </w:r>
+      <w:r>
+        <w:rPr>
+          <w:rFonts w:hint="eastAsia"/>
+        </w:rPr>
+        <w:t xml:space="preserve"> LL_1 </w:t>
+      </w:r>
+      <w:r>
+        <w:rPr>
+          <w:rFonts w:hint="eastAsia"/>
+        </w:rPr>
+        <w:t>自适应控制器的标称系统</w:t>
+      </w:r>
+      <w:r>
+        <w:rPr>
+          <w:rFonts w:hint="eastAsia"/>
+        </w:rPr>
+        <w:t xml:space="preserve"> </w:t>
+      </w:r>
+      <w:proofErr w:type="spellStart"/>
+      <w:r>
+        <w:rPr>
+          <w:rFonts w:hint="eastAsia"/>
+        </w:rPr>
+        <w:t>eqref</w:t>
+      </w:r>
+      <w:proofErr w:type="spellEnd"/>
+      <w:r>
+        <w:rPr>
+          <w:rFonts w:hint="eastAsia"/>
+        </w:rPr>
+        <w:t>{eq:l1dynamic}</w:t>
+      </w:r>
+      <w:r>
+        <w:rPr>
+          <w:rFonts w:hint="eastAsia"/>
+        </w:rPr>
+        <w:t>，其中以下关系近似于不确定性：</w:t>
+      </w:r>
+    </w:p>
+    <w:p>
+      <w:pPr>
         <w:pStyle w:val="1"/>
       </w:pPr>
       <w:r>
@@ -17985,15 +20906,15 @@
     </w:p>
     <w:p>
       <w:r>
-        <w:t>[5] L.</w:t>
+        <w:t xml:space="preserve">[5] L. </w:t>
       </w:r>
       <w:proofErr w:type="spellStart"/>
       <w:r>
-        <w:t xml:space="preserve"> Be</w:t>
+        <w:t>Bertoni</w:t>
       </w:r>
       <w:proofErr w:type="spellEnd"/>
       <w:r>
-        <w:t xml:space="preserve">rtoni, J. </w:t>
+        <w:t xml:space="preserve">, J. </w:t>
       </w:r>
       <w:proofErr w:type="spellStart"/>
       <w:r>
@@ -23140,7 +26061,7 @@
                     <pic:cNvPicPr/>
                   </pic:nvPicPr>
                   <pic:blipFill>
-                    <a:blip r:embed="rId19">
+                    <a:blip r:embed="rId20">
                       <a:extLst>
                         <a:ext uri="{28A0092B-C50C-407E-A947-70E740481C1C}">
                           <a14:useLocalDpi xmlns:a14="http://schemas.microsoft.com/office/drawing/2010/main" val="0"/>
@@ -23836,7 +26757,7 @@
                     <pic:cNvPicPr/>
                   </pic:nvPicPr>
                   <pic:blipFill>
-                    <a:blip r:embed="rId20">
+                    <a:blip r:embed="rId21">
                       <a:extLst>
                         <a:ext uri="{28A0092B-C50C-407E-A947-70E740481C1C}">
                           <a14:useLocalDpi xmlns:a14="http://schemas.microsoft.com/office/drawing/2010/main" val="0"/>
@@ -24105,7 +27026,7 @@
                     <pic:cNvPicPr/>
                   </pic:nvPicPr>
                   <pic:blipFill>
-                    <a:blip r:embed="rId21">
+                    <a:blip r:embed="rId22">
                       <a:extLst>
                         <a:ext uri="{28A0092B-C50C-407E-A947-70E740481C1C}">
                           <a14:useLocalDpi xmlns:a14="http://schemas.microsoft.com/office/drawing/2010/main" val="0"/>
@@ -26487,7 +29408,7 @@
                     <pic:cNvPicPr/>
                   </pic:nvPicPr>
                   <pic:blipFill>
-                    <a:blip r:embed="rId22">
+                    <a:blip r:embed="rId23">
                       <a:extLst>
                         <a:ext uri="{28A0092B-C50C-407E-A947-70E740481C1C}">
                           <a14:useLocalDpi xmlns:a14="http://schemas.microsoft.com/office/drawing/2010/main" val="0"/>
@@ -26670,7 +29591,7 @@
                     <pic:cNvPicPr/>
                   </pic:nvPicPr>
                   <pic:blipFill>
-                    <a:blip r:embed="rId23">
+                    <a:blip r:embed="rId24">
                       <a:extLst>
                         <a:ext uri="{28A0092B-C50C-407E-A947-70E740481C1C}">
                           <a14:useLocalDpi xmlns:a14="http://schemas.microsoft.com/office/drawing/2010/main" val="0"/>
@@ -27823,7 +30744,7 @@
                     <pic:cNvPicPr/>
                   </pic:nvPicPr>
                   <pic:blipFill>
-                    <a:blip r:embed="rId24">
+                    <a:blip r:embed="rId25">
                       <a:extLst>
                         <a:ext uri="{28A0092B-C50C-407E-A947-70E740481C1C}">
                           <a14:useLocalDpi xmlns:a14="http://schemas.microsoft.com/office/drawing/2010/main" val="0"/>
@@ -27867,9 +30788,9 @@
       </w:r>
     </w:p>
     <w:sectPr>
-      <w:headerReference w:type="even" r:id="rId25"/>
-      <w:headerReference w:type="default" r:id="rId26"/>
-      <w:headerReference w:type="first" r:id="rId27"/>
+      <w:headerReference w:type="even" r:id="rId26"/>
+      <w:headerReference w:type="default" r:id="rId27"/>
+      <w:headerReference w:type="first" r:id="rId28"/>
       <w:type w:val="continuous"/>
       <w:pgSz w:w="11905" w:h="16837"/>
       <w:pgMar w:top="1474" w:right="1134" w:bottom="1474" w:left="1134" w:header="964" w:footer="964" w:gutter="0"/>
